--- a/皮秒偏离表-自动生成-20261027.docx
+++ b/皮秒偏离表-自动生成-20261027.docx
@@ -829,7 +829,7 @@
                 <w:b w:val="0"/>
                 <w:sz w:val="21"/>
               </w:rPr>
-              <w:t>【待人工确认】响应内容需人工填写具体数值</w:t>
+              <w:t>脉冲脉宽：≤248ps（优于招标要求，详见证明资料）</w:t>
             </w:r>
           </w:p>
         </w:tc>

--- a/皮秒偏离表-自动生成-20261027.docx
+++ b/皮秒偏离表-自动生成-20261027.docx
@@ -70,11 +70,11 @@
         <w:tblLook w:firstColumn="1" w:firstRow="1" w:lastColumn="0" w:lastRow="0" w:noHBand="0" w:noVBand="1" w:val="04A0"/>
       </w:tblPr>
       <w:tblGrid>
-        <w:gridCol w:w="680"/>
-        <w:gridCol w:w="3402"/>
-        <w:gridCol w:w="3402"/>
-        <w:gridCol w:w="1247"/>
-        <w:gridCol w:w="1928"/>
+        <w:gridCol w:w="624"/>
+        <w:gridCol w:w="3175"/>
+        <w:gridCol w:w="2948"/>
+        <w:gridCol w:w="1077"/>
+        <w:gridCol w:w="2381"/>
       </w:tblGrid>
       <w:tr>
         <w:tc>
@@ -240,7 +240,9 @@
                 <w:b w:val="0"/>
                 <w:sz w:val="21"/>
               </w:rPr>
-              <w:t>见产品技术要求/说明书</w:t>
+              <w:t>注册证 国械注准20243091854 第1页「注册人名称/生产地址」；</w:t>
+              <w:br/>
+              <w:t>营业执照 《伟思-营业执照（好乐章医美）》</w:t>
             </w:r>
           </w:p>
         </w:tc>
@@ -318,7 +320,11 @@
                 <w:b w:val="0"/>
                 <w:sz w:val="21"/>
               </w:rPr>
-              <w:t>见产品技术要求/说明书</w:t>
+              <w:t>注册证 国械注准20243091854 第1页「适用范围」；</w:t>
+              <w:br/>
+              <w:t>技术白皮书 第1页 前言；</w:t>
+              <w:br/>
+              <w:t>【缺证】上列资料不能完全覆盖本条要求，须补充后再引用</w:t>
             </w:r>
           </w:p>
         </w:tc>
@@ -365,7 +371,1505 @@
                 <w:b w:val="0"/>
                 <w:sz w:val="21"/>
               </w:rPr>
-              <w:t>【待人工确认】白皮书未披露手具数量——需查检测报告后填写</w:t>
+              <w:t>操作手柄：≥3个</w:t>
+            </w:r>
+          </w:p>
+        </w:tc>
+        <w:tc>
+          <w:tcPr>
+            <w:tcW w:type="dxa" w:w="1728"/>
+          </w:tcPr>
+          <w:p>
+            <w:r>
+              <w:rPr>
+                <w:rFonts w:ascii="Times New Roman" w:hAnsi="Times New Roman" w:eastAsia="宋体"/>
+                <w:b w:val="0"/>
+                <w:sz w:val="21"/>
+              </w:rPr>
+              <w:t>响应</w:t>
+            </w:r>
+          </w:p>
+        </w:tc>
+        <w:tc>
+          <w:tcPr>
+            <w:tcW w:type="dxa" w:w="1728"/>
+          </w:tcPr>
+          <w:p>
+            <w:r>
+              <w:rPr>
+                <w:rFonts w:ascii="Times New Roman" w:hAnsi="Times New Roman" w:eastAsia="宋体"/>
+                <w:b w:val="0"/>
+                <w:sz w:val="21"/>
+              </w:rPr>
+              <w:t>配置清单 PicoV L280 配置01 序号4「治疗手柄 3个」；</w:t>
+              <w:br/>
+              <w:t>技术白皮书 第1页 第11条</w:t>
+            </w:r>
+          </w:p>
+        </w:tc>
+      </w:tr>
+      <w:tr>
+        <w:tc>
+          <w:tcPr>
+            <w:tcW w:type="dxa" w:w="1728"/>
+          </w:tcPr>
+          <w:p>
+            <w:r>
+              <w:rPr>
+                <w:rFonts w:ascii="Times New Roman" w:hAnsi="Times New Roman" w:eastAsia="宋体"/>
+                <w:b w:val="0"/>
+                <w:sz w:val="21"/>
+              </w:rPr>
+              <w:t>4</w:t>
+            </w:r>
+          </w:p>
+        </w:tc>
+        <w:tc>
+          <w:tcPr>
+            <w:tcW w:type="dxa" w:w="1728"/>
+          </w:tcPr>
+          <w:p>
+            <w:r>
+              <w:rPr>
+                <w:rFonts w:ascii="Times New Roman" w:hAnsi="Times New Roman" w:eastAsia="宋体"/>
+                <w:b w:val="0"/>
+                <w:sz w:val="21"/>
+              </w:rPr>
+              <w:t>激光工作物质:掺钕钇铝石榴石激光器(Nd:YAG激光器)</w:t>
+            </w:r>
+          </w:p>
+        </w:tc>
+        <w:tc>
+          <w:tcPr>
+            <w:tcW w:type="dxa" w:w="1728"/>
+          </w:tcPr>
+          <w:p>
+            <w:r>
+              <w:rPr>
+                <w:rFonts w:ascii="Times New Roman" w:hAnsi="Times New Roman" w:eastAsia="宋体"/>
+                <w:b w:val="0"/>
+                <w:sz w:val="21"/>
+              </w:rPr>
+              <w:t>激光工作物质：Nd:YAG掺钕钇铝石榴石</w:t>
+            </w:r>
+          </w:p>
+        </w:tc>
+        <w:tc>
+          <w:tcPr>
+            <w:tcW w:type="dxa" w:w="1728"/>
+          </w:tcPr>
+          <w:p>
+            <w:r>
+              <w:rPr>
+                <w:rFonts w:ascii="Times New Roman" w:hAnsi="Times New Roman" w:eastAsia="宋体"/>
+                <w:b w:val="0"/>
+                <w:sz w:val="21"/>
+              </w:rPr>
+              <w:t>响应</w:t>
+            </w:r>
+          </w:p>
+        </w:tc>
+        <w:tc>
+          <w:tcPr>
+            <w:tcW w:type="dxa" w:w="1728"/>
+          </w:tcPr>
+          <w:p>
+            <w:r>
+              <w:rPr>
+                <w:rFonts w:ascii="Times New Roman" w:hAnsi="Times New Roman" w:eastAsia="宋体"/>
+                <w:b w:val="0"/>
+                <w:sz w:val="21"/>
+              </w:rPr>
+              <w:t>技术白皮书 第1页 第1条；</w:t>
+              <w:br/>
+              <w:t>使用说明书 第6页 2.2 工作原理及作用机理</w:t>
+            </w:r>
+          </w:p>
+        </w:tc>
+      </w:tr>
+      <w:tr>
+        <w:tc>
+          <w:tcPr>
+            <w:tcW w:type="dxa" w:w="1728"/>
+          </w:tcPr>
+          <w:p>
+            <w:r>
+              <w:rPr>
+                <w:rFonts w:ascii="Times New Roman" w:hAnsi="Times New Roman" w:eastAsia="宋体"/>
+                <w:b w:val="0"/>
+                <w:sz w:val="21"/>
+              </w:rPr>
+              <w:t>5</w:t>
+            </w:r>
+          </w:p>
+        </w:tc>
+        <w:tc>
+          <w:tcPr>
+            <w:tcW w:type="dxa" w:w="1728"/>
+          </w:tcPr>
+          <w:p>
+            <w:r>
+              <w:rPr>
+                <w:rFonts w:ascii="Times New Roman" w:hAnsi="Times New Roman" w:eastAsia="宋体"/>
+                <w:b w:val="0"/>
+                <w:sz w:val="21"/>
+              </w:rPr>
+              <w:t>激光波长：具有532nm或1064nm波长，允差±5nm</w:t>
+            </w:r>
+          </w:p>
+        </w:tc>
+        <w:tc>
+          <w:tcPr>
+            <w:tcW w:type="dxa" w:w="1728"/>
+          </w:tcPr>
+          <w:p>
+            <w:r>
+              <w:rPr>
+                <w:rFonts w:ascii="Times New Roman" w:hAnsi="Times New Roman" w:eastAsia="宋体"/>
+                <w:b w:val="0"/>
+                <w:sz w:val="21"/>
+              </w:rPr>
+              <w:t>激光波长：532和1064nm 双波长，允差±5nm</w:t>
+            </w:r>
+          </w:p>
+        </w:tc>
+        <w:tc>
+          <w:tcPr>
+            <w:tcW w:type="dxa" w:w="1728"/>
+          </w:tcPr>
+          <w:p>
+            <w:r>
+              <w:rPr>
+                <w:rFonts w:ascii="Times New Roman" w:hAnsi="Times New Roman" w:eastAsia="宋体"/>
+                <w:b w:val="0"/>
+                <w:sz w:val="21"/>
+              </w:rPr>
+              <w:t>响应</w:t>
+            </w:r>
+          </w:p>
+        </w:tc>
+        <w:tc>
+          <w:tcPr>
+            <w:tcW w:type="dxa" w:w="1728"/>
+          </w:tcPr>
+          <w:p>
+            <w:r>
+              <w:rPr>
+                <w:rFonts w:ascii="Times New Roman" w:hAnsi="Times New Roman" w:eastAsia="宋体"/>
+                <w:b w:val="0"/>
+                <w:sz w:val="21"/>
+              </w:rPr>
+              <w:t>检验报告 2024-GL-0320 第3页 序号1（条款2.1）；</w:t>
+              <w:br/>
+              <w:t>使用说明书 第13页 3.2.1</w:t>
+            </w:r>
+          </w:p>
+        </w:tc>
+      </w:tr>
+      <w:tr>
+        <w:tc>
+          <w:tcPr>
+            <w:tcW w:type="dxa" w:w="1728"/>
+          </w:tcPr>
+          <w:p>
+            <w:r>
+              <w:rPr>
+                <w:rFonts w:ascii="Times New Roman" w:hAnsi="Times New Roman" w:eastAsia="宋体"/>
+                <w:b w:val="0"/>
+                <w:sz w:val="21"/>
+              </w:rPr>
+              <w:t>6</w:t>
+            </w:r>
+          </w:p>
+        </w:tc>
+        <w:tc>
+          <w:tcPr>
+            <w:tcW w:type="dxa" w:w="1728"/>
+          </w:tcPr>
+          <w:p>
+            <w:r>
+              <w:rPr>
+                <w:rFonts w:ascii="Times New Roman" w:hAnsi="Times New Roman" w:eastAsia="宋体"/>
+                <w:b w:val="0"/>
+                <w:sz w:val="21"/>
+              </w:rPr>
+              <w:t>重复频率：1-10Hz，步进1Hz</w:t>
+            </w:r>
+          </w:p>
+        </w:tc>
+        <w:tc>
+          <w:tcPr>
+            <w:tcW w:type="dxa" w:w="1728"/>
+          </w:tcPr>
+          <w:p>
+            <w:r>
+              <w:rPr>
+                <w:rFonts w:ascii="Times New Roman" w:hAnsi="Times New Roman" w:eastAsia="宋体"/>
+                <w:b w:val="0"/>
+                <w:sz w:val="21"/>
+              </w:rPr>
+              <w:t>重复频率：1~10Hz</w:t>
+            </w:r>
+          </w:p>
+        </w:tc>
+        <w:tc>
+          <w:tcPr>
+            <w:tcW w:type="dxa" w:w="1728"/>
+          </w:tcPr>
+          <w:p>
+            <w:r>
+              <w:rPr>
+                <w:rFonts w:ascii="Times New Roman" w:hAnsi="Times New Roman" w:eastAsia="宋体"/>
+                <w:b w:val="0"/>
+                <w:sz w:val="21"/>
+              </w:rPr>
+              <w:t>响应</w:t>
+            </w:r>
+          </w:p>
+        </w:tc>
+        <w:tc>
+          <w:tcPr>
+            <w:tcW w:type="dxa" w:w="1728"/>
+          </w:tcPr>
+          <w:p>
+            <w:r>
+              <w:rPr>
+                <w:rFonts w:ascii="Times New Roman" w:hAnsi="Times New Roman" w:eastAsia="宋体"/>
+                <w:b w:val="0"/>
+                <w:sz w:val="21"/>
+              </w:rPr>
+              <w:t>检验报告 2024-GL-0320 第4页 序号10（条款2.10.2）；</w:t>
+              <w:br/>
+              <w:t>使用说明书 第14页 3.2.6.2</w:t>
+            </w:r>
+          </w:p>
+        </w:tc>
+      </w:tr>
+      <w:tr>
+        <w:tc>
+          <w:tcPr>
+            <w:tcW w:type="dxa" w:w="1728"/>
+          </w:tcPr>
+          <w:p>
+            <w:r>
+              <w:rPr>
+                <w:rFonts w:ascii="Times New Roman" w:hAnsi="Times New Roman" w:eastAsia="宋体"/>
+                <w:b w:val="0"/>
+                <w:sz w:val="21"/>
+              </w:rPr>
+              <w:t>7</w:t>
+            </w:r>
+          </w:p>
+        </w:tc>
+        <w:tc>
+          <w:tcPr>
+            <w:tcW w:type="dxa" w:w="1728"/>
+          </w:tcPr>
+          <w:p>
+            <w:r>
+              <w:rPr>
+                <w:rFonts w:ascii="Times New Roman" w:hAnsi="Times New Roman" w:eastAsia="宋体"/>
+                <w:b w:val="0"/>
+                <w:sz w:val="21"/>
+              </w:rPr>
+              <w:t>光斑直径可调：2-10mm，误差≤0.2mm</w:t>
+            </w:r>
+          </w:p>
+        </w:tc>
+        <w:tc>
+          <w:tcPr>
+            <w:tcW w:type="dxa" w:w="1728"/>
+          </w:tcPr>
+          <w:p>
+            <w:r>
+              <w:rPr>
+                <w:rFonts w:ascii="Times New Roman" w:hAnsi="Times New Roman" w:eastAsia="宋体"/>
+                <w:b w:val="0"/>
+                <w:sz w:val="21"/>
+              </w:rPr>
+              <w:t>光斑直径：2~10mm</w:t>
+            </w:r>
+          </w:p>
+        </w:tc>
+        <w:tc>
+          <w:tcPr>
+            <w:tcW w:type="dxa" w:w="1728"/>
+          </w:tcPr>
+          <w:p>
+            <w:r>
+              <w:rPr>
+                <w:rFonts w:ascii="Times New Roman" w:hAnsi="Times New Roman" w:eastAsia="宋体"/>
+                <w:b w:val="0"/>
+                <w:sz w:val="21"/>
+              </w:rPr>
+              <w:t>响应</w:t>
+            </w:r>
+          </w:p>
+        </w:tc>
+        <w:tc>
+          <w:tcPr>
+            <w:tcW w:type="dxa" w:w="1728"/>
+          </w:tcPr>
+          <w:p>
+            <w:r>
+              <w:rPr>
+                <w:rFonts w:ascii="Times New Roman" w:hAnsi="Times New Roman" w:eastAsia="宋体"/>
+                <w:b w:val="0"/>
+                <w:sz w:val="21"/>
+              </w:rPr>
+              <w:t>检验报告 2024-GL-0320 第4页 序号11（条款2.11）；</w:t>
+              <w:br/>
+              <w:t>技术白皮书 第1页 第6条</w:t>
+            </w:r>
+          </w:p>
+        </w:tc>
+      </w:tr>
+      <w:tr>
+        <w:tc>
+          <w:tcPr>
+            <w:tcW w:type="dxa" w:w="1728"/>
+          </w:tcPr>
+          <w:p>
+            <w:r>
+              <w:rPr>
+                <w:rFonts w:ascii="Times New Roman" w:hAnsi="Times New Roman" w:eastAsia="宋体"/>
+                <w:b w:val="0"/>
+                <w:sz w:val="21"/>
+              </w:rPr>
+              <w:t>8</w:t>
+            </w:r>
+          </w:p>
+        </w:tc>
+        <w:tc>
+          <w:tcPr>
+            <w:tcW w:type="dxa" w:w="1728"/>
+          </w:tcPr>
+          <w:p>
+            <w:r>
+              <w:rPr>
+                <w:rFonts w:ascii="Times New Roman" w:hAnsi="Times New Roman" w:eastAsia="宋体"/>
+                <w:b w:val="0"/>
+                <w:sz w:val="21"/>
+              </w:rPr>
+              <w:t>峰值功率≧1.7GW（第三方检测报告）</w:t>
+            </w:r>
+          </w:p>
+        </w:tc>
+        <w:tc>
+          <w:tcPr>
+            <w:tcW w:type="dxa" w:w="1728"/>
+          </w:tcPr>
+          <w:p>
+            <w:r>
+              <w:rPr>
+                <w:rFonts w:ascii="Times New Roman" w:hAnsi="Times New Roman" w:eastAsia="宋体"/>
+                <w:b w:val="0"/>
+                <w:sz w:val="21"/>
+              </w:rPr>
+              <w:t>峰值功率：2.0GW（优于招标要求，详见证明资料）</w:t>
+            </w:r>
+          </w:p>
+        </w:tc>
+        <w:tc>
+          <w:tcPr>
+            <w:tcW w:type="dxa" w:w="1728"/>
+          </w:tcPr>
+          <w:p>
+            <w:r>
+              <w:rPr>
+                <w:rFonts w:ascii="Times New Roman" w:hAnsi="Times New Roman" w:eastAsia="宋体"/>
+                <w:b/>
+                <w:color w:val="007030"/>
+                <w:sz w:val="21"/>
+              </w:rPr>
+              <w:t>正偏离</w:t>
+            </w:r>
+          </w:p>
+        </w:tc>
+        <w:tc>
+          <w:tcPr>
+            <w:tcW w:type="dxa" w:w="1728"/>
+          </w:tcPr>
+          <w:p>
+            <w:r>
+              <w:rPr>
+                <w:rFonts w:ascii="Times New Roman" w:hAnsi="Times New Roman" w:eastAsia="宋体"/>
+                <w:b w:val="0"/>
+                <w:sz w:val="21"/>
+              </w:rPr>
+              <w:t>检验报告 2024-GL-0320 第4页 序号7（条款2.7）；</w:t>
+              <w:br/>
+              <w:t>使用说明书 第14页 3.2.5</w:t>
+            </w:r>
+          </w:p>
+        </w:tc>
+      </w:tr>
+      <w:tr>
+        <w:tc>
+          <w:tcPr>
+            <w:tcW w:type="dxa" w:w="1728"/>
+          </w:tcPr>
+          <w:p>
+            <w:r>
+              <w:rPr>
+                <w:rFonts w:ascii="Times New Roman" w:hAnsi="Times New Roman" w:eastAsia="宋体"/>
+                <w:b w:val="0"/>
+                <w:sz w:val="21"/>
+              </w:rPr>
+              <w:t>9</w:t>
+            </w:r>
+          </w:p>
+        </w:tc>
+        <w:tc>
+          <w:tcPr>
+            <w:tcW w:type="dxa" w:w="1728"/>
+          </w:tcPr>
+          <w:p>
+            <w:r>
+              <w:rPr>
+                <w:rFonts w:ascii="Times New Roman" w:hAnsi="Times New Roman" w:eastAsia="宋体"/>
+                <w:b w:val="0"/>
+                <w:sz w:val="21"/>
+              </w:rPr>
+              <w:t>激光脉冲持续时间采用超短脉冲设计，脉冲脉宽≤250ps（第三方检测报告）</w:t>
+            </w:r>
+          </w:p>
+        </w:tc>
+        <w:tc>
+          <w:tcPr>
+            <w:tcW w:type="dxa" w:w="1728"/>
+          </w:tcPr>
+          <w:p>
+            <w:r>
+              <w:rPr>
+                <w:rFonts w:ascii="Times New Roman" w:hAnsi="Times New Roman" w:eastAsia="宋体"/>
+                <w:b w:val="0"/>
+                <w:sz w:val="21"/>
+              </w:rPr>
+              <w:t>脉冲脉宽：≤248ps（优于招标要求，详见证明资料）</w:t>
+            </w:r>
+          </w:p>
+        </w:tc>
+        <w:tc>
+          <w:tcPr>
+            <w:tcW w:type="dxa" w:w="1728"/>
+          </w:tcPr>
+          <w:p>
+            <w:r>
+              <w:rPr>
+                <w:rFonts w:ascii="Times New Roman" w:hAnsi="Times New Roman" w:eastAsia="宋体"/>
+                <w:b/>
+                <w:color w:val="007030"/>
+                <w:sz w:val="21"/>
+              </w:rPr>
+              <w:t>正偏离</w:t>
+            </w:r>
+          </w:p>
+        </w:tc>
+        <w:tc>
+          <w:tcPr>
+            <w:tcW w:type="dxa" w:w="1728"/>
+          </w:tcPr>
+          <w:p>
+            <w:r>
+              <w:rPr>
+                <w:rFonts w:ascii="Times New Roman" w:hAnsi="Times New Roman" w:eastAsia="宋体"/>
+                <w:b w:val="0"/>
+                <w:sz w:val="21"/>
+              </w:rPr>
+              <w:t>检验报告 2024-GL-0320 第4页 序号10（条款2.10.1）；</w:t>
+              <w:br/>
+              <w:t>使用说明书 第14页 3.2.6.1</w:t>
+            </w:r>
+          </w:p>
+        </w:tc>
+      </w:tr>
+      <w:tr>
+        <w:tc>
+          <w:tcPr>
+            <w:tcW w:type="dxa" w:w="1728"/>
+          </w:tcPr>
+          <w:p>
+            <w:r>
+              <w:rPr>
+                <w:rFonts w:ascii="Times New Roman" w:hAnsi="Times New Roman" w:eastAsia="宋体"/>
+                <w:b w:val="0"/>
+                <w:sz w:val="21"/>
+              </w:rPr>
+              <w:t>10</w:t>
+            </w:r>
+          </w:p>
+        </w:tc>
+        <w:tc>
+          <w:tcPr>
+            <w:tcW w:type="dxa" w:w="1728"/>
+          </w:tcPr>
+          <w:p>
+            <w:r>
+              <w:rPr>
+                <w:rFonts w:ascii="Times New Roman" w:hAnsi="Times New Roman" w:eastAsia="宋体"/>
+                <w:b w:val="0"/>
+                <w:sz w:val="21"/>
+              </w:rPr>
+              <w:t>最大能量密度： 16J/cm2</w:t>
+            </w:r>
+          </w:p>
+        </w:tc>
+        <w:tc>
+          <w:tcPr>
+            <w:tcW w:type="dxa" w:w="1728"/>
+          </w:tcPr>
+          <w:p>
+            <w:r>
+              <w:rPr>
+                <w:rFonts w:ascii="Times New Roman" w:hAnsi="Times New Roman" w:eastAsia="宋体"/>
+                <w:b w:val="0"/>
+                <w:sz w:val="21"/>
+              </w:rPr>
+              <w:t>最大能量密度：16J/cm2</w:t>
+            </w:r>
+          </w:p>
+        </w:tc>
+        <w:tc>
+          <w:tcPr>
+            <w:tcW w:type="dxa" w:w="1728"/>
+          </w:tcPr>
+          <w:p>
+            <w:r>
+              <w:rPr>
+                <w:rFonts w:ascii="Times New Roman" w:hAnsi="Times New Roman" w:eastAsia="宋体"/>
+                <w:b w:val="0"/>
+                <w:sz w:val="21"/>
+              </w:rPr>
+              <w:t>响应</w:t>
+            </w:r>
+          </w:p>
+        </w:tc>
+        <w:tc>
+          <w:tcPr>
+            <w:tcW w:type="dxa" w:w="1728"/>
+          </w:tcPr>
+          <w:p>
+            <w:r>
+              <w:rPr>
+                <w:rFonts w:ascii="Times New Roman" w:hAnsi="Times New Roman" w:eastAsia="宋体"/>
+                <w:b w:val="0"/>
+                <w:sz w:val="21"/>
+              </w:rPr>
+              <w:t>检验报告 2024-GL-0320 第3页 序号6（条款2.6）；</w:t>
+              <w:br/>
+              <w:t>使用说明书 第13页 3.2.4</w:t>
+            </w:r>
+          </w:p>
+        </w:tc>
+      </w:tr>
+      <w:tr>
+        <w:tc>
+          <w:tcPr>
+            <w:tcW w:type="dxa" w:w="1728"/>
+          </w:tcPr>
+          <w:p>
+            <w:r>
+              <w:rPr>
+                <w:rFonts w:ascii="Times New Roman" w:hAnsi="Times New Roman" w:eastAsia="宋体"/>
+                <w:b w:val="0"/>
+                <w:sz w:val="21"/>
+              </w:rPr>
+              <w:t>11</w:t>
+            </w:r>
+          </w:p>
+        </w:tc>
+        <w:tc>
+          <w:tcPr>
+            <w:tcW w:type="dxa" w:w="1728"/>
+          </w:tcPr>
+          <w:p>
+            <w:r>
+              <w:rPr>
+                <w:rFonts w:ascii="Times New Roman" w:hAnsi="Times New Roman" w:eastAsia="宋体"/>
+                <w:b w:val="0"/>
+                <w:sz w:val="21"/>
+              </w:rPr>
+              <w:t>1064nm 常规能量单脉冲模式最大输出能量≥500mj</w:t>
+            </w:r>
+          </w:p>
+        </w:tc>
+        <w:tc>
+          <w:tcPr>
+            <w:tcW w:type="dxa" w:w="1728"/>
+          </w:tcPr>
+          <w:p>
+            <w:r>
+              <w:rPr>
+                <w:rFonts w:ascii="Times New Roman" w:hAnsi="Times New Roman" w:eastAsia="宋体"/>
+                <w:b w:val="0"/>
+                <w:sz w:val="21"/>
+              </w:rPr>
+              <w:t>常规能量单脉冲模式最大输出能量：≥500mj</w:t>
+            </w:r>
+          </w:p>
+        </w:tc>
+        <w:tc>
+          <w:tcPr>
+            <w:tcW w:type="dxa" w:w="1728"/>
+          </w:tcPr>
+          <w:p>
+            <w:r>
+              <w:rPr>
+                <w:rFonts w:ascii="Times New Roman" w:hAnsi="Times New Roman" w:eastAsia="宋体"/>
+                <w:b w:val="0"/>
+                <w:sz w:val="21"/>
+              </w:rPr>
+              <w:t>响应</w:t>
+            </w:r>
+          </w:p>
+        </w:tc>
+        <w:tc>
+          <w:tcPr>
+            <w:tcW w:type="dxa" w:w="1728"/>
+          </w:tcPr>
+          <w:p>
+            <w:r>
+              <w:rPr>
+                <w:rFonts w:ascii="Times New Roman" w:hAnsi="Times New Roman" w:eastAsia="宋体"/>
+                <w:b w:val="0"/>
+                <w:sz w:val="21"/>
+              </w:rPr>
+              <w:t>检验报告 2024-GL-0320 第3页 序号5（条款2.5 终端激光脉冲能量）；</w:t>
+              <w:br/>
+              <w:t>技术白皮书 第1页 第9条</w:t>
+            </w:r>
+          </w:p>
+        </w:tc>
+      </w:tr>
+      <w:tr>
+        <w:tc>
+          <w:tcPr>
+            <w:tcW w:type="dxa" w:w="1728"/>
+          </w:tcPr>
+          <w:p>
+            <w:r>
+              <w:rPr>
+                <w:rFonts w:ascii="Times New Roman" w:hAnsi="Times New Roman" w:eastAsia="宋体"/>
+                <w:b w:val="0"/>
+                <w:sz w:val="21"/>
+              </w:rPr>
+              <w:t>12</w:t>
+            </w:r>
+          </w:p>
+        </w:tc>
+        <w:tc>
+          <w:tcPr>
+            <w:tcW w:type="dxa" w:w="1728"/>
+          </w:tcPr>
+          <w:p>
+            <w:r>
+              <w:rPr>
+                <w:rFonts w:ascii="Times New Roman" w:hAnsi="Times New Roman" w:eastAsia="宋体"/>
+                <w:b w:val="0"/>
+                <w:sz w:val="21"/>
+              </w:rPr>
+              <w:t>控制系统：≥10.1 英寸</w:t>
+            </w:r>
+          </w:p>
+        </w:tc>
+        <w:tc>
+          <w:tcPr>
+            <w:tcW w:type="dxa" w:w="1728"/>
+          </w:tcPr>
+          <w:p>
+            <w:r>
+              <w:rPr>
+                <w:rFonts w:ascii="Times New Roman" w:hAnsi="Times New Roman" w:eastAsia="宋体"/>
+                <w:b w:val="0"/>
+                <w:sz w:val="21"/>
+              </w:rPr>
+              <w:t>控制系统：10.1英寸</w:t>
+            </w:r>
+          </w:p>
+        </w:tc>
+        <w:tc>
+          <w:tcPr>
+            <w:tcW w:type="dxa" w:w="1728"/>
+          </w:tcPr>
+          <w:p>
+            <w:r>
+              <w:rPr>
+                <w:rFonts w:ascii="Times New Roman" w:hAnsi="Times New Roman" w:eastAsia="宋体"/>
+                <w:b w:val="0"/>
+                <w:sz w:val="21"/>
+              </w:rPr>
+              <w:t>响应</w:t>
+            </w:r>
+          </w:p>
+        </w:tc>
+        <w:tc>
+          <w:tcPr>
+            <w:tcW w:type="dxa" w:w="1728"/>
+          </w:tcPr>
+          <w:p>
+            <w:r>
+              <w:rPr>
+                <w:rFonts w:ascii="Times New Roman" w:hAnsi="Times New Roman" w:eastAsia="宋体"/>
+                <w:b w:val="0"/>
+                <w:sz w:val="21"/>
+              </w:rPr>
+              <w:t>技术白皮书 第1页 第20条（并见第12条）</w:t>
+            </w:r>
+          </w:p>
+        </w:tc>
+      </w:tr>
+      <w:tr>
+        <w:tc>
+          <w:tcPr>
+            <w:tcW w:type="dxa" w:w="1728"/>
+          </w:tcPr>
+          <w:p>
+            <w:r>
+              <w:rPr>
+                <w:rFonts w:ascii="Times New Roman" w:hAnsi="Times New Roman" w:eastAsia="宋体"/>
+                <w:b w:val="0"/>
+                <w:sz w:val="21"/>
+              </w:rPr>
+              <w:t>13</w:t>
+            </w:r>
+          </w:p>
+        </w:tc>
+        <w:tc>
+          <w:tcPr>
+            <w:tcW w:type="dxa" w:w="1728"/>
+          </w:tcPr>
+          <w:p>
+            <w:r>
+              <w:rPr>
+                <w:rFonts w:ascii="Times New Roman" w:hAnsi="Times New Roman" w:eastAsia="宋体"/>
+                <w:b w:val="0"/>
+                <w:sz w:val="21"/>
+              </w:rPr>
+              <w:t>具有参数修正功能及升级接口，设备治疗参数存储记忆、故障语言显示、声音提示、主电源工作电压、出光次数计数、氙灯使用次数计数等功能；</w:t>
+            </w:r>
+          </w:p>
+        </w:tc>
+        <w:tc>
+          <w:tcPr>
+            <w:tcW w:type="dxa" w:w="1728"/>
+          </w:tcPr>
+          <w:p>
+            <w:r>
+              <w:rPr>
+                <w:rFonts w:ascii="Times New Roman" w:hAnsi="Times New Roman" w:eastAsia="宋体"/>
+                <w:b w:val="0"/>
+                <w:sz w:val="21"/>
+              </w:rPr>
+              <w:t>功能配置：参数修正功能、治疗参数存储记忆、故障语言显示、声音提示、出光次数计数、氙灯使用次数计数</w:t>
+            </w:r>
+          </w:p>
+        </w:tc>
+        <w:tc>
+          <w:tcPr>
+            <w:tcW w:type="dxa" w:w="1728"/>
+          </w:tcPr>
+          <w:p>
+            <w:r>
+              <w:rPr>
+                <w:rFonts w:ascii="Times New Roman" w:hAnsi="Times New Roman" w:eastAsia="宋体"/>
+                <w:b w:val="0"/>
+                <w:sz w:val="21"/>
+              </w:rPr>
+              <w:t>响应</w:t>
+            </w:r>
+          </w:p>
+        </w:tc>
+        <w:tc>
+          <w:tcPr>
+            <w:tcW w:type="dxa" w:w="1728"/>
+          </w:tcPr>
+          <w:p>
+            <w:r>
+              <w:rPr>
+                <w:rFonts w:ascii="Times New Roman" w:hAnsi="Times New Roman" w:eastAsia="宋体"/>
+                <w:b w:val="0"/>
+                <w:sz w:val="21"/>
+              </w:rPr>
+              <w:t>配置清单 PicoV L280 配置01 序号1-13（PicoV L280 配置01）；</w:t>
+              <w:br/>
+              <w:t>使用说明书 第7页 2.3 产品组成</w:t>
+            </w:r>
+          </w:p>
+        </w:tc>
+      </w:tr>
+      <w:tr>
+        <w:tc>
+          <w:tcPr>
+            <w:tcW w:type="dxa" w:w="1728"/>
+          </w:tcPr>
+          <w:p>
+            <w:r>
+              <w:rPr>
+                <w:rFonts w:ascii="Times New Roman" w:hAnsi="Times New Roman" w:eastAsia="宋体"/>
+                <w:b w:val="0"/>
+                <w:sz w:val="21"/>
+              </w:rPr>
+              <w:t>14</w:t>
+            </w:r>
+          </w:p>
+        </w:tc>
+        <w:tc>
+          <w:tcPr>
+            <w:tcW w:type="dxa" w:w="1728"/>
+          </w:tcPr>
+          <w:p>
+            <w:r>
+              <w:rPr>
+                <w:rFonts w:ascii="Times New Roman" w:hAnsi="Times New Roman" w:eastAsia="宋体"/>
+                <w:b w:val="0"/>
+                <w:sz w:val="21"/>
+              </w:rPr>
+              <w:t>532nm激光治疗端面能量密度0.13～7.75J/cm2。</w:t>
+            </w:r>
+          </w:p>
+        </w:tc>
+        <w:tc>
+          <w:tcPr>
+            <w:tcW w:type="dxa" w:w="1728"/>
+          </w:tcPr>
+          <w:p>
+            <w:r>
+              <w:rPr>
+                <w:rFonts w:ascii="Times New Roman" w:hAnsi="Times New Roman" w:eastAsia="宋体"/>
+                <w:b w:val="0"/>
+                <w:sz w:val="21"/>
+              </w:rPr>
+              <w:t>532nm激光治疗端面能量密度：0.13~7.75J/cm2</w:t>
+            </w:r>
+          </w:p>
+        </w:tc>
+        <w:tc>
+          <w:tcPr>
+            <w:tcW w:type="dxa" w:w="1728"/>
+          </w:tcPr>
+          <w:p>
+            <w:r>
+              <w:rPr>
+                <w:rFonts w:ascii="Times New Roman" w:hAnsi="Times New Roman" w:eastAsia="宋体"/>
+                <w:b w:val="0"/>
+                <w:sz w:val="21"/>
+              </w:rPr>
+              <w:t>响应</w:t>
+            </w:r>
+          </w:p>
+        </w:tc>
+        <w:tc>
+          <w:tcPr>
+            <w:tcW w:type="dxa" w:w="1728"/>
+          </w:tcPr>
+          <w:p>
+            <w:r>
+              <w:rPr>
+                <w:rFonts w:ascii="Times New Roman" w:hAnsi="Times New Roman" w:eastAsia="宋体"/>
+                <w:b w:val="0"/>
+                <w:sz w:val="21"/>
+              </w:rPr>
+              <w:t>检验报告 2024-GL-0320 第3页 序号6（条款2.6）532nm 行</w:t>
+            </w:r>
+          </w:p>
+        </w:tc>
+      </w:tr>
+      <w:tr>
+        <w:tc>
+          <w:tcPr>
+            <w:tcW w:type="dxa" w:w="1728"/>
+          </w:tcPr>
+          <w:p>
+            <w:r>
+              <w:rPr>
+                <w:rFonts w:ascii="Times New Roman" w:hAnsi="Times New Roman" w:eastAsia="宋体"/>
+                <w:b w:val="0"/>
+                <w:sz w:val="21"/>
+              </w:rPr>
+              <w:t>15</w:t>
+            </w:r>
+          </w:p>
+        </w:tc>
+        <w:tc>
+          <w:tcPr>
+            <w:tcW w:type="dxa" w:w="1728"/>
+          </w:tcPr>
+          <w:p>
+            <w:r>
+              <w:rPr>
+                <w:rFonts w:ascii="Times New Roman" w:hAnsi="Times New Roman" w:eastAsia="宋体"/>
+                <w:b w:val="0"/>
+                <w:sz w:val="21"/>
+              </w:rPr>
+              <w:t>1064nm激光治疗端面能量密度0.2～16J/cm2。</w:t>
+            </w:r>
+          </w:p>
+        </w:tc>
+        <w:tc>
+          <w:tcPr>
+            <w:tcW w:type="dxa" w:w="1728"/>
+          </w:tcPr>
+          <w:p>
+            <w:r>
+              <w:rPr>
+                <w:rFonts w:ascii="Times New Roman" w:hAnsi="Times New Roman" w:eastAsia="宋体"/>
+                <w:b w:val="0"/>
+                <w:sz w:val="21"/>
+              </w:rPr>
+              <w:t>1064nm激光治疗端面能量密度：0.2~16J/cm2</w:t>
+            </w:r>
+          </w:p>
+        </w:tc>
+        <w:tc>
+          <w:tcPr>
+            <w:tcW w:type="dxa" w:w="1728"/>
+          </w:tcPr>
+          <w:p>
+            <w:r>
+              <w:rPr>
+                <w:rFonts w:ascii="Times New Roman" w:hAnsi="Times New Roman" w:eastAsia="宋体"/>
+                <w:b w:val="0"/>
+                <w:sz w:val="21"/>
+              </w:rPr>
+              <w:t>响应</w:t>
+            </w:r>
+          </w:p>
+        </w:tc>
+        <w:tc>
+          <w:tcPr>
+            <w:tcW w:type="dxa" w:w="1728"/>
+          </w:tcPr>
+          <w:p>
+            <w:r>
+              <w:rPr>
+                <w:rFonts w:ascii="Times New Roman" w:hAnsi="Times New Roman" w:eastAsia="宋体"/>
+                <w:b w:val="0"/>
+                <w:sz w:val="21"/>
+              </w:rPr>
+              <w:t>检验报告 2024-GL-0320 第3页 序号6（条款2.6）1064nm 行</w:t>
+            </w:r>
+          </w:p>
+        </w:tc>
+      </w:tr>
+      <w:tr>
+        <w:tc>
+          <w:tcPr>
+            <w:tcW w:type="dxa" w:w="1728"/>
+          </w:tcPr>
+          <w:p>
+            <w:r>
+              <w:rPr>
+                <w:rFonts w:ascii="Times New Roman" w:hAnsi="Times New Roman" w:eastAsia="宋体"/>
+                <w:b w:val="0"/>
+                <w:sz w:val="21"/>
+              </w:rPr>
+              <w:t>16</w:t>
+            </w:r>
+          </w:p>
+        </w:tc>
+        <w:tc>
+          <w:tcPr>
+            <w:tcW w:type="dxa" w:w="1728"/>
+          </w:tcPr>
+          <w:p>
+            <w:r>
+              <w:rPr>
+                <w:rFonts w:ascii="Times New Roman" w:hAnsi="Times New Roman" w:eastAsia="宋体"/>
+                <w:b w:val="0"/>
+                <w:sz w:val="21"/>
+              </w:rPr>
+              <w:t>激光输出能量不稳定度≤±10%范围</w:t>
+            </w:r>
+          </w:p>
+        </w:tc>
+        <w:tc>
+          <w:tcPr>
+            <w:tcW w:type="dxa" w:w="1728"/>
+          </w:tcPr>
+          <w:p>
+            <w:r>
+              <w:rPr>
+                <w:rFonts w:ascii="Times New Roman" w:hAnsi="Times New Roman" w:eastAsia="宋体"/>
+                <w:b w:val="0"/>
+                <w:sz w:val="21"/>
+              </w:rPr>
+              <w:t>激光输出能量不稳定度：≤10%</w:t>
+            </w:r>
+          </w:p>
+        </w:tc>
+        <w:tc>
+          <w:tcPr>
+            <w:tcW w:type="dxa" w:w="1728"/>
+          </w:tcPr>
+          <w:p>
+            <w:r>
+              <w:rPr>
+                <w:rFonts w:ascii="Times New Roman" w:hAnsi="Times New Roman" w:eastAsia="宋体"/>
+                <w:b w:val="0"/>
+                <w:sz w:val="21"/>
+              </w:rPr>
+              <w:t>响应</w:t>
+            </w:r>
+          </w:p>
+        </w:tc>
+        <w:tc>
+          <w:tcPr>
+            <w:tcW w:type="dxa" w:w="1728"/>
+          </w:tcPr>
+          <w:p>
+            <w:r>
+              <w:rPr>
+                <w:rFonts w:ascii="Times New Roman" w:hAnsi="Times New Roman" w:eastAsia="宋体"/>
+                <w:b w:val="0"/>
+                <w:sz w:val="21"/>
+              </w:rPr>
+              <w:t>检验报告 2024-GL-0320 第4页 序号8（条款2.8）；</w:t>
+              <w:br/>
+              <w:t>使用说明书 第14页 3.2.7</w:t>
+            </w:r>
+          </w:p>
+        </w:tc>
+      </w:tr>
+      <w:tr>
+        <w:tc>
+          <w:tcPr>
+            <w:tcW w:type="dxa" w:w="1728"/>
+          </w:tcPr>
+          <w:p>
+            <w:r>
+              <w:rPr>
+                <w:rFonts w:ascii="Times New Roman" w:hAnsi="Times New Roman" w:eastAsia="宋体"/>
+                <w:b w:val="0"/>
+                <w:sz w:val="21"/>
+              </w:rPr>
+              <w:t>17</w:t>
+            </w:r>
+          </w:p>
+        </w:tc>
+        <w:tc>
+          <w:tcPr>
+            <w:tcW w:type="dxa" w:w="1728"/>
+          </w:tcPr>
+          <w:p>
+            <w:r>
+              <w:rPr>
+                <w:rFonts w:ascii="Times New Roman" w:hAnsi="Times New Roman" w:eastAsia="宋体"/>
+                <w:b w:val="0"/>
+                <w:sz w:val="21"/>
+              </w:rPr>
+              <w:t>激光输出复现性≥±10%范围</w:t>
+            </w:r>
+          </w:p>
+        </w:tc>
+        <w:tc>
+          <w:tcPr>
+            <w:tcW w:type="dxa" w:w="1728"/>
+          </w:tcPr>
+          <w:p>
+            <w:r>
+              <w:rPr>
+                <w:rFonts w:ascii="Times New Roman" w:hAnsi="Times New Roman" w:eastAsia="宋体"/>
+                <w:b w:val="0"/>
+                <w:sz w:val="21"/>
+              </w:rPr>
+              <w:t>激光输出复现性：≤10%</w:t>
+            </w:r>
+          </w:p>
+        </w:tc>
+        <w:tc>
+          <w:tcPr>
+            <w:tcW w:type="dxa" w:w="1728"/>
+          </w:tcPr>
+          <w:p>
+            <w:r>
+              <w:rPr>
+                <w:rFonts w:ascii="Times New Roman" w:hAnsi="Times New Roman" w:eastAsia="宋体"/>
+                <w:b w:val="0"/>
+                <w:sz w:val="21"/>
+              </w:rPr>
+              <w:t>响应</w:t>
+            </w:r>
+          </w:p>
+        </w:tc>
+        <w:tc>
+          <w:tcPr>
+            <w:tcW w:type="dxa" w:w="1728"/>
+          </w:tcPr>
+          <w:p>
+            <w:r>
+              <w:rPr>
+                <w:rFonts w:ascii="Times New Roman" w:hAnsi="Times New Roman" w:eastAsia="宋体"/>
+                <w:b w:val="0"/>
+                <w:sz w:val="21"/>
+              </w:rPr>
+              <w:t>检验报告 2024-GL-0320 第4页 序号9（条款2.9）</w:t>
+            </w:r>
+          </w:p>
+        </w:tc>
+      </w:tr>
+      <w:tr>
+        <w:tc>
+          <w:tcPr>
+            <w:tcW w:type="dxa" w:w="1728"/>
+          </w:tcPr>
+          <w:p>
+            <w:r>
+              <w:rPr>
+                <w:rFonts w:ascii="Times New Roman" w:hAnsi="Times New Roman" w:eastAsia="宋体"/>
+                <w:b w:val="0"/>
+                <w:sz w:val="21"/>
+              </w:rPr>
+              <w:t>18</w:t>
+            </w:r>
+          </w:p>
+        </w:tc>
+        <w:tc>
+          <w:tcPr>
+            <w:tcW w:type="dxa" w:w="1728"/>
+          </w:tcPr>
+          <w:p>
+            <w:r>
+              <w:rPr>
+                <w:rFonts w:ascii="Times New Roman" w:hAnsi="Times New Roman" w:eastAsia="宋体"/>
+                <w:b w:val="0"/>
+                <w:sz w:val="21"/>
+              </w:rPr>
+              <w:t>瞄准光输出功率&lt;3.5 mW（第三方检测报告）</w:t>
+            </w:r>
+          </w:p>
+        </w:tc>
+        <w:tc>
+          <w:tcPr>
+            <w:tcW w:type="dxa" w:w="1728"/>
+          </w:tcPr>
+          <w:p>
+            <w:r>
+              <w:rPr>
+                <w:rFonts w:ascii="Times New Roman" w:hAnsi="Times New Roman" w:eastAsia="宋体"/>
+                <w:b w:val="0"/>
+                <w:sz w:val="21"/>
+              </w:rPr>
+              <w:t>瞄准光输出功率：≤3mW（优于招标要求，详见证明资料）</w:t>
+            </w:r>
+          </w:p>
+        </w:tc>
+        <w:tc>
+          <w:tcPr>
+            <w:tcW w:type="dxa" w:w="1728"/>
+          </w:tcPr>
+          <w:p>
+            <w:r>
+              <w:rPr>
+                <w:rFonts w:ascii="Times New Roman" w:hAnsi="Times New Roman" w:eastAsia="宋体"/>
+                <w:b/>
+                <w:color w:val="007030"/>
+                <w:sz w:val="21"/>
+              </w:rPr>
+              <w:t>正偏离</w:t>
+            </w:r>
+          </w:p>
+        </w:tc>
+        <w:tc>
+          <w:tcPr>
+            <w:tcW w:type="dxa" w:w="1728"/>
+          </w:tcPr>
+          <w:p>
+            <w:r>
+              <w:rPr>
+                <w:rFonts w:ascii="Times New Roman" w:hAnsi="Times New Roman" w:eastAsia="宋体"/>
+                <w:b w:val="0"/>
+                <w:sz w:val="21"/>
+              </w:rPr>
+              <w:t>检验报告 2024-GL-0320 第5页 序号17（条款2.17.2）</w:t>
+            </w:r>
+          </w:p>
+        </w:tc>
+      </w:tr>
+      <w:tr>
+        <w:tc>
+          <w:tcPr>
+            <w:tcW w:type="dxa" w:w="1728"/>
+          </w:tcPr>
+          <w:p>
+            <w:r>
+              <w:rPr>
+                <w:rFonts w:ascii="Times New Roman" w:hAnsi="Times New Roman" w:eastAsia="宋体"/>
+                <w:b w:val="0"/>
+                <w:sz w:val="21"/>
+              </w:rPr>
+              <w:t>19</w:t>
+            </w:r>
+          </w:p>
+        </w:tc>
+        <w:tc>
+          <w:tcPr>
+            <w:tcW w:type="dxa" w:w="1728"/>
+          </w:tcPr>
+          <w:p>
+            <w:r>
+              <w:rPr>
+                <w:rFonts w:ascii="Times New Roman" w:hAnsi="Times New Roman" w:eastAsia="宋体"/>
+                <w:b w:val="0"/>
+                <w:sz w:val="21"/>
+              </w:rPr>
+              <w:t>瞄准光系统：650nm，亮度可调</w:t>
+            </w:r>
+          </w:p>
+        </w:tc>
+        <w:tc>
+          <w:tcPr>
+            <w:tcW w:type="dxa" w:w="1728"/>
+          </w:tcPr>
+          <w:p>
+            <w:r>
+              <w:rPr>
+                <w:rFonts w:ascii="Times New Roman" w:hAnsi="Times New Roman" w:eastAsia="宋体"/>
+                <w:b w:val="0"/>
+                <w:sz w:val="21"/>
+              </w:rPr>
+              <w:t>瞄准光系统波长：650nm</w:t>
+            </w:r>
+          </w:p>
+        </w:tc>
+        <w:tc>
+          <w:tcPr>
+            <w:tcW w:type="dxa" w:w="1728"/>
+          </w:tcPr>
+          <w:p>
+            <w:r>
+              <w:rPr>
+                <w:rFonts w:ascii="Times New Roman" w:hAnsi="Times New Roman" w:eastAsia="宋体"/>
+                <w:b w:val="0"/>
+                <w:sz w:val="21"/>
+              </w:rPr>
+              <w:t>响应</w:t>
+            </w:r>
+          </w:p>
+        </w:tc>
+        <w:tc>
+          <w:tcPr>
+            <w:tcW w:type="dxa" w:w="1728"/>
+          </w:tcPr>
+          <w:p>
+            <w:r>
+              <w:rPr>
+                <w:rFonts w:ascii="Times New Roman" w:hAnsi="Times New Roman" w:eastAsia="宋体"/>
+                <w:b w:val="0"/>
+                <w:sz w:val="21"/>
+              </w:rPr>
+              <w:t>检验报告 2024-GL-0320 第5页 序号17（条款2.17.1）；</w:t>
+              <w:br/>
+              <w:t>使用说明书 第13页 3.1 瞄准激光分类</w:t>
+            </w:r>
+          </w:p>
+        </w:tc>
+      </w:tr>
+      <w:tr>
+        <w:tc>
+          <w:tcPr>
+            <w:tcW w:type="dxa" w:w="1728"/>
+          </w:tcPr>
+          <w:p>
+            <w:r>
+              <w:rPr>
+                <w:rFonts w:ascii="Times New Roman" w:hAnsi="Times New Roman" w:eastAsia="宋体"/>
+                <w:b w:val="0"/>
+                <w:sz w:val="21"/>
+              </w:rPr>
+              <w:t>20</w:t>
+            </w:r>
+          </w:p>
+        </w:tc>
+        <w:tc>
+          <w:tcPr>
+            <w:tcW w:type="dxa" w:w="1728"/>
+          </w:tcPr>
+          <w:p>
+            <w:r>
+              <w:rPr>
+                <w:rFonts w:ascii="Times New Roman" w:hAnsi="Times New Roman" w:eastAsia="宋体"/>
+                <w:b w:val="0"/>
+                <w:sz w:val="21"/>
+              </w:rPr>
+              <w:t>激光输出发散角&lt;0.3 弧度</w:t>
+            </w:r>
+          </w:p>
+        </w:tc>
+        <w:tc>
+          <w:tcPr>
+            <w:tcW w:type="dxa" w:w="1728"/>
+          </w:tcPr>
+          <w:p>
+            <w:r>
+              <w:rPr>
+                <w:rFonts w:ascii="Times New Roman" w:hAnsi="Times New Roman" w:eastAsia="宋体"/>
+                <w:b w:val="0"/>
+                <w:sz w:val="21"/>
+              </w:rPr>
+              <w:t>激光输出发散角：≤150mrad（优于招标要求，详见证明资料）</w:t>
+            </w:r>
+          </w:p>
+        </w:tc>
+        <w:tc>
+          <w:tcPr>
+            <w:tcW w:type="dxa" w:w="1728"/>
+          </w:tcPr>
+          <w:p>
+            <w:r>
+              <w:rPr>
+                <w:rFonts w:ascii="Times New Roman" w:hAnsi="Times New Roman" w:eastAsia="宋体"/>
+                <w:b/>
+                <w:color w:val="007030"/>
+                <w:sz w:val="21"/>
+              </w:rPr>
+              <w:t>正偏离</w:t>
+            </w:r>
+          </w:p>
+        </w:tc>
+        <w:tc>
+          <w:tcPr>
+            <w:tcW w:type="dxa" w:w="1728"/>
+          </w:tcPr>
+          <w:p>
+            <w:r>
+              <w:rPr>
+                <w:rFonts w:ascii="Times New Roman" w:hAnsi="Times New Roman" w:eastAsia="宋体"/>
+                <w:b w:val="0"/>
+                <w:sz w:val="21"/>
+              </w:rPr>
+              <w:t>检验报告 2024-GL-0320 第3页 序号3（条款2.3）；</w:t>
+              <w:br/>
+              <w:t>使用说明书 第13页 3.2.2</w:t>
+            </w:r>
+          </w:p>
+        </w:tc>
+      </w:tr>
+      <w:tr>
+        <w:tc>
+          <w:tcPr>
+            <w:tcW w:type="dxa" w:w="1728"/>
+          </w:tcPr>
+          <w:p>
+            <w:r>
+              <w:rPr>
+                <w:rFonts w:ascii="Times New Roman" w:hAnsi="Times New Roman" w:eastAsia="宋体"/>
+                <w:b w:val="0"/>
+                <w:sz w:val="21"/>
+              </w:rPr>
+              <w:t>21</w:t>
+            </w:r>
+          </w:p>
+        </w:tc>
+        <w:tc>
+          <w:tcPr>
+            <w:tcW w:type="dxa" w:w="1728"/>
+          </w:tcPr>
+          <w:p>
+            <w:r>
+              <w:rPr>
+                <w:rFonts w:ascii="Times New Roman" w:hAnsi="Times New Roman" w:eastAsia="宋体"/>
+                <w:b w:val="0"/>
+                <w:sz w:val="21"/>
+              </w:rPr>
+              <w:t>脚踏开关：具有智能脚踏识别功能；脚踏开关防护等级≥IPX4（产品说明书）</w:t>
+            </w:r>
+          </w:p>
+        </w:tc>
+        <w:tc>
+          <w:tcPr>
+            <w:tcW w:type="dxa" w:w="1728"/>
+          </w:tcPr>
+          <w:p>
+            <w:r>
+              <w:rPr>
+                <w:rFonts w:ascii="Times New Roman" w:hAnsi="Times New Roman" w:eastAsia="宋体"/>
+                <w:b w:val="0"/>
+                <w:sz w:val="21"/>
+              </w:rPr>
+              <w:t>脚踏开关防护等级：IPX8（优于招标要求，详见证明资料）</w:t>
+            </w:r>
+          </w:p>
+        </w:tc>
+        <w:tc>
+          <w:tcPr>
+            <w:tcW w:type="dxa" w:w="1728"/>
+          </w:tcPr>
+          <w:p>
+            <w:r>
+              <w:rPr>
+                <w:rFonts w:ascii="Times New Roman" w:hAnsi="Times New Roman" w:eastAsia="宋体"/>
+                <w:b/>
+                <w:color w:val="007030"/>
+                <w:sz w:val="21"/>
+              </w:rPr>
+              <w:t>正偏离</w:t>
+            </w:r>
+          </w:p>
+        </w:tc>
+        <w:tc>
+          <w:tcPr>
+            <w:tcW w:type="dxa" w:w="1728"/>
+          </w:tcPr>
+          <w:p>
+            <w:r>
+              <w:rPr>
+                <w:rFonts w:ascii="Times New Roman" w:hAnsi="Times New Roman" w:eastAsia="宋体"/>
+                <w:b w:val="0"/>
+                <w:sz w:val="21"/>
+              </w:rPr>
+              <w:t>使用说明书 第13页 3.1「防进液程度分类」；</w:t>
+              <w:br/>
+              <w:t>检验报告 2024-GL-0320 第5页 序号20（条款2.21）；</w:t>
+              <w:br/>
+              <w:t>等3处，详见附二</w:t>
+            </w:r>
+          </w:p>
+        </w:tc>
+      </w:tr>
+      <w:tr>
+        <w:tc>
+          <w:tcPr>
+            <w:tcW w:type="dxa" w:w="1728"/>
+          </w:tcPr>
+          <w:p>
+            <w:r>
+              <w:rPr>
+                <w:rFonts w:ascii="Times New Roman" w:hAnsi="Times New Roman" w:eastAsia="宋体"/>
+                <w:b w:val="0"/>
+                <w:sz w:val="21"/>
+              </w:rPr>
+              <w:t>22</w:t>
+            </w:r>
+          </w:p>
+        </w:tc>
+        <w:tc>
+          <w:tcPr>
+            <w:tcW w:type="dxa" w:w="1728"/>
+          </w:tcPr>
+          <w:p>
+            <w:r>
+              <w:rPr>
+                <w:rFonts w:ascii="Times New Roman" w:hAnsi="Times New Roman" w:eastAsia="宋体"/>
+                <w:b w:val="0"/>
+                <w:sz w:val="21"/>
+              </w:rPr>
+              <w:t>传输方式：进口七关节重锤式导光臂</w:t>
+            </w:r>
+          </w:p>
+        </w:tc>
+        <w:tc>
+          <w:tcPr>
+            <w:tcW w:type="dxa" w:w="1728"/>
+          </w:tcPr>
+          <w:p>
+            <w:r>
+              <w:rPr>
+                <w:rFonts w:ascii="Times New Roman" w:hAnsi="Times New Roman" w:eastAsia="宋体"/>
+                <w:b w:val="0"/>
+                <w:sz w:val="21"/>
+              </w:rPr>
+              <w:t>传输方式：七关节平衡式导光臂</w:t>
             </w:r>
           </w:p>
         </w:tc>
@@ -396,7 +1900,9 @@
                 <w:b w:val="0"/>
                 <w:sz w:val="21"/>
               </w:rPr>
-              <w:t>见产品技术要求/说明书</w:t>
+              <w:t>技术白皮书 第1页 第10条；</w:t>
+              <w:br/>
+              <w:t>【缺证】上列资料不能完全覆盖本条要求，须补充后再引用</w:t>
             </w:r>
           </w:p>
         </w:tc>
@@ -413,7 +1919,7 @@
                 <w:b w:val="0"/>
                 <w:sz w:val="21"/>
               </w:rPr>
-              <w:t>4</w:t>
+              <w:t>23</w:t>
             </w:r>
           </w:p>
         </w:tc>
@@ -428,7 +1934,7 @@
                 <w:b w:val="0"/>
                 <w:sz w:val="21"/>
               </w:rPr>
-              <w:t>激光工作物质:掺钕钇铝石榴石激光器(Nd:YAG激光器)</w:t>
+              <w:t>脉冲模式:单脉冲和重复脉冲双模式</w:t>
             </w:r>
           </w:p>
         </w:tc>
@@ -443,7 +1949,7 @@
                 <w:b w:val="0"/>
                 <w:sz w:val="21"/>
               </w:rPr>
-              <w:t>激光工作物质：Nd:YAG掺钕钇铝石榴石</w:t>
+              <w:t>脉冲模式：单脉冲和重复脉冲双模式</w:t>
             </w:r>
           </w:p>
         </w:tc>
@@ -473,7 +1979,9 @@
                 <w:b w:val="0"/>
                 <w:sz w:val="21"/>
               </w:rPr>
-              <w:t>见产品技术要求/说明书</w:t>
+              <w:t>检验报告 2024-GL-0320 第3页 序号4（条款2.4）；</w:t>
+              <w:br/>
+              <w:t>使用说明书 第13页 3.2.3</w:t>
             </w:r>
           </w:p>
         </w:tc>
@@ -490,7 +1998,7 @@
                 <w:b w:val="0"/>
                 <w:sz w:val="21"/>
               </w:rPr>
-              <w:t>5</w:t>
+              <w:t>24</w:t>
             </w:r>
           </w:p>
         </w:tc>
@@ -505,7 +2013,7 @@
                 <w:b w:val="0"/>
                 <w:sz w:val="21"/>
               </w:rPr>
-              <w:t>激光波长：具有532nm或1064nm波长，允差±5nm</w:t>
+              <w:t>具有参数修正功能及升级接口</w:t>
             </w:r>
           </w:p>
         </w:tc>
@@ -520,7 +2028,7 @@
                 <w:b w:val="0"/>
                 <w:sz w:val="21"/>
               </w:rPr>
-              <w:t>激光波长：532和1064nm 双波长，允差±5nm</w:t>
+              <w:t>参数修正功能及升级接口：具有参数修正功能及升级接口</w:t>
             </w:r>
           </w:p>
         </w:tc>
@@ -550,7 +2058,9 @@
                 <w:b w:val="0"/>
                 <w:sz w:val="21"/>
               </w:rPr>
-              <w:t>见产品技术要求/说明书</w:t>
+              <w:t>技术白皮书 第1页 第21条；</w:t>
+              <w:br/>
+              <w:t>使用说明书 第15页 3.3.1「设置功能」</w:t>
             </w:r>
           </w:p>
         </w:tc>
@@ -567,7 +2077,7 @@
                 <w:b w:val="0"/>
                 <w:sz w:val="21"/>
               </w:rPr>
-              <w:t>6</w:t>
+              <w:t>25</w:t>
             </w:r>
           </w:p>
         </w:tc>
@@ -582,7 +2092,7 @@
                 <w:b w:val="0"/>
                 <w:sz w:val="21"/>
               </w:rPr>
-              <w:t>重复频率：1-10Hz，步进1Hz</w:t>
+              <w:t>双重冷却、自动变频散热系统：封闭嵌入式内循环水制冷，外循环强风冷却，内置双过滤洁净装置；自动变频，调节风速、风量、水流速度（提供第三方检测报告或专利号证明）</w:t>
             </w:r>
           </w:p>
         </w:tc>
@@ -597,7 +2107,7 @@
                 <w:b w:val="0"/>
                 <w:sz w:val="21"/>
               </w:rPr>
-              <w:t>重复频率：1~10Hz</w:t>
+              <w:t>冷却系统：封闭嵌入式内循环水制冷，外循环强风冷却，双重制冷系统，内置双过滤洁净装置</w:t>
             </w:r>
           </w:p>
         </w:tc>
@@ -627,7 +2137,9 @@
                 <w:b w:val="0"/>
                 <w:sz w:val="21"/>
               </w:rPr>
-              <w:t>见产品技术要求/说明书</w:t>
+              <w:t>检验报告 2024-GL-0320 第5页 序号19（条款2.19.1-2.19.4）；</w:t>
+              <w:br/>
+              <w:t>技术白皮书 第1页 第15条</w:t>
             </w:r>
           </w:p>
         </w:tc>
@@ -644,7 +2156,7 @@
                 <w:b w:val="0"/>
                 <w:sz w:val="21"/>
               </w:rPr>
-              <w:t>7</w:t>
+              <w:t>26</w:t>
             </w:r>
           </w:p>
         </w:tc>
@@ -659,7 +2171,7 @@
                 <w:b w:val="0"/>
                 <w:sz w:val="21"/>
               </w:rPr>
-              <w:t>光斑直径可调：2-10mm，误差≤0.2mm</w:t>
+              <w:t>一体化成型激光器:防震、防潮、防回光、耐温变，提高激光器使用寿命(提供第三方检测报告、激光器实物图片或相关证明材料）</w:t>
             </w:r>
           </w:p>
         </w:tc>
@@ -674,702 +2186,7 @@
                 <w:b w:val="0"/>
                 <w:sz w:val="21"/>
               </w:rPr>
-              <w:t>光斑直径：2~10mm</w:t>
-            </w:r>
-          </w:p>
-        </w:tc>
-        <w:tc>
-          <w:tcPr>
-            <w:tcW w:type="dxa" w:w="1728"/>
-          </w:tcPr>
-          <w:p>
-            <w:r>
-              <w:rPr>
-                <w:rFonts w:ascii="Times New Roman" w:hAnsi="Times New Roman" w:eastAsia="宋体"/>
-                <w:b w:val="0"/>
-                <w:sz w:val="21"/>
-              </w:rPr>
-              <w:t>响应</w:t>
-            </w:r>
-          </w:p>
-        </w:tc>
-        <w:tc>
-          <w:tcPr>
-            <w:tcW w:type="dxa" w:w="1728"/>
-          </w:tcPr>
-          <w:p>
-            <w:r>
-              <w:rPr>
-                <w:rFonts w:ascii="Times New Roman" w:hAnsi="Times New Roman" w:eastAsia="宋体"/>
-                <w:b w:val="0"/>
-                <w:sz w:val="21"/>
-              </w:rPr>
-              <w:t>见产品技术要求/说明书</w:t>
-            </w:r>
-          </w:p>
-        </w:tc>
-      </w:tr>
-      <w:tr>
-        <w:tc>
-          <w:tcPr>
-            <w:tcW w:type="dxa" w:w="1728"/>
-          </w:tcPr>
-          <w:p>
-            <w:r>
-              <w:rPr>
-                <w:rFonts w:ascii="Times New Roman" w:hAnsi="Times New Roman" w:eastAsia="宋体"/>
-                <w:b w:val="0"/>
-                <w:sz w:val="21"/>
-              </w:rPr>
-              <w:t>8</w:t>
-            </w:r>
-          </w:p>
-        </w:tc>
-        <w:tc>
-          <w:tcPr>
-            <w:tcW w:type="dxa" w:w="1728"/>
-          </w:tcPr>
-          <w:p>
-            <w:r>
-              <w:rPr>
-                <w:rFonts w:ascii="Times New Roman" w:hAnsi="Times New Roman" w:eastAsia="宋体"/>
-                <w:b w:val="0"/>
-                <w:sz w:val="21"/>
-              </w:rPr>
-              <w:t>峰值功率≧1.7GW（第三方检测报告）</w:t>
-            </w:r>
-          </w:p>
-        </w:tc>
-        <w:tc>
-          <w:tcPr>
-            <w:tcW w:type="dxa" w:w="1728"/>
-          </w:tcPr>
-          <w:p>
-            <w:r>
-              <w:rPr>
-                <w:rFonts w:ascii="Times New Roman" w:hAnsi="Times New Roman" w:eastAsia="宋体"/>
-                <w:b w:val="0"/>
-                <w:sz w:val="21"/>
-              </w:rPr>
-              <w:t>峰值功率：2.0GW（优于招标要求，详见证明资料）</w:t>
-            </w:r>
-          </w:p>
-        </w:tc>
-        <w:tc>
-          <w:tcPr>
-            <w:tcW w:type="dxa" w:w="1728"/>
-          </w:tcPr>
-          <w:p>
-            <w:r>
-              <w:rPr>
-                <w:rFonts w:ascii="Times New Roman" w:hAnsi="Times New Roman" w:eastAsia="宋体"/>
-                <w:b/>
-                <w:color w:val="007030"/>
-                <w:sz w:val="21"/>
-              </w:rPr>
-              <w:t>正偏离</w:t>
-            </w:r>
-          </w:p>
-        </w:tc>
-        <w:tc>
-          <w:tcPr>
-            <w:tcW w:type="dxa" w:w="1728"/>
-          </w:tcPr>
-          <w:p>
-            <w:r>
-              <w:rPr>
-                <w:rFonts w:ascii="Times New Roman" w:hAnsi="Times New Roman" w:eastAsia="宋体"/>
-                <w:b w:val="0"/>
-                <w:sz w:val="21"/>
-              </w:rPr>
-              <w:t>见第三方检测报告（编号：2024-GL-0320）</w:t>
-            </w:r>
-          </w:p>
-        </w:tc>
-      </w:tr>
-      <w:tr>
-        <w:tc>
-          <w:tcPr>
-            <w:tcW w:type="dxa" w:w="1728"/>
-          </w:tcPr>
-          <w:p>
-            <w:r>
-              <w:rPr>
-                <w:rFonts w:ascii="Times New Roman" w:hAnsi="Times New Roman" w:eastAsia="宋体"/>
-                <w:b w:val="0"/>
-                <w:sz w:val="21"/>
-              </w:rPr>
-              <w:t>9</w:t>
-            </w:r>
-          </w:p>
-        </w:tc>
-        <w:tc>
-          <w:tcPr>
-            <w:tcW w:type="dxa" w:w="1728"/>
-          </w:tcPr>
-          <w:p>
-            <w:r>
-              <w:rPr>
-                <w:rFonts w:ascii="Times New Roman" w:hAnsi="Times New Roman" w:eastAsia="宋体"/>
-                <w:b w:val="0"/>
-                <w:sz w:val="21"/>
-              </w:rPr>
-              <w:t>激光脉冲持续时间采用超短脉冲设计，脉冲脉宽≤250ps（第三方检测报告）</w:t>
-            </w:r>
-          </w:p>
-        </w:tc>
-        <w:tc>
-          <w:tcPr>
-            <w:tcW w:type="dxa" w:w="1728"/>
-          </w:tcPr>
-          <w:p>
-            <w:r>
-              <w:rPr>
-                <w:rFonts w:ascii="Times New Roman" w:hAnsi="Times New Roman" w:eastAsia="宋体"/>
-                <w:b w:val="0"/>
-                <w:sz w:val="21"/>
-              </w:rPr>
-              <w:t>脉冲脉宽：≤248ps（优于招标要求，详见证明资料）</w:t>
-            </w:r>
-          </w:p>
-        </w:tc>
-        <w:tc>
-          <w:tcPr>
-            <w:tcW w:type="dxa" w:w="1728"/>
-          </w:tcPr>
-          <w:p>
-            <w:r>
-              <w:rPr>
-                <w:rFonts w:ascii="Times New Roman" w:hAnsi="Times New Roman" w:eastAsia="宋体"/>
-                <w:b/>
-                <w:color w:val="007030"/>
-                <w:sz w:val="21"/>
-              </w:rPr>
-              <w:t>正偏离</w:t>
-            </w:r>
-          </w:p>
-        </w:tc>
-        <w:tc>
-          <w:tcPr>
-            <w:tcW w:type="dxa" w:w="1728"/>
-          </w:tcPr>
-          <w:p>
-            <w:r>
-              <w:rPr>
-                <w:rFonts w:ascii="Times New Roman" w:hAnsi="Times New Roman" w:eastAsia="宋体"/>
-                <w:b w:val="0"/>
-                <w:sz w:val="21"/>
-              </w:rPr>
-              <w:t>见第三方检测报告（编号：2024-GL-0320）</w:t>
-            </w:r>
-          </w:p>
-        </w:tc>
-      </w:tr>
-      <w:tr>
-        <w:tc>
-          <w:tcPr>
-            <w:tcW w:type="dxa" w:w="1728"/>
-          </w:tcPr>
-          <w:p>
-            <w:r>
-              <w:rPr>
-                <w:rFonts w:ascii="Times New Roman" w:hAnsi="Times New Roman" w:eastAsia="宋体"/>
-                <w:b w:val="0"/>
-                <w:sz w:val="21"/>
-              </w:rPr>
-              <w:t>10</w:t>
-            </w:r>
-          </w:p>
-        </w:tc>
-        <w:tc>
-          <w:tcPr>
-            <w:tcW w:type="dxa" w:w="1728"/>
-          </w:tcPr>
-          <w:p>
-            <w:r>
-              <w:rPr>
-                <w:rFonts w:ascii="Times New Roman" w:hAnsi="Times New Roman" w:eastAsia="宋体"/>
-                <w:b w:val="0"/>
-                <w:sz w:val="21"/>
-              </w:rPr>
-              <w:t>最大能量密度： 16J/cm2</w:t>
-            </w:r>
-          </w:p>
-        </w:tc>
-        <w:tc>
-          <w:tcPr>
-            <w:tcW w:type="dxa" w:w="1728"/>
-          </w:tcPr>
-          <w:p>
-            <w:r>
-              <w:rPr>
-                <w:rFonts w:ascii="Times New Roman" w:hAnsi="Times New Roman" w:eastAsia="宋体"/>
-                <w:b w:val="0"/>
-                <w:sz w:val="21"/>
-              </w:rPr>
-              <w:t>最大能量密度：16J/cm2</w:t>
-            </w:r>
-          </w:p>
-        </w:tc>
-        <w:tc>
-          <w:tcPr>
-            <w:tcW w:type="dxa" w:w="1728"/>
-          </w:tcPr>
-          <w:p>
-            <w:r>
-              <w:rPr>
-                <w:rFonts w:ascii="Times New Roman" w:hAnsi="Times New Roman" w:eastAsia="宋体"/>
-                <w:b w:val="0"/>
-                <w:sz w:val="21"/>
-              </w:rPr>
-              <w:t>响应</w:t>
-            </w:r>
-          </w:p>
-        </w:tc>
-        <w:tc>
-          <w:tcPr>
-            <w:tcW w:type="dxa" w:w="1728"/>
-          </w:tcPr>
-          <w:p>
-            <w:r>
-              <w:rPr>
-                <w:rFonts w:ascii="Times New Roman" w:hAnsi="Times New Roman" w:eastAsia="宋体"/>
-                <w:b w:val="0"/>
-                <w:sz w:val="21"/>
-              </w:rPr>
-              <w:t>见产品技术要求/说明书</w:t>
-            </w:r>
-          </w:p>
-        </w:tc>
-      </w:tr>
-      <w:tr>
-        <w:tc>
-          <w:tcPr>
-            <w:tcW w:type="dxa" w:w="1728"/>
-          </w:tcPr>
-          <w:p>
-            <w:r>
-              <w:rPr>
-                <w:rFonts w:ascii="Times New Roman" w:hAnsi="Times New Roman" w:eastAsia="宋体"/>
-                <w:b w:val="0"/>
-                <w:sz w:val="21"/>
-              </w:rPr>
-              <w:t>11</w:t>
-            </w:r>
-          </w:p>
-        </w:tc>
-        <w:tc>
-          <w:tcPr>
-            <w:tcW w:type="dxa" w:w="1728"/>
-          </w:tcPr>
-          <w:p>
-            <w:r>
-              <w:rPr>
-                <w:rFonts w:ascii="Times New Roman" w:hAnsi="Times New Roman" w:eastAsia="宋体"/>
-                <w:b w:val="0"/>
-                <w:sz w:val="21"/>
-              </w:rPr>
-              <w:t>1064nm 常规能量单脉冲模式最大输出能量≥500mj</w:t>
-            </w:r>
-          </w:p>
-        </w:tc>
-        <w:tc>
-          <w:tcPr>
-            <w:tcW w:type="dxa" w:w="1728"/>
-          </w:tcPr>
-          <w:p>
-            <w:r>
-              <w:rPr>
-                <w:rFonts w:ascii="Times New Roman" w:hAnsi="Times New Roman" w:eastAsia="宋体"/>
-                <w:b w:val="0"/>
-                <w:sz w:val="21"/>
-              </w:rPr>
-              <w:t>常规能量单脉冲模式最大输出能量：≥500mj</w:t>
-            </w:r>
-          </w:p>
-        </w:tc>
-        <w:tc>
-          <w:tcPr>
-            <w:tcW w:type="dxa" w:w="1728"/>
-          </w:tcPr>
-          <w:p>
-            <w:r>
-              <w:rPr>
-                <w:rFonts w:ascii="Times New Roman" w:hAnsi="Times New Roman" w:eastAsia="宋体"/>
-                <w:b w:val="0"/>
-                <w:sz w:val="21"/>
-              </w:rPr>
-              <w:t>响应</w:t>
-            </w:r>
-          </w:p>
-        </w:tc>
-        <w:tc>
-          <w:tcPr>
-            <w:tcW w:type="dxa" w:w="1728"/>
-          </w:tcPr>
-          <w:p>
-            <w:r>
-              <w:rPr>
-                <w:rFonts w:ascii="Times New Roman" w:hAnsi="Times New Roman" w:eastAsia="宋体"/>
-                <w:b w:val="0"/>
-                <w:sz w:val="21"/>
-              </w:rPr>
-              <w:t>见产品技术要求/说明书</w:t>
-            </w:r>
-          </w:p>
-        </w:tc>
-      </w:tr>
-      <w:tr>
-        <w:tc>
-          <w:tcPr>
-            <w:tcW w:type="dxa" w:w="1728"/>
-          </w:tcPr>
-          <w:p>
-            <w:r>
-              <w:rPr>
-                <w:rFonts w:ascii="Times New Roman" w:hAnsi="Times New Roman" w:eastAsia="宋体"/>
-                <w:b w:val="0"/>
-                <w:sz w:val="21"/>
-              </w:rPr>
-              <w:t>12</w:t>
-            </w:r>
-          </w:p>
-        </w:tc>
-        <w:tc>
-          <w:tcPr>
-            <w:tcW w:type="dxa" w:w="1728"/>
-          </w:tcPr>
-          <w:p>
-            <w:r>
-              <w:rPr>
-                <w:rFonts w:ascii="Times New Roman" w:hAnsi="Times New Roman" w:eastAsia="宋体"/>
-                <w:b w:val="0"/>
-                <w:sz w:val="21"/>
-              </w:rPr>
-              <w:t>控制系统：≥10.1 英寸</w:t>
-            </w:r>
-          </w:p>
-        </w:tc>
-        <w:tc>
-          <w:tcPr>
-            <w:tcW w:type="dxa" w:w="1728"/>
-          </w:tcPr>
-          <w:p>
-            <w:r>
-              <w:rPr>
-                <w:rFonts w:ascii="Times New Roman" w:hAnsi="Times New Roman" w:eastAsia="宋体"/>
-                <w:b w:val="0"/>
-                <w:sz w:val="21"/>
-              </w:rPr>
-              <w:t>控制系统：10.1英寸</w:t>
-            </w:r>
-          </w:p>
-        </w:tc>
-        <w:tc>
-          <w:tcPr>
-            <w:tcW w:type="dxa" w:w="1728"/>
-          </w:tcPr>
-          <w:p>
-            <w:r>
-              <w:rPr>
-                <w:rFonts w:ascii="Times New Roman" w:hAnsi="Times New Roman" w:eastAsia="宋体"/>
-                <w:b w:val="0"/>
-                <w:sz w:val="21"/>
-              </w:rPr>
-              <w:t>响应</w:t>
-            </w:r>
-          </w:p>
-        </w:tc>
-        <w:tc>
-          <w:tcPr>
-            <w:tcW w:type="dxa" w:w="1728"/>
-          </w:tcPr>
-          <w:p>
-            <w:r>
-              <w:rPr>
-                <w:rFonts w:ascii="Times New Roman" w:hAnsi="Times New Roman" w:eastAsia="宋体"/>
-                <w:b w:val="0"/>
-                <w:sz w:val="21"/>
-              </w:rPr>
-              <w:t>见产品技术要求/说明书</w:t>
-            </w:r>
-          </w:p>
-        </w:tc>
-      </w:tr>
-      <w:tr>
-        <w:tc>
-          <w:tcPr>
-            <w:tcW w:type="dxa" w:w="1728"/>
-          </w:tcPr>
-          <w:p>
-            <w:r>
-              <w:rPr>
-                <w:rFonts w:ascii="Times New Roman" w:hAnsi="Times New Roman" w:eastAsia="宋体"/>
-                <w:b w:val="0"/>
-                <w:sz w:val="21"/>
-              </w:rPr>
-              <w:t>13</w:t>
-            </w:r>
-          </w:p>
-        </w:tc>
-        <w:tc>
-          <w:tcPr>
-            <w:tcW w:type="dxa" w:w="1728"/>
-          </w:tcPr>
-          <w:p>
-            <w:r>
-              <w:rPr>
-                <w:rFonts w:ascii="Times New Roman" w:hAnsi="Times New Roman" w:eastAsia="宋体"/>
-                <w:b w:val="0"/>
-                <w:sz w:val="21"/>
-              </w:rPr>
-              <w:t>具有参数修正功能及升级接口，设备治疗参数存储记忆、故障语言显示、声音提示、主电源工作电压、出光次数计数、氙灯使用次数计数等功能；</w:t>
-            </w:r>
-          </w:p>
-        </w:tc>
-        <w:tc>
-          <w:tcPr>
-            <w:tcW w:type="dxa" w:w="1728"/>
-          </w:tcPr>
-          <w:p>
-            <w:r>
-              <w:rPr>
-                <w:rFonts w:ascii="Times New Roman" w:hAnsi="Times New Roman" w:eastAsia="宋体"/>
-                <w:b w:val="0"/>
-                <w:sz w:val="21"/>
-              </w:rPr>
-              <w:t>功能配置：参数修正功能、治疗参数存储记忆、故障语言显示、声音提示、出光次数计数、氙灯使用次数计数</w:t>
-            </w:r>
-          </w:p>
-        </w:tc>
-        <w:tc>
-          <w:tcPr>
-            <w:tcW w:type="dxa" w:w="1728"/>
-          </w:tcPr>
-          <w:p>
-            <w:r>
-              <w:rPr>
-                <w:rFonts w:ascii="Times New Roman" w:hAnsi="Times New Roman" w:eastAsia="宋体"/>
-                <w:b w:val="0"/>
-                <w:sz w:val="21"/>
-              </w:rPr>
-              <w:t>响应</w:t>
-            </w:r>
-          </w:p>
-        </w:tc>
-        <w:tc>
-          <w:tcPr>
-            <w:tcW w:type="dxa" w:w="1728"/>
-          </w:tcPr>
-          <w:p>
-            <w:r>
-              <w:rPr>
-                <w:rFonts w:ascii="Times New Roman" w:hAnsi="Times New Roman" w:eastAsia="宋体"/>
-                <w:b w:val="0"/>
-                <w:sz w:val="21"/>
-              </w:rPr>
-              <w:t>见产品技术要求/说明书</w:t>
-            </w:r>
-          </w:p>
-        </w:tc>
-      </w:tr>
-      <w:tr>
-        <w:tc>
-          <w:tcPr>
-            <w:tcW w:type="dxa" w:w="1728"/>
-          </w:tcPr>
-          <w:p>
-            <w:r>
-              <w:rPr>
-                <w:rFonts w:ascii="Times New Roman" w:hAnsi="Times New Roman" w:eastAsia="宋体"/>
-                <w:b w:val="0"/>
-                <w:sz w:val="21"/>
-              </w:rPr>
-              <w:t>14</w:t>
-            </w:r>
-          </w:p>
-        </w:tc>
-        <w:tc>
-          <w:tcPr>
-            <w:tcW w:type="dxa" w:w="1728"/>
-          </w:tcPr>
-          <w:p>
-            <w:r>
-              <w:rPr>
-                <w:rFonts w:ascii="Times New Roman" w:hAnsi="Times New Roman" w:eastAsia="宋体"/>
-                <w:b w:val="0"/>
-                <w:sz w:val="21"/>
-              </w:rPr>
-              <w:t>532nm激光治疗端面能量密度0.13～7.75J/cm2。</w:t>
-            </w:r>
-          </w:p>
-        </w:tc>
-        <w:tc>
-          <w:tcPr>
-            <w:tcW w:type="dxa" w:w="1728"/>
-          </w:tcPr>
-          <w:p>
-            <w:r>
-              <w:rPr>
-                <w:rFonts w:ascii="Times New Roman" w:hAnsi="Times New Roman" w:eastAsia="宋体"/>
-                <w:b w:val="0"/>
-                <w:sz w:val="21"/>
-              </w:rPr>
-              <w:t>532nm激光治疗端面能量密度：0.13~7.75J/cm2</w:t>
-            </w:r>
-          </w:p>
-        </w:tc>
-        <w:tc>
-          <w:tcPr>
-            <w:tcW w:type="dxa" w:w="1728"/>
-          </w:tcPr>
-          <w:p>
-            <w:r>
-              <w:rPr>
-                <w:rFonts w:ascii="Times New Roman" w:hAnsi="Times New Roman" w:eastAsia="宋体"/>
-                <w:b w:val="0"/>
-                <w:sz w:val="21"/>
-              </w:rPr>
-              <w:t>响应</w:t>
-            </w:r>
-          </w:p>
-        </w:tc>
-        <w:tc>
-          <w:tcPr>
-            <w:tcW w:type="dxa" w:w="1728"/>
-          </w:tcPr>
-          <w:p>
-            <w:r>
-              <w:rPr>
-                <w:rFonts w:ascii="Times New Roman" w:hAnsi="Times New Roman" w:eastAsia="宋体"/>
-                <w:b w:val="0"/>
-                <w:sz w:val="21"/>
-              </w:rPr>
-              <w:t>见产品技术要求/说明书</w:t>
-            </w:r>
-          </w:p>
-        </w:tc>
-      </w:tr>
-      <w:tr>
-        <w:tc>
-          <w:tcPr>
-            <w:tcW w:type="dxa" w:w="1728"/>
-          </w:tcPr>
-          <w:p>
-            <w:r>
-              <w:rPr>
-                <w:rFonts w:ascii="Times New Roman" w:hAnsi="Times New Roman" w:eastAsia="宋体"/>
-                <w:b w:val="0"/>
-                <w:sz w:val="21"/>
-              </w:rPr>
-              <w:t>15</w:t>
-            </w:r>
-          </w:p>
-        </w:tc>
-        <w:tc>
-          <w:tcPr>
-            <w:tcW w:type="dxa" w:w="1728"/>
-          </w:tcPr>
-          <w:p>
-            <w:r>
-              <w:rPr>
-                <w:rFonts w:ascii="Times New Roman" w:hAnsi="Times New Roman" w:eastAsia="宋体"/>
-                <w:b w:val="0"/>
-                <w:sz w:val="21"/>
-              </w:rPr>
-              <w:t>1064nm激光治疗端面能量密度0.2～16J/cm2。</w:t>
-            </w:r>
-          </w:p>
-        </w:tc>
-        <w:tc>
-          <w:tcPr>
-            <w:tcW w:type="dxa" w:w="1728"/>
-          </w:tcPr>
-          <w:p>
-            <w:r>
-              <w:rPr>
-                <w:rFonts w:ascii="Times New Roman" w:hAnsi="Times New Roman" w:eastAsia="宋体"/>
-                <w:b w:val="0"/>
-                <w:sz w:val="21"/>
-              </w:rPr>
-              <w:t>1064nm激光治疗端面能量密度：0.2~16J/cm2</w:t>
-            </w:r>
-          </w:p>
-        </w:tc>
-        <w:tc>
-          <w:tcPr>
-            <w:tcW w:type="dxa" w:w="1728"/>
-          </w:tcPr>
-          <w:p>
-            <w:r>
-              <w:rPr>
-                <w:rFonts w:ascii="Times New Roman" w:hAnsi="Times New Roman" w:eastAsia="宋体"/>
-                <w:b w:val="0"/>
-                <w:sz w:val="21"/>
-              </w:rPr>
-              <w:t>响应</w:t>
-            </w:r>
-          </w:p>
-        </w:tc>
-        <w:tc>
-          <w:tcPr>
-            <w:tcW w:type="dxa" w:w="1728"/>
-          </w:tcPr>
-          <w:p>
-            <w:r>
-              <w:rPr>
-                <w:rFonts w:ascii="Times New Roman" w:hAnsi="Times New Roman" w:eastAsia="宋体"/>
-                <w:b w:val="0"/>
-                <w:sz w:val="21"/>
-              </w:rPr>
-              <w:t>见产品技术要求/说明书</w:t>
-            </w:r>
-          </w:p>
-        </w:tc>
-      </w:tr>
-      <w:tr>
-        <w:tc>
-          <w:tcPr>
-            <w:tcW w:type="dxa" w:w="1728"/>
-          </w:tcPr>
-          <w:p>
-            <w:r>
-              <w:rPr>
-                <w:rFonts w:ascii="Times New Roman" w:hAnsi="Times New Roman" w:eastAsia="宋体"/>
-                <w:b w:val="0"/>
-                <w:sz w:val="21"/>
-              </w:rPr>
-              <w:t>16</w:t>
-            </w:r>
-          </w:p>
-        </w:tc>
-        <w:tc>
-          <w:tcPr>
-            <w:tcW w:type="dxa" w:w="1728"/>
-          </w:tcPr>
-          <w:p>
-            <w:r>
-              <w:rPr>
-                <w:rFonts w:ascii="Times New Roman" w:hAnsi="Times New Roman" w:eastAsia="宋体"/>
-                <w:b w:val="0"/>
-                <w:sz w:val="21"/>
-              </w:rPr>
-              <w:t>激光输出能量不稳定度≤±10%范围</w:t>
-            </w:r>
-          </w:p>
-        </w:tc>
-        <w:tc>
-          <w:tcPr>
-            <w:tcW w:type="dxa" w:w="1728"/>
-          </w:tcPr>
-          <w:p>
-            <w:r>
-              <w:rPr>
-                <w:rFonts w:ascii="Times New Roman" w:hAnsi="Times New Roman" w:eastAsia="宋体"/>
-                <w:b w:val="0"/>
-                <w:sz w:val="21"/>
-              </w:rPr>
-              <w:t>【待人工确认】白皮书未披露，需第三方检测报告——需查检测报告后填写</w:t>
+              <w:t>【待人工确认】白皮书§3为一体化设计但未明确防震防潮防回光耐温变指标——需查检测报告后填写</w:t>
             </w:r>
           </w:p>
         </w:tc>
@@ -1400,7 +2217,9 @@
                 <w:b w:val="0"/>
                 <w:sz w:val="21"/>
               </w:rPr>
-              <w:t>见产品技术要求/说明书</w:t>
+              <w:t>技术白皮书 第1页 第3条；</w:t>
+              <w:br/>
+              <w:t>【缺证】上列资料不能完全覆盖本条要求，须补充后再引用</w:t>
             </w:r>
           </w:p>
         </w:tc>
@@ -1417,7 +2236,7 @@
                 <w:b w:val="0"/>
                 <w:sz w:val="21"/>
               </w:rPr>
-              <w:t>17</w:t>
+              <w:t>27</w:t>
             </w:r>
           </w:p>
         </w:tc>
@@ -1432,7 +2251,7 @@
                 <w:b w:val="0"/>
                 <w:sz w:val="21"/>
               </w:rPr>
-              <w:t>激光输出复现性≥±10%范围</w:t>
+              <w:t>具有设备治疗参数存储记忆功能</w:t>
             </w:r>
           </w:p>
         </w:tc>
@@ -1447,7 +2266,165 @@
                 <w:b w:val="0"/>
                 <w:sz w:val="21"/>
               </w:rPr>
-              <w:t>【待人工确认】白皮书未披露，需第三方检测报告——需查检测报告后填写</w:t>
+              <w:t>设备治疗参数存储记忆功能：设备治疗参数存储记忆功能</w:t>
+            </w:r>
+          </w:p>
+        </w:tc>
+        <w:tc>
+          <w:tcPr>
+            <w:tcW w:type="dxa" w:w="1728"/>
+          </w:tcPr>
+          <w:p>
+            <w:r>
+              <w:rPr>
+                <w:rFonts w:ascii="Times New Roman" w:hAnsi="Times New Roman" w:eastAsia="宋体"/>
+                <w:b w:val="0"/>
+                <w:sz w:val="21"/>
+              </w:rPr>
+              <w:t>响应</w:t>
+            </w:r>
+          </w:p>
+        </w:tc>
+        <w:tc>
+          <w:tcPr>
+            <w:tcW w:type="dxa" w:w="1728"/>
+          </w:tcPr>
+          <w:p>
+            <w:r>
+              <w:rPr>
+                <w:rFonts w:ascii="Times New Roman" w:hAnsi="Times New Roman" w:eastAsia="宋体"/>
+                <w:b w:val="0"/>
+                <w:sz w:val="21"/>
+              </w:rPr>
+              <w:t>技术白皮书 第1页 第21条；</w:t>
+              <w:br/>
+              <w:t>使用说明书 第15页 3.3.1「方案管理功能」</w:t>
+            </w:r>
+          </w:p>
+        </w:tc>
+      </w:tr>
+      <w:tr>
+        <w:tc>
+          <w:tcPr>
+            <w:tcW w:type="dxa" w:w="1728"/>
+          </w:tcPr>
+          <w:p>
+            <w:r>
+              <w:rPr>
+                <w:rFonts w:ascii="Times New Roman" w:hAnsi="Times New Roman" w:eastAsia="宋体"/>
+                <w:b w:val="0"/>
+                <w:sz w:val="21"/>
+              </w:rPr>
+              <w:t>28</w:t>
+            </w:r>
+          </w:p>
+        </w:tc>
+        <w:tc>
+          <w:tcPr>
+            <w:tcW w:type="dxa" w:w="1728"/>
+          </w:tcPr>
+          <w:p>
+            <w:r>
+              <w:rPr>
+                <w:rFonts w:ascii="Times New Roman" w:hAnsi="Times New Roman" w:eastAsia="宋体"/>
+                <w:b w:val="0"/>
+                <w:sz w:val="21"/>
+              </w:rPr>
+              <w:t>电源需求：200-240VAC，50/60Hz,≥10A,输入功率1500VA</w:t>
+            </w:r>
+          </w:p>
+        </w:tc>
+        <w:tc>
+          <w:tcPr>
+            <w:tcW w:type="dxa" w:w="1728"/>
+          </w:tcPr>
+          <w:p>
+            <w:r>
+              <w:rPr>
+                <w:rFonts w:ascii="Times New Roman" w:hAnsi="Times New Roman" w:eastAsia="宋体"/>
+                <w:b w:val="0"/>
+                <w:sz w:val="21"/>
+              </w:rPr>
+              <w:t>电源需求：200~240VAC</w:t>
+            </w:r>
+          </w:p>
+        </w:tc>
+        <w:tc>
+          <w:tcPr>
+            <w:tcW w:type="dxa" w:w="1728"/>
+          </w:tcPr>
+          <w:p>
+            <w:r>
+              <w:rPr>
+                <w:rFonts w:ascii="Times New Roman" w:hAnsi="Times New Roman" w:eastAsia="宋体"/>
+                <w:b w:val="0"/>
+                <w:sz w:val="21"/>
+              </w:rPr>
+              <w:t>响应</w:t>
+            </w:r>
+          </w:p>
+        </w:tc>
+        <w:tc>
+          <w:tcPr>
+            <w:tcW w:type="dxa" w:w="1728"/>
+          </w:tcPr>
+          <w:p>
+            <w:r>
+              <w:rPr>
+                <w:rFonts w:ascii="Times New Roman" w:hAnsi="Times New Roman" w:eastAsia="宋体"/>
+                <w:b w:val="0"/>
+                <w:sz w:val="21"/>
+              </w:rPr>
+              <w:t>使用说明书 第13页 3.1「输入功率/额定输入电压」；</w:t>
+              <w:br/>
+              <w:t>技术白皮书 第1页 第24条</w:t>
+            </w:r>
+          </w:p>
+        </w:tc>
+      </w:tr>
+      <w:tr>
+        <w:tc>
+          <w:tcPr>
+            <w:tcW w:type="dxa" w:w="1728"/>
+          </w:tcPr>
+          <w:p>
+            <w:r>
+              <w:rPr>
+                <w:rFonts w:ascii="Times New Roman" w:hAnsi="Times New Roman" w:eastAsia="宋体"/>
+                <w:b w:val="0"/>
+                <w:sz w:val="21"/>
+              </w:rPr>
+              <w:t>29</w:t>
+            </w:r>
+          </w:p>
+        </w:tc>
+        <w:tc>
+          <w:tcPr>
+            <w:tcW w:type="dxa" w:w="1728"/>
+          </w:tcPr>
+          <w:p>
+            <w:r>
+              <w:rPr>
+                <w:rFonts w:ascii="Times New Roman" w:hAnsi="Times New Roman" w:eastAsia="宋体"/>
+                <w:b w:val="0"/>
+                <w:sz w:val="21"/>
+              </w:rPr>
+              <w:t>设备重量≥130KG</w:t>
+            </w:r>
+          </w:p>
+        </w:tc>
+        <w:tc>
+          <w:tcPr>
+            <w:tcW w:type="dxa" w:w="1728"/>
+          </w:tcPr>
+          <w:p>
+            <w:r>
+              <w:rPr>
+                <w:rFonts w:ascii="Times New Roman" w:hAnsi="Times New Roman" w:eastAsia="宋体"/>
+                <w:b w:val="0"/>
+                <w:sz w:val="21"/>
+              </w:rPr>
+              <w:t>【待人工确认】说明书3.1/3.2、检验报告、彩页均未载明整机重量；原130KG仅见于内部需求对比表，无对外证明力，须产品部出证明——需查检测报告后填写</w:t>
             </w:r>
           </w:p>
         </w:tc>
@@ -1478,7 +2455,7 @@
                 <w:b w:val="0"/>
                 <w:sz w:val="21"/>
               </w:rPr>
-              <w:t>见产品技术要求/说明书</w:t>
+              <w:t>【待补件】现有资料无法指向具体页码，见存疑清单</w:t>
             </w:r>
           </w:p>
         </w:tc>
@@ -1495,7 +2472,7 @@
                 <w:b w:val="0"/>
                 <w:sz w:val="21"/>
               </w:rPr>
-              <w:t>18</w:t>
+              <w:t>30</w:t>
             </w:r>
           </w:p>
         </w:tc>
@@ -1510,7 +2487,7 @@
                 <w:b w:val="0"/>
                 <w:sz w:val="21"/>
               </w:rPr>
-              <w:t>瞄准光输出功率&lt;3.5 mW（第三方检测报告）</w:t>
+              <w:t>激光防护眼镜     产品应配置激光防护眼镜，需满足以下要求：激光防护眼镜上应标明防护的波长范围和光密度值。防护镜对激光输出波长的光密度：≥4；可见光透射比：≥30%</w:t>
             </w:r>
           </w:p>
         </w:tc>
@@ -1525,7 +2502,7 @@
                 <w:b w:val="0"/>
                 <w:sz w:val="21"/>
               </w:rPr>
-              <w:t>【待人工确认】白皮书仅写650nm亮度可调，未给功率值——需查检测报告后填写</w:t>
+              <w:t>【待人工确认】光密度：响应内容需人工填写具体数值</w:t>
             </w:r>
           </w:p>
         </w:tc>
@@ -1556,7 +2533,7 @@
                 <w:b w:val="0"/>
                 <w:sz w:val="21"/>
               </w:rPr>
-              <w:t>见第三方检测报告（编号：2024-GL-0320）</w:t>
+              <w:t>【待补件】现有资料无法指向具体页码，见存疑清单</w:t>
             </w:r>
           </w:p>
         </w:tc>
@@ -1573,7 +2550,7 @@
                 <w:b w:val="0"/>
                 <w:sz w:val="21"/>
               </w:rPr>
-              <w:t>19</w:t>
+              <w:t>31</w:t>
             </w:r>
           </w:p>
         </w:tc>
@@ -1588,7 +2565,7 @@
                 <w:b w:val="0"/>
                 <w:sz w:val="21"/>
               </w:rPr>
-              <w:t>瞄准光系统：650nm，亮度可调</w:t>
+              <w:t>29. 产品寿命≥10年</w:t>
             </w:r>
           </w:p>
         </w:tc>
@@ -1603,7 +2580,7 @@
                 <w:b w:val="0"/>
                 <w:sz w:val="21"/>
               </w:rPr>
-              <w:t>瞄准光系统波长：650nm</w:t>
+              <w:t>产品寿命：10年</w:t>
             </w:r>
           </w:p>
         </w:tc>
@@ -1633,7 +2610,116 @@
                 <w:b w:val="0"/>
                 <w:sz w:val="21"/>
               </w:rPr>
-              <w:t>见产品技术要求/说明书</w:t>
+              <w:t>【待建索引】该参数尚未在 evidence_map.json 中登记出处</w:t>
+            </w:r>
+          </w:p>
+        </w:tc>
+      </w:tr>
+    </w:tbl>
+    <w:p/>
+    <w:p>
+      <w:r>
+        <w:rPr>
+          <w:rFonts w:ascii="Times New Roman" w:hAnsi="Times New Roman" w:eastAsia="宋体"/>
+          <w:b/>
+          <w:sz w:val="26"/>
+        </w:rPr>
+        <w:t>附二、证明材料索引明细（评委核查用，可随投标文件一并提交）</w:t>
+      </w:r>
+    </w:p>
+    <w:p>
+      <w:r>
+        <w:rPr>
+          <w:rFonts w:ascii="Times New Roman" w:hAnsi="Times New Roman" w:eastAsia="宋体"/>
+          <w:b w:val="0"/>
+          <w:color w:val="606060"/>
+          <w:sz w:val="18"/>
+        </w:rPr>
+        <w:t>说明：页码为原件印刷页码；检验报告 2024-GL-0320 原件共109页，说明书共30页。查证时按「文件→页码→序号/条款」逐级对应。</w:t>
+      </w:r>
+    </w:p>
+    <w:tbl>
+      <w:tblPr>
+        <w:tblStyle w:val="TableGrid"/>
+        <w:tblW w:type="auto" w:w="0"/>
+        <w:tblLook w:firstColumn="1" w:firstRow="1" w:lastColumn="0" w:lastRow="0" w:noHBand="0" w:noVBand="1" w:val="04A0"/>
+      </w:tblPr>
+      <w:tblGrid>
+        <w:gridCol w:w="1701"/>
+        <w:gridCol w:w="2041"/>
+        <w:gridCol w:w="2835"/>
+        <w:gridCol w:w="3288"/>
+      </w:tblGrid>
+      <w:tr>
+        <w:tc>
+          <w:tcPr>
+            <w:tcW w:type="dxa" w:w="2160"/>
+          </w:tcPr>
+          <w:p>
+            <w:pPr>
+              <w:jc w:val="center"/>
+            </w:pPr>
+            <w:r>
+              <w:rPr>
+                <w:rFonts w:ascii="Times New Roman" w:hAnsi="Times New Roman" w:eastAsia="宋体"/>
+                <w:b/>
+                <w:sz w:val="18"/>
+              </w:rPr>
+              <w:t>要求条目</w:t>
+            </w:r>
+          </w:p>
+        </w:tc>
+        <w:tc>
+          <w:tcPr>
+            <w:tcW w:type="dxa" w:w="2160"/>
+          </w:tcPr>
+          <w:p>
+            <w:pPr>
+              <w:jc w:val="center"/>
+            </w:pPr>
+            <w:r>
+              <w:rPr>
+                <w:rFonts w:ascii="Times New Roman" w:hAnsi="Times New Roman" w:eastAsia="宋体"/>
+                <w:b/>
+                <w:sz w:val="18"/>
+              </w:rPr>
+              <w:t>证明材料</w:t>
+            </w:r>
+          </w:p>
+        </w:tc>
+        <w:tc>
+          <w:tcPr>
+            <w:tcW w:type="dxa" w:w="2160"/>
+          </w:tcPr>
+          <w:p>
+            <w:pPr>
+              <w:jc w:val="center"/>
+            </w:pPr>
+            <w:r>
+              <w:rPr>
+                <w:rFonts w:ascii="Times New Roman" w:hAnsi="Times New Roman" w:eastAsia="宋体"/>
+                <w:b/>
+                <w:sz w:val="18"/>
+              </w:rPr>
+              <w:t>索引位置</w:t>
+            </w:r>
+          </w:p>
+        </w:tc>
+        <w:tc>
+          <w:tcPr>
+            <w:tcW w:type="dxa" w:w="2160"/>
+          </w:tcPr>
+          <w:p>
+            <w:pPr>
+              <w:jc w:val="center"/>
+            </w:pPr>
+            <w:r>
+              <w:rPr>
+                <w:rFonts w:ascii="Times New Roman" w:hAnsi="Times New Roman" w:eastAsia="宋体"/>
+                <w:b/>
+                <w:sz w:val="18"/>
+              </w:rPr>
+              <w:t>该处载明内容（数值）</w:t>
             </w:r>
           </w:p>
         </w:tc>
@@ -1641,77 +2727,61 @@
       <w:tr>
         <w:tc>
           <w:tcPr>
-            <w:tcW w:type="dxa" w:w="1728"/>
-          </w:tcPr>
-          <w:p>
-            <w:r>
-              <w:rPr>
-                <w:rFonts w:ascii="Times New Roman" w:hAnsi="Times New Roman" w:eastAsia="宋体"/>
-                <w:b w:val="0"/>
-                <w:sz w:val="21"/>
-              </w:rPr>
-              <w:t>20</w:t>
-            </w:r>
-          </w:p>
-        </w:tc>
-        <w:tc>
-          <w:tcPr>
-            <w:tcW w:type="dxa" w:w="1728"/>
-          </w:tcPr>
-          <w:p>
-            <w:r>
-              <w:rPr>
-                <w:rFonts w:ascii="Times New Roman" w:hAnsi="Times New Roman" w:eastAsia="宋体"/>
-                <w:b w:val="0"/>
-                <w:sz w:val="21"/>
-              </w:rPr>
-              <w:t>激光输出发散角&lt;0.3 弧度</w:t>
-            </w:r>
-          </w:p>
-        </w:tc>
-        <w:tc>
-          <w:tcPr>
-            <w:tcW w:type="dxa" w:w="1728"/>
-          </w:tcPr>
-          <w:p>
-            <w:r>
-              <w:rPr>
-                <w:rFonts w:ascii="Times New Roman" w:hAnsi="Times New Roman" w:eastAsia="宋体"/>
-                <w:b w:val="0"/>
-                <w:sz w:val="21"/>
-              </w:rPr>
-              <w:t>【待人工确认】白皮书未披露——需查检测报告后填写</w:t>
-            </w:r>
-          </w:p>
-        </w:tc>
-        <w:tc>
-          <w:tcPr>
-            <w:tcW w:type="dxa" w:w="1728"/>
-          </w:tcPr>
-          <w:p>
-            <w:r>
-              <w:rPr>
-                <w:rFonts w:ascii="Times New Roman" w:hAnsi="Times New Roman" w:eastAsia="宋体"/>
-                <w:b/>
-                <w:color w:val="C00000"/>
-                <w:sz w:val="21"/>
-              </w:rPr>
-              <w:t>存疑（待人工）</w:t>
-            </w:r>
-          </w:p>
-        </w:tc>
-        <w:tc>
-          <w:tcPr>
-            <w:tcW w:type="dxa" w:w="1728"/>
-          </w:tcPr>
-          <w:p>
-            <w:r>
-              <w:rPr>
-                <w:rFonts w:ascii="Times New Roman" w:hAnsi="Times New Roman" w:eastAsia="宋体"/>
-                <w:b w:val="0"/>
-                <w:sz w:val="21"/>
-              </w:rPr>
-              <w:t>见产品技术要求/说明书</w:t>
+            <w:tcW w:type="dxa" w:w="2160"/>
+          </w:tcPr>
+          <w:p>
+            <w:r>
+              <w:rPr>
+                <w:rFonts w:ascii="Times New Roman" w:hAnsi="Times New Roman" w:eastAsia="宋体"/>
+                <w:b w:val="0"/>
+                <w:sz w:val="18"/>
+              </w:rPr>
+              <w:t>1.产地</w:t>
+            </w:r>
+          </w:p>
+        </w:tc>
+        <w:tc>
+          <w:tcPr>
+            <w:tcW w:type="dxa" w:w="2160"/>
+          </w:tcPr>
+          <w:p>
+            <w:r>
+              <w:rPr>
+                <w:rFonts w:ascii="Times New Roman" w:hAnsi="Times New Roman" w:eastAsia="宋体"/>
+                <w:b w:val="0"/>
+                <w:sz w:val="18"/>
+              </w:rPr>
+              <w:t>注册证 国械注准20243091854</w:t>
+            </w:r>
+          </w:p>
+        </w:tc>
+        <w:tc>
+          <w:tcPr>
+            <w:tcW w:type="dxa" w:w="2160"/>
+          </w:tcPr>
+          <w:p>
+            <w:r>
+              <w:rPr>
+                <w:rFonts w:ascii="Times New Roman" w:hAnsi="Times New Roman" w:eastAsia="宋体"/>
+                <w:b w:val="0"/>
+                <w:sz w:val="18"/>
+              </w:rPr>
+              <w:t>第1页「注册人名称/生产地址」</w:t>
+            </w:r>
+          </w:p>
+        </w:tc>
+        <w:tc>
+          <w:tcPr>
+            <w:tcW w:type="dxa" w:w="2160"/>
+          </w:tcPr>
+          <w:p>
+            <w:r>
+              <w:rPr>
+                <w:rFonts w:ascii="Times New Roman" w:hAnsi="Times New Roman" w:eastAsia="宋体"/>
+                <w:b w:val="0"/>
+                <w:sz w:val="18"/>
+              </w:rPr>
+              <w:t>南京伟思医疗科技股份有限公司，南京市雨花台区宁双路19号</w:t>
             </w:r>
           </w:p>
         </w:tc>
@@ -1719,77 +2789,60 @@
       <w:tr>
         <w:tc>
           <w:tcPr>
-            <w:tcW w:type="dxa" w:w="1728"/>
-          </w:tcPr>
-          <w:p>
-            <w:r>
-              <w:rPr>
-                <w:rFonts w:ascii="Times New Roman" w:hAnsi="Times New Roman" w:eastAsia="宋体"/>
-                <w:b w:val="0"/>
-                <w:sz w:val="21"/>
-              </w:rPr>
-              <w:t>21</w:t>
-            </w:r>
-          </w:p>
-        </w:tc>
-        <w:tc>
-          <w:tcPr>
-            <w:tcW w:type="dxa" w:w="1728"/>
-          </w:tcPr>
-          <w:p>
-            <w:r>
-              <w:rPr>
-                <w:rFonts w:ascii="Times New Roman" w:hAnsi="Times New Roman" w:eastAsia="宋体"/>
-                <w:b w:val="0"/>
-                <w:sz w:val="21"/>
-              </w:rPr>
-              <w:t>脚踏开关：具有智能脚踏识别功能；脚踏开关防护等级≥IPX4（产品说明书）</w:t>
-            </w:r>
-          </w:p>
-        </w:tc>
-        <w:tc>
-          <w:tcPr>
-            <w:tcW w:type="dxa" w:w="1728"/>
-          </w:tcPr>
-          <w:p>
-            <w:r>
-              <w:rPr>
-                <w:rFonts w:ascii="Times New Roman" w:hAnsi="Times New Roman" w:eastAsia="宋体"/>
-                <w:b w:val="0"/>
-                <w:sz w:val="21"/>
-              </w:rPr>
-              <w:t>脚踏开关防护等级：IPX8（优于招标要求，详见证明资料）</w:t>
-            </w:r>
-          </w:p>
-        </w:tc>
-        <w:tc>
-          <w:tcPr>
-            <w:tcW w:type="dxa" w:w="1728"/>
-          </w:tcPr>
-          <w:p>
-            <w:r>
-              <w:rPr>
-                <w:rFonts w:ascii="Times New Roman" w:hAnsi="Times New Roman" w:eastAsia="宋体"/>
-                <w:b/>
-                <w:color w:val="007030"/>
-                <w:sz w:val="21"/>
-              </w:rPr>
-              <w:t>正偏离</w:t>
-            </w:r>
-          </w:p>
-        </w:tc>
-        <w:tc>
-          <w:tcPr>
-            <w:tcW w:type="dxa" w:w="1728"/>
-          </w:tcPr>
-          <w:p>
-            <w:r>
-              <w:rPr>
-                <w:rFonts w:ascii="Times New Roman" w:hAnsi="Times New Roman" w:eastAsia="宋体"/>
-                <w:b w:val="0"/>
-                <w:sz w:val="21"/>
-              </w:rPr>
-              <w:t>见产品技术要求/说明书</w:t>
+            <w:tcW w:type="dxa" w:w="2160"/>
+          </w:tcPr>
+          <w:p>
+            <w:r>
+              <w:rPr>
+                <w:rFonts w:ascii="Times New Roman" w:hAnsi="Times New Roman" w:eastAsia="宋体"/>
+                <w:b w:val="0"/>
+                <w:sz w:val="18"/>
+              </w:rPr>
+            </w:r>
+          </w:p>
+        </w:tc>
+        <w:tc>
+          <w:tcPr>
+            <w:tcW w:type="dxa" w:w="2160"/>
+          </w:tcPr>
+          <w:p>
+            <w:r>
+              <w:rPr>
+                <w:rFonts w:ascii="Times New Roman" w:hAnsi="Times New Roman" w:eastAsia="宋体"/>
+                <w:b w:val="0"/>
+                <w:sz w:val="18"/>
+              </w:rPr>
+              <w:t>营业执照</w:t>
+            </w:r>
+          </w:p>
+        </w:tc>
+        <w:tc>
+          <w:tcPr>
+            <w:tcW w:type="dxa" w:w="2160"/>
+          </w:tcPr>
+          <w:p>
+            <w:r>
+              <w:rPr>
+                <w:rFonts w:ascii="Times New Roman" w:hAnsi="Times New Roman" w:eastAsia="宋体"/>
+                <w:b w:val="0"/>
+                <w:sz w:val="18"/>
+              </w:rPr>
+              <w:t>《伟思-营业执照（好乐章医美）》</w:t>
+            </w:r>
+          </w:p>
+        </w:tc>
+        <w:tc>
+          <w:tcPr>
+            <w:tcW w:type="dxa" w:w="2160"/>
+          </w:tcPr>
+          <w:p>
+            <w:r>
+              <w:rPr>
+                <w:rFonts w:ascii="Times New Roman" w:hAnsi="Times New Roman" w:eastAsia="宋体"/>
+                <w:b w:val="0"/>
+                <w:sz w:val="18"/>
+              </w:rPr>
+              <w:t>随资质册提交</w:t>
             </w:r>
           </w:p>
         </w:tc>
@@ -1797,77 +2850,61 @@
       <w:tr>
         <w:tc>
           <w:tcPr>
-            <w:tcW w:type="dxa" w:w="1728"/>
-          </w:tcPr>
-          <w:p>
-            <w:r>
-              <w:rPr>
-                <w:rFonts w:ascii="Times New Roman" w:hAnsi="Times New Roman" w:eastAsia="宋体"/>
-                <w:b w:val="0"/>
-                <w:sz w:val="21"/>
-              </w:rPr>
-              <w:t>22</w:t>
-            </w:r>
-          </w:p>
-        </w:tc>
-        <w:tc>
-          <w:tcPr>
-            <w:tcW w:type="dxa" w:w="1728"/>
-          </w:tcPr>
-          <w:p>
-            <w:r>
-              <w:rPr>
-                <w:rFonts w:ascii="Times New Roman" w:hAnsi="Times New Roman" w:eastAsia="宋体"/>
-                <w:b w:val="0"/>
-                <w:sz w:val="21"/>
-              </w:rPr>
-              <w:t>传输方式：进口七关节重锤式导光臂</w:t>
-            </w:r>
-          </w:p>
-        </w:tc>
-        <w:tc>
-          <w:tcPr>
-            <w:tcW w:type="dxa" w:w="1728"/>
-          </w:tcPr>
-          <w:p>
-            <w:r>
-              <w:rPr>
-                <w:rFonts w:ascii="Times New Roman" w:hAnsi="Times New Roman" w:eastAsia="宋体"/>
-                <w:b w:val="0"/>
-                <w:sz w:val="21"/>
-              </w:rPr>
-              <w:t>传输方式：七关节平衡式导光臂</w:t>
-            </w:r>
-          </w:p>
-        </w:tc>
-        <w:tc>
-          <w:tcPr>
-            <w:tcW w:type="dxa" w:w="1728"/>
-          </w:tcPr>
-          <w:p>
-            <w:r>
-              <w:rPr>
-                <w:rFonts w:ascii="Times New Roman" w:hAnsi="Times New Roman" w:eastAsia="宋体"/>
-                <w:b/>
-                <w:color w:val="C00000"/>
-                <w:sz w:val="21"/>
-              </w:rPr>
-              <w:t>存疑（待人工）</w:t>
-            </w:r>
-          </w:p>
-        </w:tc>
-        <w:tc>
-          <w:tcPr>
-            <w:tcW w:type="dxa" w:w="1728"/>
-          </w:tcPr>
-          <w:p>
-            <w:r>
-              <w:rPr>
-                <w:rFonts w:ascii="Times New Roman" w:hAnsi="Times New Roman" w:eastAsia="宋体"/>
-                <w:b w:val="0"/>
-                <w:sz w:val="21"/>
-              </w:rPr>
-              <w:t>见产品技术要求/说明书</w:t>
+            <w:tcW w:type="dxa" w:w="2160"/>
+          </w:tcPr>
+          <w:p>
+            <w:r>
+              <w:rPr>
+                <w:rFonts w:ascii="Times New Roman" w:hAnsi="Times New Roman" w:eastAsia="宋体"/>
+                <w:b w:val="0"/>
+                <w:sz w:val="18"/>
+              </w:rPr>
+              <w:t>2.激光波长及用途</w:t>
+            </w:r>
+          </w:p>
+        </w:tc>
+        <w:tc>
+          <w:tcPr>
+            <w:tcW w:type="dxa" w:w="2160"/>
+          </w:tcPr>
+          <w:p>
+            <w:r>
+              <w:rPr>
+                <w:rFonts w:ascii="Times New Roman" w:hAnsi="Times New Roman" w:eastAsia="宋体"/>
+                <w:b w:val="0"/>
+                <w:sz w:val="18"/>
+              </w:rPr>
+              <w:t>注册证 国械注准20243091854</w:t>
+            </w:r>
+          </w:p>
+        </w:tc>
+        <w:tc>
+          <w:tcPr>
+            <w:tcW w:type="dxa" w:w="2160"/>
+          </w:tcPr>
+          <w:p>
+            <w:r>
+              <w:rPr>
+                <w:rFonts w:ascii="Times New Roman" w:hAnsi="Times New Roman" w:eastAsia="宋体"/>
+                <w:b w:val="0"/>
+                <w:sz w:val="18"/>
+              </w:rPr>
+              <w:t>第1页「适用范围」</w:t>
+            </w:r>
+          </w:p>
+        </w:tc>
+        <w:tc>
+          <w:tcPr>
+            <w:tcW w:type="dxa" w:w="2160"/>
+          </w:tcPr>
+          <w:p>
+            <w:r>
+              <w:rPr>
+                <w:rFonts w:ascii="Times New Roman" w:hAnsi="Times New Roman" w:eastAsia="宋体"/>
+                <w:b w:val="0"/>
+                <w:sz w:val="18"/>
+              </w:rPr>
+              <w:t>532nm 激光用于治疗表皮良性色素增加性皮肤病</w:t>
             </w:r>
           </w:p>
         </w:tc>
@@ -1875,76 +2912,60 @@
       <w:tr>
         <w:tc>
           <w:tcPr>
-            <w:tcW w:type="dxa" w:w="1728"/>
-          </w:tcPr>
-          <w:p>
-            <w:r>
-              <w:rPr>
-                <w:rFonts w:ascii="Times New Roman" w:hAnsi="Times New Roman" w:eastAsia="宋体"/>
-                <w:b w:val="0"/>
-                <w:sz w:val="21"/>
-              </w:rPr>
-              <w:t>23</w:t>
-            </w:r>
-          </w:p>
-        </w:tc>
-        <w:tc>
-          <w:tcPr>
-            <w:tcW w:type="dxa" w:w="1728"/>
-          </w:tcPr>
-          <w:p>
-            <w:r>
-              <w:rPr>
-                <w:rFonts w:ascii="Times New Roman" w:hAnsi="Times New Roman" w:eastAsia="宋体"/>
-                <w:b w:val="0"/>
-                <w:sz w:val="21"/>
-              </w:rPr>
-              <w:t>脉冲模式:单脉冲和重复脉冲双模式</w:t>
-            </w:r>
-          </w:p>
-        </w:tc>
-        <w:tc>
-          <w:tcPr>
-            <w:tcW w:type="dxa" w:w="1728"/>
-          </w:tcPr>
-          <w:p>
-            <w:r>
-              <w:rPr>
-                <w:rFonts w:ascii="Times New Roman" w:hAnsi="Times New Roman" w:eastAsia="宋体"/>
-                <w:b w:val="0"/>
-                <w:sz w:val="21"/>
-              </w:rPr>
-              <w:t>脉冲模式：单脉冲和重复脉冲双模式</w:t>
-            </w:r>
-          </w:p>
-        </w:tc>
-        <w:tc>
-          <w:tcPr>
-            <w:tcW w:type="dxa" w:w="1728"/>
-          </w:tcPr>
-          <w:p>
-            <w:r>
-              <w:rPr>
-                <w:rFonts w:ascii="Times New Roman" w:hAnsi="Times New Roman" w:eastAsia="宋体"/>
-                <w:b w:val="0"/>
-                <w:sz w:val="21"/>
-              </w:rPr>
-              <w:t>响应</w:t>
-            </w:r>
-          </w:p>
-        </w:tc>
-        <w:tc>
-          <w:tcPr>
-            <w:tcW w:type="dxa" w:w="1728"/>
-          </w:tcPr>
-          <w:p>
-            <w:r>
-              <w:rPr>
-                <w:rFonts w:ascii="Times New Roman" w:hAnsi="Times New Roman" w:eastAsia="宋体"/>
-                <w:b w:val="0"/>
-                <w:sz w:val="21"/>
-              </w:rPr>
-              <w:t>见产品技术要求/说明书</w:t>
+            <w:tcW w:type="dxa" w:w="2160"/>
+          </w:tcPr>
+          <w:p>
+            <w:r>
+              <w:rPr>
+                <w:rFonts w:ascii="Times New Roman" w:hAnsi="Times New Roman" w:eastAsia="宋体"/>
+                <w:b w:val="0"/>
+                <w:sz w:val="18"/>
+              </w:rPr>
+            </w:r>
+          </w:p>
+        </w:tc>
+        <w:tc>
+          <w:tcPr>
+            <w:tcW w:type="dxa" w:w="2160"/>
+          </w:tcPr>
+          <w:p>
+            <w:r>
+              <w:rPr>
+                <w:rFonts w:ascii="Times New Roman" w:hAnsi="Times New Roman" w:eastAsia="宋体"/>
+                <w:b w:val="0"/>
+                <w:sz w:val="18"/>
+              </w:rPr>
+              <w:t>技术白皮书</w:t>
+            </w:r>
+          </w:p>
+        </w:tc>
+        <w:tc>
+          <w:tcPr>
+            <w:tcW w:type="dxa" w:w="2160"/>
+          </w:tcPr>
+          <w:p>
+            <w:r>
+              <w:rPr>
+                <w:rFonts w:ascii="Times New Roman" w:hAnsi="Times New Roman" w:eastAsia="宋体"/>
+                <w:b w:val="0"/>
+                <w:sz w:val="18"/>
+              </w:rPr>
+              <w:t>第1页 前言</w:t>
+            </w:r>
+          </w:p>
+        </w:tc>
+        <w:tc>
+          <w:tcPr>
+            <w:tcW w:type="dxa" w:w="2160"/>
+          </w:tcPr>
+          <w:p>
+            <w:r>
+              <w:rPr>
+                <w:rFonts w:ascii="Times New Roman" w:hAnsi="Times New Roman" w:eastAsia="宋体"/>
+                <w:b w:val="0"/>
+                <w:sz w:val="18"/>
+              </w:rPr>
+              <w:t>去除蓝色、黑色等外源性色素文身（对应1064nm）</w:t>
             </w:r>
           </w:p>
         </w:tc>
@@ -1952,76 +2973,61 @@
       <w:tr>
         <w:tc>
           <w:tcPr>
-            <w:tcW w:type="dxa" w:w="1728"/>
-          </w:tcPr>
-          <w:p>
-            <w:r>
-              <w:rPr>
-                <w:rFonts w:ascii="Times New Roman" w:hAnsi="Times New Roman" w:eastAsia="宋体"/>
-                <w:b w:val="0"/>
-                <w:sz w:val="21"/>
-              </w:rPr>
-              <w:t>24</w:t>
-            </w:r>
-          </w:p>
-        </w:tc>
-        <w:tc>
-          <w:tcPr>
-            <w:tcW w:type="dxa" w:w="1728"/>
-          </w:tcPr>
-          <w:p>
-            <w:r>
-              <w:rPr>
-                <w:rFonts w:ascii="Times New Roman" w:hAnsi="Times New Roman" w:eastAsia="宋体"/>
-                <w:b w:val="0"/>
-                <w:sz w:val="21"/>
-              </w:rPr>
-              <w:t>具有参数修正功能及升级接口</w:t>
-            </w:r>
-          </w:p>
-        </w:tc>
-        <w:tc>
-          <w:tcPr>
-            <w:tcW w:type="dxa" w:w="1728"/>
-          </w:tcPr>
-          <w:p>
-            <w:r>
-              <w:rPr>
-                <w:rFonts w:ascii="Times New Roman" w:hAnsi="Times New Roman" w:eastAsia="宋体"/>
-                <w:b w:val="0"/>
-                <w:sz w:val="21"/>
-              </w:rPr>
-              <w:t>参数修正功能及升级接口：具有参数修正功能及升级接口</w:t>
-            </w:r>
-          </w:p>
-        </w:tc>
-        <w:tc>
-          <w:tcPr>
-            <w:tcW w:type="dxa" w:w="1728"/>
-          </w:tcPr>
-          <w:p>
-            <w:r>
-              <w:rPr>
-                <w:rFonts w:ascii="Times New Roman" w:hAnsi="Times New Roman" w:eastAsia="宋体"/>
-                <w:b w:val="0"/>
-                <w:sz w:val="21"/>
-              </w:rPr>
-              <w:t>响应</w:t>
-            </w:r>
-          </w:p>
-        </w:tc>
-        <w:tc>
-          <w:tcPr>
-            <w:tcW w:type="dxa" w:w="1728"/>
-          </w:tcPr>
-          <w:p>
-            <w:r>
-              <w:rPr>
-                <w:rFonts w:ascii="Times New Roman" w:hAnsi="Times New Roman" w:eastAsia="宋体"/>
-                <w:b w:val="0"/>
-                <w:sz w:val="21"/>
-              </w:rPr>
-              <w:t>见产品技术要求/说明书</w:t>
+            <w:tcW w:type="dxa" w:w="2160"/>
+          </w:tcPr>
+          <w:p>
+            <w:r>
+              <w:rPr>
+                <w:rFonts w:ascii="Times New Roman" w:hAnsi="Times New Roman" w:eastAsia="宋体"/>
+                <w:b w:val="0"/>
+                <w:sz w:val="18"/>
+              </w:rPr>
+              <w:t>3.操作手柄</w:t>
+            </w:r>
+          </w:p>
+        </w:tc>
+        <w:tc>
+          <w:tcPr>
+            <w:tcW w:type="dxa" w:w="2160"/>
+          </w:tcPr>
+          <w:p>
+            <w:r>
+              <w:rPr>
+                <w:rFonts w:ascii="Times New Roman" w:hAnsi="Times New Roman" w:eastAsia="宋体"/>
+                <w:b w:val="0"/>
+                <w:sz w:val="18"/>
+              </w:rPr>
+              <w:t>配置清单 PicoV L280 配置01</w:t>
+            </w:r>
+          </w:p>
+        </w:tc>
+        <w:tc>
+          <w:tcPr>
+            <w:tcW w:type="dxa" w:w="2160"/>
+          </w:tcPr>
+          <w:p>
+            <w:r>
+              <w:rPr>
+                <w:rFonts w:ascii="Times New Roman" w:hAnsi="Times New Roman" w:eastAsia="宋体"/>
+                <w:b w:val="0"/>
+                <w:sz w:val="18"/>
+              </w:rPr>
+              <w:t>序号4「治疗手柄 3个」</w:t>
+            </w:r>
+          </w:p>
+        </w:tc>
+        <w:tc>
+          <w:tcPr>
+            <w:tcW w:type="dxa" w:w="2160"/>
+          </w:tcPr>
+          <w:p>
+            <w:r>
+              <w:rPr>
+                <w:rFonts w:ascii="Times New Roman" w:hAnsi="Times New Roman" w:eastAsia="宋体"/>
+                <w:b w:val="0"/>
+                <w:sz w:val="18"/>
+              </w:rPr>
+              <w:t>标配手柄共3个，满足≥3</w:t>
             </w:r>
           </w:p>
         </w:tc>
@@ -2029,76 +3035,60 @@
       <w:tr>
         <w:tc>
           <w:tcPr>
-            <w:tcW w:type="dxa" w:w="1728"/>
-          </w:tcPr>
-          <w:p>
-            <w:r>
-              <w:rPr>
-                <w:rFonts w:ascii="Times New Roman" w:hAnsi="Times New Roman" w:eastAsia="宋体"/>
-                <w:b w:val="0"/>
-                <w:sz w:val="21"/>
-              </w:rPr>
-              <w:t>25</w:t>
-            </w:r>
-          </w:p>
-        </w:tc>
-        <w:tc>
-          <w:tcPr>
-            <w:tcW w:type="dxa" w:w="1728"/>
-          </w:tcPr>
-          <w:p>
-            <w:r>
-              <w:rPr>
-                <w:rFonts w:ascii="Times New Roman" w:hAnsi="Times New Roman" w:eastAsia="宋体"/>
-                <w:b w:val="0"/>
-                <w:sz w:val="21"/>
-              </w:rPr>
-              <w:t>双重冷却、自动变频散热系统：封闭嵌入式内循环水制冷，外循环强风冷却，内置双过滤洁净装置；自动变频，调节风速、风量、水流速度（提供第三方检测报告或专利号证明）</w:t>
-            </w:r>
-          </w:p>
-        </w:tc>
-        <w:tc>
-          <w:tcPr>
-            <w:tcW w:type="dxa" w:w="1728"/>
-          </w:tcPr>
-          <w:p>
-            <w:r>
-              <w:rPr>
-                <w:rFonts w:ascii="Times New Roman" w:hAnsi="Times New Roman" w:eastAsia="宋体"/>
-                <w:b w:val="0"/>
-                <w:sz w:val="21"/>
-              </w:rPr>
-              <w:t>冷却系统：封闭嵌入式内循环水制冷，外循环强风冷却，双重制冷系统，内置双过滤洁净装置</w:t>
-            </w:r>
-          </w:p>
-        </w:tc>
-        <w:tc>
-          <w:tcPr>
-            <w:tcW w:type="dxa" w:w="1728"/>
-          </w:tcPr>
-          <w:p>
-            <w:r>
-              <w:rPr>
-                <w:rFonts w:ascii="Times New Roman" w:hAnsi="Times New Roman" w:eastAsia="宋体"/>
-                <w:b w:val="0"/>
-                <w:sz w:val="21"/>
-              </w:rPr>
-              <w:t>响应</w:t>
-            </w:r>
-          </w:p>
-        </w:tc>
-        <w:tc>
-          <w:tcPr>
-            <w:tcW w:type="dxa" w:w="1728"/>
-          </w:tcPr>
-          <w:p>
-            <w:r>
-              <w:rPr>
-                <w:rFonts w:ascii="Times New Roman" w:hAnsi="Times New Roman" w:eastAsia="宋体"/>
-                <w:b w:val="0"/>
-                <w:sz w:val="21"/>
-              </w:rPr>
-              <w:t>见第三方检测报告（编号：2024-GL-0320）</w:t>
+            <w:tcW w:type="dxa" w:w="2160"/>
+          </w:tcPr>
+          <w:p>
+            <w:r>
+              <w:rPr>
+                <w:rFonts w:ascii="Times New Roman" w:hAnsi="Times New Roman" w:eastAsia="宋体"/>
+                <w:b w:val="0"/>
+                <w:sz w:val="18"/>
+              </w:rPr>
+            </w:r>
+          </w:p>
+        </w:tc>
+        <w:tc>
+          <w:tcPr>
+            <w:tcW w:type="dxa" w:w="2160"/>
+          </w:tcPr>
+          <w:p>
+            <w:r>
+              <w:rPr>
+                <w:rFonts w:ascii="Times New Roman" w:hAnsi="Times New Roman" w:eastAsia="宋体"/>
+                <w:b w:val="0"/>
+                <w:sz w:val="18"/>
+              </w:rPr>
+              <w:t>技术白皮书</w:t>
+            </w:r>
+          </w:p>
+        </w:tc>
+        <w:tc>
+          <w:tcPr>
+            <w:tcW w:type="dxa" w:w="2160"/>
+          </w:tcPr>
+          <w:p>
+            <w:r>
+              <w:rPr>
+                <w:rFonts w:ascii="Times New Roman" w:hAnsi="Times New Roman" w:eastAsia="宋体"/>
+                <w:b w:val="0"/>
+                <w:sz w:val="18"/>
+              </w:rPr>
+              <w:t>第1页 第11条</w:t>
+            </w:r>
+          </w:p>
+        </w:tc>
+        <w:tc>
+          <w:tcPr>
+            <w:tcW w:type="dxa" w:w="2160"/>
+          </w:tcPr>
+          <w:p>
+            <w:r>
+              <w:rPr>
+                <w:rFonts w:ascii="Times New Roman" w:hAnsi="Times New Roman" w:eastAsia="宋体"/>
+                <w:b w:val="0"/>
+                <w:sz w:val="18"/>
+              </w:rPr>
+              <w:t>光电旋转手具，光斑直径调节旋钮设置在激光输出手柄上</w:t>
             </w:r>
           </w:p>
         </w:tc>
@@ -2106,77 +3096,61 @@
       <w:tr>
         <w:tc>
           <w:tcPr>
-            <w:tcW w:type="dxa" w:w="1728"/>
-          </w:tcPr>
-          <w:p>
-            <w:r>
-              <w:rPr>
-                <w:rFonts w:ascii="Times New Roman" w:hAnsi="Times New Roman" w:eastAsia="宋体"/>
-                <w:b w:val="0"/>
-                <w:sz w:val="21"/>
-              </w:rPr>
-              <w:t>26</w:t>
-            </w:r>
-          </w:p>
-        </w:tc>
-        <w:tc>
-          <w:tcPr>
-            <w:tcW w:type="dxa" w:w="1728"/>
-          </w:tcPr>
-          <w:p>
-            <w:r>
-              <w:rPr>
-                <w:rFonts w:ascii="Times New Roman" w:hAnsi="Times New Roman" w:eastAsia="宋体"/>
-                <w:b w:val="0"/>
-                <w:sz w:val="21"/>
-              </w:rPr>
-              <w:t>一体化成型激光器:防震、防潮、防回光、耐温变，提高激光器使用寿命(提供第三方检测报告、激光器实物图片或相关证明材料）</w:t>
-            </w:r>
-          </w:p>
-        </w:tc>
-        <w:tc>
-          <w:tcPr>
-            <w:tcW w:type="dxa" w:w="1728"/>
-          </w:tcPr>
-          <w:p>
-            <w:r>
-              <w:rPr>
-                <w:rFonts w:ascii="Times New Roman" w:hAnsi="Times New Roman" w:eastAsia="宋体"/>
-                <w:b w:val="0"/>
-                <w:sz w:val="21"/>
-              </w:rPr>
-              <w:t>【待人工确认】白皮书§3为一体化设计但未明确防震防潮防回光耐温变指标——需查检测报告后填写</w:t>
-            </w:r>
-          </w:p>
-        </w:tc>
-        <w:tc>
-          <w:tcPr>
-            <w:tcW w:type="dxa" w:w="1728"/>
-          </w:tcPr>
-          <w:p>
-            <w:r>
-              <w:rPr>
-                <w:rFonts w:ascii="Times New Roman" w:hAnsi="Times New Roman" w:eastAsia="宋体"/>
-                <w:b/>
-                <w:color w:val="C00000"/>
-                <w:sz w:val="21"/>
-              </w:rPr>
-              <w:t>存疑（待人工）</w:t>
-            </w:r>
-          </w:p>
-        </w:tc>
-        <w:tc>
-          <w:tcPr>
-            <w:tcW w:type="dxa" w:w="1728"/>
-          </w:tcPr>
-          <w:p>
-            <w:r>
-              <w:rPr>
-                <w:rFonts w:ascii="Times New Roman" w:hAnsi="Times New Roman" w:eastAsia="宋体"/>
-                <w:b w:val="0"/>
-                <w:sz w:val="21"/>
-              </w:rPr>
-              <w:t>见第三方检测报告（编号：2024-GL-0320）</w:t>
+            <w:tcW w:type="dxa" w:w="2160"/>
+          </w:tcPr>
+          <w:p>
+            <w:r>
+              <w:rPr>
+                <w:rFonts w:ascii="Times New Roman" w:hAnsi="Times New Roman" w:eastAsia="宋体"/>
+                <w:b w:val="0"/>
+                <w:sz w:val="18"/>
+              </w:rPr>
+              <w:t>4.激光工作物质</w:t>
+            </w:r>
+          </w:p>
+        </w:tc>
+        <w:tc>
+          <w:tcPr>
+            <w:tcW w:type="dxa" w:w="2160"/>
+          </w:tcPr>
+          <w:p>
+            <w:r>
+              <w:rPr>
+                <w:rFonts w:ascii="Times New Roman" w:hAnsi="Times New Roman" w:eastAsia="宋体"/>
+                <w:b w:val="0"/>
+                <w:sz w:val="18"/>
+              </w:rPr>
+              <w:t>技术白皮书</w:t>
+            </w:r>
+          </w:p>
+        </w:tc>
+        <w:tc>
+          <w:tcPr>
+            <w:tcW w:type="dxa" w:w="2160"/>
+          </w:tcPr>
+          <w:p>
+            <w:r>
+              <w:rPr>
+                <w:rFonts w:ascii="Times New Roman" w:hAnsi="Times New Roman" w:eastAsia="宋体"/>
+                <w:b w:val="0"/>
+                <w:sz w:val="18"/>
+              </w:rPr>
+              <w:t>第1页 第1条</w:t>
+            </w:r>
+          </w:p>
+        </w:tc>
+        <w:tc>
+          <w:tcPr>
+            <w:tcW w:type="dxa" w:w="2160"/>
+          </w:tcPr>
+          <w:p>
+            <w:r>
+              <w:rPr>
+                <w:rFonts w:ascii="Times New Roman" w:hAnsi="Times New Roman" w:eastAsia="宋体"/>
+                <w:b w:val="0"/>
+                <w:sz w:val="18"/>
+              </w:rPr>
+              <w:t>掺钕钇铝石榴石激光器（Nd:YAG）</w:t>
             </w:r>
           </w:p>
         </w:tc>
@@ -2184,76 +3158,60 @@
       <w:tr>
         <w:tc>
           <w:tcPr>
-            <w:tcW w:type="dxa" w:w="1728"/>
-          </w:tcPr>
-          <w:p>
-            <w:r>
-              <w:rPr>
-                <w:rFonts w:ascii="Times New Roman" w:hAnsi="Times New Roman" w:eastAsia="宋体"/>
-                <w:b w:val="0"/>
-                <w:sz w:val="21"/>
-              </w:rPr>
-              <w:t>27</w:t>
-            </w:r>
-          </w:p>
-        </w:tc>
-        <w:tc>
-          <w:tcPr>
-            <w:tcW w:type="dxa" w:w="1728"/>
-          </w:tcPr>
-          <w:p>
-            <w:r>
-              <w:rPr>
-                <w:rFonts w:ascii="Times New Roman" w:hAnsi="Times New Roman" w:eastAsia="宋体"/>
-                <w:b w:val="0"/>
-                <w:sz w:val="21"/>
-              </w:rPr>
-              <w:t>具有设备治疗参数存储记忆功能</w:t>
-            </w:r>
-          </w:p>
-        </w:tc>
-        <w:tc>
-          <w:tcPr>
-            <w:tcW w:type="dxa" w:w="1728"/>
-          </w:tcPr>
-          <w:p>
-            <w:r>
-              <w:rPr>
-                <w:rFonts w:ascii="Times New Roman" w:hAnsi="Times New Roman" w:eastAsia="宋体"/>
-                <w:b w:val="0"/>
-                <w:sz w:val="21"/>
-              </w:rPr>
-              <w:t>设备治疗参数存储记忆功能：设备治疗参数存储记忆功能</w:t>
-            </w:r>
-          </w:p>
-        </w:tc>
-        <w:tc>
-          <w:tcPr>
-            <w:tcW w:type="dxa" w:w="1728"/>
-          </w:tcPr>
-          <w:p>
-            <w:r>
-              <w:rPr>
-                <w:rFonts w:ascii="Times New Roman" w:hAnsi="Times New Roman" w:eastAsia="宋体"/>
-                <w:b w:val="0"/>
-                <w:sz w:val="21"/>
-              </w:rPr>
-              <w:t>响应</w:t>
-            </w:r>
-          </w:p>
-        </w:tc>
-        <w:tc>
-          <w:tcPr>
-            <w:tcW w:type="dxa" w:w="1728"/>
-          </w:tcPr>
-          <w:p>
-            <w:r>
-              <w:rPr>
-                <w:rFonts w:ascii="Times New Roman" w:hAnsi="Times New Roman" w:eastAsia="宋体"/>
-                <w:b w:val="0"/>
-                <w:sz w:val="21"/>
-              </w:rPr>
-              <w:t>见产品技术要求/说明书</w:t>
+            <w:tcW w:type="dxa" w:w="2160"/>
+          </w:tcPr>
+          <w:p>
+            <w:r>
+              <w:rPr>
+                <w:rFonts w:ascii="Times New Roman" w:hAnsi="Times New Roman" w:eastAsia="宋体"/>
+                <w:b w:val="0"/>
+                <w:sz w:val="18"/>
+              </w:rPr>
+            </w:r>
+          </w:p>
+        </w:tc>
+        <w:tc>
+          <w:tcPr>
+            <w:tcW w:type="dxa" w:w="2160"/>
+          </w:tcPr>
+          <w:p>
+            <w:r>
+              <w:rPr>
+                <w:rFonts w:ascii="Times New Roman" w:hAnsi="Times New Roman" w:eastAsia="宋体"/>
+                <w:b w:val="0"/>
+                <w:sz w:val="18"/>
+              </w:rPr>
+              <w:t>使用说明书</w:t>
+            </w:r>
+          </w:p>
+        </w:tc>
+        <w:tc>
+          <w:tcPr>
+            <w:tcW w:type="dxa" w:w="2160"/>
+          </w:tcPr>
+          <w:p>
+            <w:r>
+              <w:rPr>
+                <w:rFonts w:ascii="Times New Roman" w:hAnsi="Times New Roman" w:eastAsia="宋体"/>
+                <w:b w:val="0"/>
+                <w:sz w:val="18"/>
+              </w:rPr>
+              <w:t>第6页 2.2 工作原理及作用机理</w:t>
+            </w:r>
+          </w:p>
+        </w:tc>
+        <w:tc>
+          <w:tcPr>
+            <w:tcW w:type="dxa" w:w="2160"/>
+          </w:tcPr>
+          <w:p>
+            <w:r>
+              <w:rPr>
+                <w:rFonts w:ascii="Times New Roman" w:hAnsi="Times New Roman" w:eastAsia="宋体"/>
+                <w:b w:val="0"/>
+                <w:sz w:val="18"/>
+              </w:rPr>
+              <w:t>种子晶体受LD泵浦源激发，产生1064nm微聚焦激光</w:t>
             </w:r>
           </w:p>
         </w:tc>
@@ -2261,76 +3219,61 @@
       <w:tr>
         <w:tc>
           <w:tcPr>
-            <w:tcW w:type="dxa" w:w="1728"/>
-          </w:tcPr>
-          <w:p>
-            <w:r>
-              <w:rPr>
-                <w:rFonts w:ascii="Times New Roman" w:hAnsi="Times New Roman" w:eastAsia="宋体"/>
-                <w:b w:val="0"/>
-                <w:sz w:val="21"/>
-              </w:rPr>
-              <w:t>28</w:t>
-            </w:r>
-          </w:p>
-        </w:tc>
-        <w:tc>
-          <w:tcPr>
-            <w:tcW w:type="dxa" w:w="1728"/>
-          </w:tcPr>
-          <w:p>
-            <w:r>
-              <w:rPr>
-                <w:rFonts w:ascii="Times New Roman" w:hAnsi="Times New Roman" w:eastAsia="宋体"/>
-                <w:b w:val="0"/>
-                <w:sz w:val="21"/>
-              </w:rPr>
-              <w:t>电源需求：200-240VAC，50/60Hz,≥10A,输入功率1500VA</w:t>
-            </w:r>
-          </w:p>
-        </w:tc>
-        <w:tc>
-          <w:tcPr>
-            <w:tcW w:type="dxa" w:w="1728"/>
-          </w:tcPr>
-          <w:p>
-            <w:r>
-              <w:rPr>
-                <w:rFonts w:ascii="Times New Roman" w:hAnsi="Times New Roman" w:eastAsia="宋体"/>
-                <w:b w:val="0"/>
-                <w:sz w:val="21"/>
-              </w:rPr>
-              <w:t>电源需求：200~240VAC</w:t>
-            </w:r>
-          </w:p>
-        </w:tc>
-        <w:tc>
-          <w:tcPr>
-            <w:tcW w:type="dxa" w:w="1728"/>
-          </w:tcPr>
-          <w:p>
-            <w:r>
-              <w:rPr>
-                <w:rFonts w:ascii="Times New Roman" w:hAnsi="Times New Roman" w:eastAsia="宋体"/>
-                <w:b w:val="0"/>
-                <w:sz w:val="21"/>
-              </w:rPr>
-              <w:t>响应</w:t>
-            </w:r>
-          </w:p>
-        </w:tc>
-        <w:tc>
-          <w:tcPr>
-            <w:tcW w:type="dxa" w:w="1728"/>
-          </w:tcPr>
-          <w:p>
-            <w:r>
-              <w:rPr>
-                <w:rFonts w:ascii="Times New Roman" w:hAnsi="Times New Roman" w:eastAsia="宋体"/>
-                <w:b w:val="0"/>
-                <w:sz w:val="21"/>
-              </w:rPr>
-              <w:t>见产品技术要求/说明书</w:t>
+            <w:tcW w:type="dxa" w:w="2160"/>
+          </w:tcPr>
+          <w:p>
+            <w:r>
+              <w:rPr>
+                <w:rFonts w:ascii="Times New Roman" w:hAnsi="Times New Roman" w:eastAsia="宋体"/>
+                <w:b w:val="0"/>
+                <w:sz w:val="18"/>
+              </w:rPr>
+              <w:t>5.激光波长</w:t>
+            </w:r>
+          </w:p>
+        </w:tc>
+        <w:tc>
+          <w:tcPr>
+            <w:tcW w:type="dxa" w:w="2160"/>
+          </w:tcPr>
+          <w:p>
+            <w:r>
+              <w:rPr>
+                <w:rFonts w:ascii="Times New Roman" w:hAnsi="Times New Roman" w:eastAsia="宋体"/>
+                <w:b w:val="0"/>
+                <w:sz w:val="18"/>
+              </w:rPr>
+              <w:t>检验报告 2024-GL-0320</w:t>
+            </w:r>
+          </w:p>
+        </w:tc>
+        <w:tc>
+          <w:tcPr>
+            <w:tcW w:type="dxa" w:w="2160"/>
+          </w:tcPr>
+          <w:p>
+            <w:r>
+              <w:rPr>
+                <w:rFonts w:ascii="Times New Roman" w:hAnsi="Times New Roman" w:eastAsia="宋体"/>
+                <w:b w:val="0"/>
+                <w:sz w:val="18"/>
+              </w:rPr>
+              <w:t>第3页 序号1（条款2.1）</w:t>
+            </w:r>
+          </w:p>
+        </w:tc>
+        <w:tc>
+          <w:tcPr>
+            <w:tcW w:type="dxa" w:w="2160"/>
+          </w:tcPr>
+          <w:p>
+            <w:r>
+              <w:rPr>
+                <w:rFonts w:ascii="Times New Roman" w:hAnsi="Times New Roman" w:eastAsia="宋体"/>
+                <w:b w:val="0"/>
+                <w:sz w:val="18"/>
+              </w:rPr>
+              <w:t>532nm 和 1064nm，允差±5nm</w:t>
             </w:r>
           </w:p>
         </w:tc>
@@ -2338,76 +3281,60 @@
       <w:tr>
         <w:tc>
           <w:tcPr>
-            <w:tcW w:type="dxa" w:w="1728"/>
-          </w:tcPr>
-          <w:p>
-            <w:r>
-              <w:rPr>
-                <w:rFonts w:ascii="Times New Roman" w:hAnsi="Times New Roman" w:eastAsia="宋体"/>
-                <w:b w:val="0"/>
-                <w:sz w:val="21"/>
-              </w:rPr>
-              <w:t>29</w:t>
-            </w:r>
-          </w:p>
-        </w:tc>
-        <w:tc>
-          <w:tcPr>
-            <w:tcW w:type="dxa" w:w="1728"/>
-          </w:tcPr>
-          <w:p>
-            <w:r>
-              <w:rPr>
-                <w:rFonts w:ascii="Times New Roman" w:hAnsi="Times New Roman" w:eastAsia="宋体"/>
-                <w:b w:val="0"/>
-                <w:sz w:val="21"/>
-              </w:rPr>
-              <w:t>设备重量≥130KG</w:t>
-            </w:r>
-          </w:p>
-        </w:tc>
-        <w:tc>
-          <w:tcPr>
-            <w:tcW w:type="dxa" w:w="1728"/>
-          </w:tcPr>
-          <w:p>
-            <w:r>
-              <w:rPr>
-                <w:rFonts w:ascii="Times New Roman" w:hAnsi="Times New Roman" w:eastAsia="宋体"/>
-                <w:b w:val="0"/>
-                <w:sz w:val="21"/>
-              </w:rPr>
-              <w:t>设备重量：≥130KG</w:t>
-            </w:r>
-          </w:p>
-        </w:tc>
-        <w:tc>
-          <w:tcPr>
-            <w:tcW w:type="dxa" w:w="1728"/>
-          </w:tcPr>
-          <w:p>
-            <w:r>
-              <w:rPr>
-                <w:rFonts w:ascii="Times New Roman" w:hAnsi="Times New Roman" w:eastAsia="宋体"/>
-                <w:b w:val="0"/>
-                <w:sz w:val="21"/>
-              </w:rPr>
-              <w:t>响应</w:t>
-            </w:r>
-          </w:p>
-        </w:tc>
-        <w:tc>
-          <w:tcPr>
-            <w:tcW w:type="dxa" w:w="1728"/>
-          </w:tcPr>
-          <w:p>
-            <w:r>
-              <w:rPr>
-                <w:rFonts w:ascii="Times New Roman" w:hAnsi="Times New Roman" w:eastAsia="宋体"/>
-                <w:b w:val="0"/>
-                <w:sz w:val="21"/>
-              </w:rPr>
-              <w:t>见产品技术要求/说明书</w:t>
+            <w:tcW w:type="dxa" w:w="2160"/>
+          </w:tcPr>
+          <w:p>
+            <w:r>
+              <w:rPr>
+                <w:rFonts w:ascii="Times New Roman" w:hAnsi="Times New Roman" w:eastAsia="宋体"/>
+                <w:b w:val="0"/>
+                <w:sz w:val="18"/>
+              </w:rPr>
+            </w:r>
+          </w:p>
+        </w:tc>
+        <w:tc>
+          <w:tcPr>
+            <w:tcW w:type="dxa" w:w="2160"/>
+          </w:tcPr>
+          <w:p>
+            <w:r>
+              <w:rPr>
+                <w:rFonts w:ascii="Times New Roman" w:hAnsi="Times New Roman" w:eastAsia="宋体"/>
+                <w:b w:val="0"/>
+                <w:sz w:val="18"/>
+              </w:rPr>
+              <w:t>使用说明书</w:t>
+            </w:r>
+          </w:p>
+        </w:tc>
+        <w:tc>
+          <w:tcPr>
+            <w:tcW w:type="dxa" w:w="2160"/>
+          </w:tcPr>
+          <w:p>
+            <w:r>
+              <w:rPr>
+                <w:rFonts w:ascii="Times New Roman" w:hAnsi="Times New Roman" w:eastAsia="宋体"/>
+                <w:b w:val="0"/>
+                <w:sz w:val="18"/>
+              </w:rPr>
+              <w:t>第13页 3.2.1</w:t>
+            </w:r>
+          </w:p>
+        </w:tc>
+        <w:tc>
+          <w:tcPr>
+            <w:tcW w:type="dxa" w:w="2160"/>
+          </w:tcPr>
+          <w:p>
+            <w:r>
+              <w:rPr>
+                <w:rFonts w:ascii="Times New Roman" w:hAnsi="Times New Roman" w:eastAsia="宋体"/>
+                <w:b w:val="0"/>
+                <w:sz w:val="18"/>
+              </w:rPr>
+              <w:t>532nm 和 1064nm，允差±5nm</w:t>
             </w:r>
           </w:p>
         </w:tc>
@@ -2415,77 +3342,61 @@
       <w:tr>
         <w:tc>
           <w:tcPr>
-            <w:tcW w:type="dxa" w:w="1728"/>
-          </w:tcPr>
-          <w:p>
-            <w:r>
-              <w:rPr>
-                <w:rFonts w:ascii="Times New Roman" w:hAnsi="Times New Roman" w:eastAsia="宋体"/>
-                <w:b w:val="0"/>
-                <w:sz w:val="21"/>
-              </w:rPr>
-              <w:t>30</w:t>
-            </w:r>
-          </w:p>
-        </w:tc>
-        <w:tc>
-          <w:tcPr>
-            <w:tcW w:type="dxa" w:w="1728"/>
-          </w:tcPr>
-          <w:p>
-            <w:r>
-              <w:rPr>
-                <w:rFonts w:ascii="Times New Roman" w:hAnsi="Times New Roman" w:eastAsia="宋体"/>
-                <w:b w:val="0"/>
-                <w:sz w:val="21"/>
-              </w:rPr>
-              <w:t>激光防护眼镜     产品应配置激光防护眼镜，需满足以下要求：激光防护眼镜上应标明防护的波长范围和光密度值。防护镜对激光输出波长的光密度：≥4；可见光透射比：≥30%</w:t>
-            </w:r>
-          </w:p>
-        </w:tc>
-        <w:tc>
-          <w:tcPr>
-            <w:tcW w:type="dxa" w:w="1728"/>
-          </w:tcPr>
-          <w:p>
-            <w:r>
-              <w:rPr>
-                <w:rFonts w:ascii="Times New Roman" w:hAnsi="Times New Roman" w:eastAsia="宋体"/>
-                <w:b w:val="0"/>
-                <w:sz w:val="21"/>
-              </w:rPr>
-              <w:t>【待人工确认】光密度：响应内容需人工填写具体数值</w:t>
-            </w:r>
-          </w:p>
-        </w:tc>
-        <w:tc>
-          <w:tcPr>
-            <w:tcW w:type="dxa" w:w="1728"/>
-          </w:tcPr>
-          <w:p>
-            <w:r>
-              <w:rPr>
-                <w:rFonts w:ascii="Times New Roman" w:hAnsi="Times New Roman" w:eastAsia="宋体"/>
-                <w:b/>
-                <w:color w:val="C00000"/>
-                <w:sz w:val="21"/>
-              </w:rPr>
-              <w:t>存疑（待人工）</w:t>
-            </w:r>
-          </w:p>
-        </w:tc>
-        <w:tc>
-          <w:tcPr>
-            <w:tcW w:type="dxa" w:w="1728"/>
-          </w:tcPr>
-          <w:p>
-            <w:r>
-              <w:rPr>
-                <w:rFonts w:ascii="Times New Roman" w:hAnsi="Times New Roman" w:eastAsia="宋体"/>
-                <w:b w:val="0"/>
-                <w:sz w:val="21"/>
-              </w:rPr>
-              <w:t>见产品技术要求/说明书</w:t>
+            <w:tcW w:type="dxa" w:w="2160"/>
+          </w:tcPr>
+          <w:p>
+            <w:r>
+              <w:rPr>
+                <w:rFonts w:ascii="Times New Roman" w:hAnsi="Times New Roman" w:eastAsia="宋体"/>
+                <w:b w:val="0"/>
+                <w:sz w:val="18"/>
+              </w:rPr>
+              <w:t>6.重复频率</w:t>
+            </w:r>
+          </w:p>
+        </w:tc>
+        <w:tc>
+          <w:tcPr>
+            <w:tcW w:type="dxa" w:w="2160"/>
+          </w:tcPr>
+          <w:p>
+            <w:r>
+              <w:rPr>
+                <w:rFonts w:ascii="Times New Roman" w:hAnsi="Times New Roman" w:eastAsia="宋体"/>
+                <w:b w:val="0"/>
+                <w:sz w:val="18"/>
+              </w:rPr>
+              <w:t>检验报告 2024-GL-0320</w:t>
+            </w:r>
+          </w:p>
+        </w:tc>
+        <w:tc>
+          <w:tcPr>
+            <w:tcW w:type="dxa" w:w="2160"/>
+          </w:tcPr>
+          <w:p>
+            <w:r>
+              <w:rPr>
+                <w:rFonts w:ascii="Times New Roman" w:hAnsi="Times New Roman" w:eastAsia="宋体"/>
+                <w:b w:val="0"/>
+                <w:sz w:val="18"/>
+              </w:rPr>
+              <w:t>第4页 序号10（条款2.10.2）</w:t>
+            </w:r>
+          </w:p>
+        </w:tc>
+        <w:tc>
+          <w:tcPr>
+            <w:tcW w:type="dxa" w:w="2160"/>
+          </w:tcPr>
+          <w:p>
+            <w:r>
+              <w:rPr>
+                <w:rFonts w:ascii="Times New Roman" w:hAnsi="Times New Roman" w:eastAsia="宋体"/>
+                <w:b w:val="0"/>
+                <w:sz w:val="18"/>
+              </w:rPr>
+              <w:t>设置范围1~10Hz，允差±20%，步进1Hz</w:t>
             </w:r>
           </w:p>
         </w:tc>
@@ -2493,76 +3404,2592 @@
       <w:tr>
         <w:tc>
           <w:tcPr>
-            <w:tcW w:type="dxa" w:w="1728"/>
-          </w:tcPr>
-          <w:p>
-            <w:r>
-              <w:rPr>
-                <w:rFonts w:ascii="Times New Roman" w:hAnsi="Times New Roman" w:eastAsia="宋体"/>
-                <w:b w:val="0"/>
-                <w:sz w:val="21"/>
-              </w:rPr>
-              <w:t>31</w:t>
-            </w:r>
-          </w:p>
-        </w:tc>
-        <w:tc>
-          <w:tcPr>
-            <w:tcW w:type="dxa" w:w="1728"/>
-          </w:tcPr>
-          <w:p>
-            <w:r>
-              <w:rPr>
-                <w:rFonts w:ascii="Times New Roman" w:hAnsi="Times New Roman" w:eastAsia="宋体"/>
-                <w:b w:val="0"/>
-                <w:sz w:val="21"/>
-              </w:rPr>
-              <w:t>29. 产品寿命≥10年</w:t>
-            </w:r>
-          </w:p>
-        </w:tc>
-        <w:tc>
-          <w:tcPr>
-            <w:tcW w:type="dxa" w:w="1728"/>
-          </w:tcPr>
-          <w:p>
-            <w:r>
-              <w:rPr>
-                <w:rFonts w:ascii="Times New Roman" w:hAnsi="Times New Roman" w:eastAsia="宋体"/>
-                <w:b w:val="0"/>
-                <w:sz w:val="21"/>
-              </w:rPr>
-              <w:t>产品寿命：10年</w:t>
-            </w:r>
-          </w:p>
-        </w:tc>
-        <w:tc>
-          <w:tcPr>
-            <w:tcW w:type="dxa" w:w="1728"/>
-          </w:tcPr>
-          <w:p>
-            <w:r>
-              <w:rPr>
-                <w:rFonts w:ascii="Times New Roman" w:hAnsi="Times New Roman" w:eastAsia="宋体"/>
-                <w:b w:val="0"/>
-                <w:sz w:val="21"/>
-              </w:rPr>
-              <w:t>响应</w:t>
-            </w:r>
-          </w:p>
-        </w:tc>
-        <w:tc>
-          <w:tcPr>
-            <w:tcW w:type="dxa" w:w="1728"/>
-          </w:tcPr>
-          <w:p>
-            <w:r>
-              <w:rPr>
-                <w:rFonts w:ascii="Times New Roman" w:hAnsi="Times New Roman" w:eastAsia="宋体"/>
-                <w:b w:val="0"/>
-                <w:sz w:val="21"/>
-              </w:rPr>
-              <w:t>见产品技术要求/说明书</w:t>
+            <w:tcW w:type="dxa" w:w="2160"/>
+          </w:tcPr>
+          <w:p>
+            <w:r>
+              <w:rPr>
+                <w:rFonts w:ascii="Times New Roman" w:hAnsi="Times New Roman" w:eastAsia="宋体"/>
+                <w:b w:val="0"/>
+                <w:sz w:val="18"/>
+              </w:rPr>
+            </w:r>
+          </w:p>
+        </w:tc>
+        <w:tc>
+          <w:tcPr>
+            <w:tcW w:type="dxa" w:w="2160"/>
+          </w:tcPr>
+          <w:p>
+            <w:r>
+              <w:rPr>
+                <w:rFonts w:ascii="Times New Roman" w:hAnsi="Times New Roman" w:eastAsia="宋体"/>
+                <w:b w:val="0"/>
+                <w:sz w:val="18"/>
+              </w:rPr>
+              <w:t>使用说明书</w:t>
+            </w:r>
+          </w:p>
+        </w:tc>
+        <w:tc>
+          <w:tcPr>
+            <w:tcW w:type="dxa" w:w="2160"/>
+          </w:tcPr>
+          <w:p>
+            <w:r>
+              <w:rPr>
+                <w:rFonts w:ascii="Times New Roman" w:hAnsi="Times New Roman" w:eastAsia="宋体"/>
+                <w:b w:val="0"/>
+                <w:sz w:val="18"/>
+              </w:rPr>
+              <w:t>第14页 3.2.6.2</w:t>
+            </w:r>
+          </w:p>
+        </w:tc>
+        <w:tc>
+          <w:tcPr>
+            <w:tcW w:type="dxa" w:w="2160"/>
+          </w:tcPr>
+          <w:p>
+            <w:r>
+              <w:rPr>
+                <w:rFonts w:ascii="Times New Roman" w:hAnsi="Times New Roman" w:eastAsia="宋体"/>
+                <w:b w:val="0"/>
+                <w:sz w:val="18"/>
+              </w:rPr>
+              <w:t>1~10Hz，步进1Hz</w:t>
+            </w:r>
+          </w:p>
+        </w:tc>
+      </w:tr>
+      <w:tr>
+        <w:tc>
+          <w:tcPr>
+            <w:tcW w:type="dxa" w:w="2160"/>
+          </w:tcPr>
+          <w:p>
+            <w:r>
+              <w:rPr>
+                <w:rFonts w:ascii="Times New Roman" w:hAnsi="Times New Roman" w:eastAsia="宋体"/>
+                <w:b w:val="0"/>
+                <w:sz w:val="18"/>
+              </w:rPr>
+              <w:t>7.光斑直径</w:t>
+            </w:r>
+          </w:p>
+        </w:tc>
+        <w:tc>
+          <w:tcPr>
+            <w:tcW w:type="dxa" w:w="2160"/>
+          </w:tcPr>
+          <w:p>
+            <w:r>
+              <w:rPr>
+                <w:rFonts w:ascii="Times New Roman" w:hAnsi="Times New Roman" w:eastAsia="宋体"/>
+                <w:b w:val="0"/>
+                <w:sz w:val="18"/>
+              </w:rPr>
+              <w:t>检验报告 2024-GL-0320</w:t>
+            </w:r>
+          </w:p>
+        </w:tc>
+        <w:tc>
+          <w:tcPr>
+            <w:tcW w:type="dxa" w:w="2160"/>
+          </w:tcPr>
+          <w:p>
+            <w:r>
+              <w:rPr>
+                <w:rFonts w:ascii="Times New Roman" w:hAnsi="Times New Roman" w:eastAsia="宋体"/>
+                <w:b w:val="0"/>
+                <w:sz w:val="18"/>
+              </w:rPr>
+              <w:t>第4页 序号11（条款2.11）</w:t>
+            </w:r>
+          </w:p>
+        </w:tc>
+        <w:tc>
+          <w:tcPr>
+            <w:tcW w:type="dxa" w:w="2160"/>
+          </w:tcPr>
+          <w:p>
+            <w:r>
+              <w:rPr>
+                <w:rFonts w:ascii="Times New Roman" w:hAnsi="Times New Roman" w:eastAsia="宋体"/>
+                <w:b w:val="0"/>
+                <w:sz w:val="18"/>
+              </w:rPr>
+              <w:t>电动/手动变焦手柄 直径2~10mm，允差±20%，步进1mm</w:t>
+            </w:r>
+          </w:p>
+        </w:tc>
+      </w:tr>
+      <w:tr>
+        <w:tc>
+          <w:tcPr>
+            <w:tcW w:type="dxa" w:w="2160"/>
+          </w:tcPr>
+          <w:p>
+            <w:r>
+              <w:rPr>
+                <w:rFonts w:ascii="Times New Roman" w:hAnsi="Times New Roman" w:eastAsia="宋体"/>
+                <w:b w:val="0"/>
+                <w:sz w:val="18"/>
+              </w:rPr>
+            </w:r>
+          </w:p>
+        </w:tc>
+        <w:tc>
+          <w:tcPr>
+            <w:tcW w:type="dxa" w:w="2160"/>
+          </w:tcPr>
+          <w:p>
+            <w:r>
+              <w:rPr>
+                <w:rFonts w:ascii="Times New Roman" w:hAnsi="Times New Roman" w:eastAsia="宋体"/>
+                <w:b w:val="0"/>
+                <w:sz w:val="18"/>
+              </w:rPr>
+              <w:t>技术白皮书</w:t>
+            </w:r>
+          </w:p>
+        </w:tc>
+        <w:tc>
+          <w:tcPr>
+            <w:tcW w:type="dxa" w:w="2160"/>
+          </w:tcPr>
+          <w:p>
+            <w:r>
+              <w:rPr>
+                <w:rFonts w:ascii="Times New Roman" w:hAnsi="Times New Roman" w:eastAsia="宋体"/>
+                <w:b w:val="0"/>
+                <w:sz w:val="18"/>
+              </w:rPr>
+              <w:t>第1页 第6条</w:t>
+            </w:r>
+          </w:p>
+        </w:tc>
+        <w:tc>
+          <w:tcPr>
+            <w:tcW w:type="dxa" w:w="2160"/>
+          </w:tcPr>
+          <w:p>
+            <w:r>
+              <w:rPr>
+                <w:rFonts w:ascii="Times New Roman" w:hAnsi="Times New Roman" w:eastAsia="宋体"/>
+                <w:b w:val="0"/>
+                <w:sz w:val="18"/>
+              </w:rPr>
+              <w:t>2-10mm 可调，步进1mm</w:t>
+            </w:r>
+          </w:p>
+        </w:tc>
+      </w:tr>
+      <w:tr>
+        <w:tc>
+          <w:tcPr>
+            <w:tcW w:type="dxa" w:w="2160"/>
+          </w:tcPr>
+          <w:p>
+            <w:r>
+              <w:rPr>
+                <w:rFonts w:ascii="Times New Roman" w:hAnsi="Times New Roman" w:eastAsia="宋体"/>
+                <w:b w:val="0"/>
+                <w:sz w:val="18"/>
+              </w:rPr>
+              <w:t>8.峰值功率</w:t>
+            </w:r>
+          </w:p>
+        </w:tc>
+        <w:tc>
+          <w:tcPr>
+            <w:tcW w:type="dxa" w:w="2160"/>
+          </w:tcPr>
+          <w:p>
+            <w:r>
+              <w:rPr>
+                <w:rFonts w:ascii="Times New Roman" w:hAnsi="Times New Roman" w:eastAsia="宋体"/>
+                <w:b w:val="0"/>
+                <w:sz w:val="18"/>
+              </w:rPr>
+              <w:t>检验报告 2024-GL-0320</w:t>
+            </w:r>
+          </w:p>
+        </w:tc>
+        <w:tc>
+          <w:tcPr>
+            <w:tcW w:type="dxa" w:w="2160"/>
+          </w:tcPr>
+          <w:p>
+            <w:r>
+              <w:rPr>
+                <w:rFonts w:ascii="Times New Roman" w:hAnsi="Times New Roman" w:eastAsia="宋体"/>
+                <w:b w:val="0"/>
+                <w:sz w:val="18"/>
+              </w:rPr>
+              <w:t>第4页 序号7（条款2.7）</w:t>
+            </w:r>
+          </w:p>
+        </w:tc>
+        <w:tc>
+          <w:tcPr>
+            <w:tcW w:type="dxa" w:w="2160"/>
+          </w:tcPr>
+          <w:p>
+            <w:r>
+              <w:rPr>
+                <w:rFonts w:ascii="Times New Roman" w:hAnsi="Times New Roman" w:eastAsia="宋体"/>
+                <w:b w:val="0"/>
+                <w:sz w:val="18"/>
+              </w:rPr>
+              <w:t>1064nm 2.00GW、532nm 1.01GW，允差±20%</w:t>
+            </w:r>
+          </w:p>
+        </w:tc>
+      </w:tr>
+      <w:tr>
+        <w:tc>
+          <w:tcPr>
+            <w:tcW w:type="dxa" w:w="2160"/>
+          </w:tcPr>
+          <w:p>
+            <w:r>
+              <w:rPr>
+                <w:rFonts w:ascii="Times New Roman" w:hAnsi="Times New Roman" w:eastAsia="宋体"/>
+                <w:b w:val="0"/>
+                <w:sz w:val="18"/>
+              </w:rPr>
+            </w:r>
+          </w:p>
+        </w:tc>
+        <w:tc>
+          <w:tcPr>
+            <w:tcW w:type="dxa" w:w="2160"/>
+          </w:tcPr>
+          <w:p>
+            <w:r>
+              <w:rPr>
+                <w:rFonts w:ascii="Times New Roman" w:hAnsi="Times New Roman" w:eastAsia="宋体"/>
+                <w:b w:val="0"/>
+                <w:sz w:val="18"/>
+              </w:rPr>
+              <w:t>使用说明书</w:t>
+            </w:r>
+          </w:p>
+        </w:tc>
+        <w:tc>
+          <w:tcPr>
+            <w:tcW w:type="dxa" w:w="2160"/>
+          </w:tcPr>
+          <w:p>
+            <w:r>
+              <w:rPr>
+                <w:rFonts w:ascii="Times New Roman" w:hAnsi="Times New Roman" w:eastAsia="宋体"/>
+                <w:b w:val="0"/>
+                <w:sz w:val="18"/>
+              </w:rPr>
+              <w:t>第14页 3.2.5</w:t>
+            </w:r>
+          </w:p>
+        </w:tc>
+        <w:tc>
+          <w:tcPr>
+            <w:tcW w:type="dxa" w:w="2160"/>
+          </w:tcPr>
+          <w:p>
+            <w:r>
+              <w:rPr>
+                <w:rFonts w:ascii="Times New Roman" w:hAnsi="Times New Roman" w:eastAsia="宋体"/>
+                <w:b w:val="0"/>
+                <w:sz w:val="18"/>
+              </w:rPr>
+              <w:t>1064nm 2.00GW</w:t>
+            </w:r>
+          </w:p>
+        </w:tc>
+      </w:tr>
+      <w:tr>
+        <w:tc>
+          <w:tcPr>
+            <w:tcW w:type="dxa" w:w="2160"/>
+          </w:tcPr>
+          <w:p>
+            <w:r>
+              <w:rPr>
+                <w:rFonts w:ascii="Times New Roman" w:hAnsi="Times New Roman" w:eastAsia="宋体"/>
+                <w:b w:val="0"/>
+                <w:sz w:val="18"/>
+              </w:rPr>
+              <w:t>9.脉冲脉宽</w:t>
+            </w:r>
+          </w:p>
+        </w:tc>
+        <w:tc>
+          <w:tcPr>
+            <w:tcW w:type="dxa" w:w="2160"/>
+          </w:tcPr>
+          <w:p>
+            <w:r>
+              <w:rPr>
+                <w:rFonts w:ascii="Times New Roman" w:hAnsi="Times New Roman" w:eastAsia="宋体"/>
+                <w:b w:val="0"/>
+                <w:sz w:val="18"/>
+              </w:rPr>
+              <w:t>检验报告 2024-GL-0320</w:t>
+            </w:r>
+          </w:p>
+        </w:tc>
+        <w:tc>
+          <w:tcPr>
+            <w:tcW w:type="dxa" w:w="2160"/>
+          </w:tcPr>
+          <w:p>
+            <w:r>
+              <w:rPr>
+                <w:rFonts w:ascii="Times New Roman" w:hAnsi="Times New Roman" w:eastAsia="宋体"/>
+                <w:b w:val="0"/>
+                <w:sz w:val="18"/>
+              </w:rPr>
+              <w:t>第4页 序号10（条款2.10.1）</w:t>
+            </w:r>
+          </w:p>
+        </w:tc>
+        <w:tc>
+          <w:tcPr>
+            <w:tcW w:type="dxa" w:w="2160"/>
+          </w:tcPr>
+          <w:p>
+            <w:r>
+              <w:rPr>
+                <w:rFonts w:ascii="Times New Roman" w:hAnsi="Times New Roman" w:eastAsia="宋体"/>
+                <w:b w:val="0"/>
+                <w:sz w:val="18"/>
+              </w:rPr>
+              <w:t>脉冲宽度标称值248ps，允差±20%</w:t>
+            </w:r>
+          </w:p>
+        </w:tc>
+      </w:tr>
+      <w:tr>
+        <w:tc>
+          <w:tcPr>
+            <w:tcW w:type="dxa" w:w="2160"/>
+          </w:tcPr>
+          <w:p>
+            <w:r>
+              <w:rPr>
+                <w:rFonts w:ascii="Times New Roman" w:hAnsi="Times New Roman" w:eastAsia="宋体"/>
+                <w:b w:val="0"/>
+                <w:sz w:val="18"/>
+              </w:rPr>
+            </w:r>
+          </w:p>
+        </w:tc>
+        <w:tc>
+          <w:tcPr>
+            <w:tcW w:type="dxa" w:w="2160"/>
+          </w:tcPr>
+          <w:p>
+            <w:r>
+              <w:rPr>
+                <w:rFonts w:ascii="Times New Roman" w:hAnsi="Times New Roman" w:eastAsia="宋体"/>
+                <w:b w:val="0"/>
+                <w:sz w:val="18"/>
+              </w:rPr>
+              <w:t>使用说明书</w:t>
+            </w:r>
+          </w:p>
+        </w:tc>
+        <w:tc>
+          <w:tcPr>
+            <w:tcW w:type="dxa" w:w="2160"/>
+          </w:tcPr>
+          <w:p>
+            <w:r>
+              <w:rPr>
+                <w:rFonts w:ascii="Times New Roman" w:hAnsi="Times New Roman" w:eastAsia="宋体"/>
+                <w:b w:val="0"/>
+                <w:sz w:val="18"/>
+              </w:rPr>
+              <w:t>第14页 3.2.6.1</w:t>
+            </w:r>
+          </w:p>
+        </w:tc>
+        <w:tc>
+          <w:tcPr>
+            <w:tcW w:type="dxa" w:w="2160"/>
+          </w:tcPr>
+          <w:p>
+            <w:r>
+              <w:rPr>
+                <w:rFonts w:ascii="Times New Roman" w:hAnsi="Times New Roman" w:eastAsia="宋体"/>
+                <w:b w:val="0"/>
+                <w:sz w:val="18"/>
+              </w:rPr>
+              <w:t>标称值248ps</w:t>
+            </w:r>
+          </w:p>
+        </w:tc>
+      </w:tr>
+      <w:tr>
+        <w:tc>
+          <w:tcPr>
+            <w:tcW w:type="dxa" w:w="2160"/>
+          </w:tcPr>
+          <w:p>
+            <w:r>
+              <w:rPr>
+                <w:rFonts w:ascii="Times New Roman" w:hAnsi="Times New Roman" w:eastAsia="宋体"/>
+                <w:b w:val="0"/>
+                <w:sz w:val="18"/>
+              </w:rPr>
+              <w:t>10.最大能量密度</w:t>
+            </w:r>
+          </w:p>
+        </w:tc>
+        <w:tc>
+          <w:tcPr>
+            <w:tcW w:type="dxa" w:w="2160"/>
+          </w:tcPr>
+          <w:p>
+            <w:r>
+              <w:rPr>
+                <w:rFonts w:ascii="Times New Roman" w:hAnsi="Times New Roman" w:eastAsia="宋体"/>
+                <w:b w:val="0"/>
+                <w:sz w:val="18"/>
+              </w:rPr>
+              <w:t>检验报告 2024-GL-0320</w:t>
+            </w:r>
+          </w:p>
+        </w:tc>
+        <w:tc>
+          <w:tcPr>
+            <w:tcW w:type="dxa" w:w="2160"/>
+          </w:tcPr>
+          <w:p>
+            <w:r>
+              <w:rPr>
+                <w:rFonts w:ascii="Times New Roman" w:hAnsi="Times New Roman" w:eastAsia="宋体"/>
+                <w:b w:val="0"/>
+                <w:sz w:val="18"/>
+              </w:rPr>
+              <w:t>第3页 序号6（条款2.6）</w:t>
+            </w:r>
+          </w:p>
+        </w:tc>
+        <w:tc>
+          <w:tcPr>
+            <w:tcW w:type="dxa" w:w="2160"/>
+          </w:tcPr>
+          <w:p>
+            <w:r>
+              <w:rPr>
+                <w:rFonts w:ascii="Times New Roman" w:hAnsi="Times New Roman" w:eastAsia="宋体"/>
+                <w:b w:val="0"/>
+                <w:sz w:val="18"/>
+              </w:rPr>
+              <w:t>1064nm 0.1~16J/cm²，532nm 0.1~7.75J/cm²，允差±20%</w:t>
+            </w:r>
+          </w:p>
+        </w:tc>
+      </w:tr>
+      <w:tr>
+        <w:tc>
+          <w:tcPr>
+            <w:tcW w:type="dxa" w:w="2160"/>
+          </w:tcPr>
+          <w:p>
+            <w:r>
+              <w:rPr>
+                <w:rFonts w:ascii="Times New Roman" w:hAnsi="Times New Roman" w:eastAsia="宋体"/>
+                <w:b w:val="0"/>
+                <w:sz w:val="18"/>
+              </w:rPr>
+            </w:r>
+          </w:p>
+        </w:tc>
+        <w:tc>
+          <w:tcPr>
+            <w:tcW w:type="dxa" w:w="2160"/>
+          </w:tcPr>
+          <w:p>
+            <w:r>
+              <w:rPr>
+                <w:rFonts w:ascii="Times New Roman" w:hAnsi="Times New Roman" w:eastAsia="宋体"/>
+                <w:b w:val="0"/>
+                <w:sz w:val="18"/>
+              </w:rPr>
+              <w:t>使用说明书</w:t>
+            </w:r>
+          </w:p>
+        </w:tc>
+        <w:tc>
+          <w:tcPr>
+            <w:tcW w:type="dxa" w:w="2160"/>
+          </w:tcPr>
+          <w:p>
+            <w:r>
+              <w:rPr>
+                <w:rFonts w:ascii="Times New Roman" w:hAnsi="Times New Roman" w:eastAsia="宋体"/>
+                <w:b w:val="0"/>
+                <w:sz w:val="18"/>
+              </w:rPr>
+              <w:t>第13页 3.2.4</w:t>
+            </w:r>
+          </w:p>
+        </w:tc>
+        <w:tc>
+          <w:tcPr>
+            <w:tcW w:type="dxa" w:w="2160"/>
+          </w:tcPr>
+          <w:p>
+            <w:r>
+              <w:rPr>
+                <w:rFonts w:ascii="Times New Roman" w:hAnsi="Times New Roman" w:eastAsia="宋体"/>
+                <w:b w:val="0"/>
+                <w:sz w:val="18"/>
+              </w:rPr>
+              <w:t>同左</w:t>
+            </w:r>
+          </w:p>
+        </w:tc>
+      </w:tr>
+      <w:tr>
+        <w:tc>
+          <w:tcPr>
+            <w:tcW w:type="dxa" w:w="2160"/>
+          </w:tcPr>
+          <w:p>
+            <w:r>
+              <w:rPr>
+                <w:rFonts w:ascii="Times New Roman" w:hAnsi="Times New Roman" w:eastAsia="宋体"/>
+                <w:b w:val="0"/>
+                <w:sz w:val="18"/>
+              </w:rPr>
+              <w:t>11.常规能量单脉冲模式最大输出能量</w:t>
+            </w:r>
+          </w:p>
+        </w:tc>
+        <w:tc>
+          <w:tcPr>
+            <w:tcW w:type="dxa" w:w="2160"/>
+          </w:tcPr>
+          <w:p>
+            <w:r>
+              <w:rPr>
+                <w:rFonts w:ascii="Times New Roman" w:hAnsi="Times New Roman" w:eastAsia="宋体"/>
+                <w:b w:val="0"/>
+                <w:sz w:val="18"/>
+              </w:rPr>
+              <w:t>检验报告 2024-GL-0320</w:t>
+            </w:r>
+          </w:p>
+        </w:tc>
+        <w:tc>
+          <w:tcPr>
+            <w:tcW w:type="dxa" w:w="2160"/>
+          </w:tcPr>
+          <w:p>
+            <w:r>
+              <w:rPr>
+                <w:rFonts w:ascii="Times New Roman" w:hAnsi="Times New Roman" w:eastAsia="宋体"/>
+                <w:b w:val="0"/>
+                <w:sz w:val="18"/>
+              </w:rPr>
+              <w:t>第3页 序号5（条款2.5 终端激光脉冲能量）</w:t>
+            </w:r>
+          </w:p>
+        </w:tc>
+        <w:tc>
+          <w:tcPr>
+            <w:tcW w:type="dxa" w:w="2160"/>
+          </w:tcPr>
+          <w:p>
+            <w:r>
+              <w:rPr>
+                <w:rFonts w:ascii="Times New Roman" w:hAnsi="Times New Roman" w:eastAsia="宋体"/>
+                <w:b w:val="0"/>
+                <w:sz w:val="18"/>
+              </w:rPr>
+              <w:t>1064nm 30~490mJ、532nm 20~250mJ，允差±20%</w:t>
+            </w:r>
+          </w:p>
+        </w:tc>
+      </w:tr>
+      <w:tr>
+        <w:tc>
+          <w:tcPr>
+            <w:tcW w:type="dxa" w:w="2160"/>
+          </w:tcPr>
+          <w:p>
+            <w:r>
+              <w:rPr>
+                <w:rFonts w:ascii="Times New Roman" w:hAnsi="Times New Roman" w:eastAsia="宋体"/>
+                <w:b w:val="0"/>
+                <w:sz w:val="18"/>
+              </w:rPr>
+            </w:r>
+          </w:p>
+        </w:tc>
+        <w:tc>
+          <w:tcPr>
+            <w:tcW w:type="dxa" w:w="2160"/>
+          </w:tcPr>
+          <w:p>
+            <w:r>
+              <w:rPr>
+                <w:rFonts w:ascii="Times New Roman" w:hAnsi="Times New Roman" w:eastAsia="宋体"/>
+                <w:b w:val="0"/>
+                <w:sz w:val="18"/>
+              </w:rPr>
+              <w:t>技术白皮书</w:t>
+            </w:r>
+          </w:p>
+        </w:tc>
+        <w:tc>
+          <w:tcPr>
+            <w:tcW w:type="dxa" w:w="2160"/>
+          </w:tcPr>
+          <w:p>
+            <w:r>
+              <w:rPr>
+                <w:rFonts w:ascii="Times New Roman" w:hAnsi="Times New Roman" w:eastAsia="宋体"/>
+                <w:b w:val="0"/>
+                <w:sz w:val="18"/>
+              </w:rPr>
+              <w:t>第1页 第9条</w:t>
+            </w:r>
+          </w:p>
+        </w:tc>
+        <w:tc>
+          <w:tcPr>
+            <w:tcW w:type="dxa" w:w="2160"/>
+          </w:tcPr>
+          <w:p>
+            <w:r>
+              <w:rPr>
+                <w:rFonts w:ascii="Times New Roman" w:hAnsi="Times New Roman" w:eastAsia="宋体"/>
+                <w:b w:val="0"/>
+                <w:sz w:val="18"/>
+              </w:rPr>
+              <w:t>1064nm≥500mJ（标称值，检测报告实测上限490mJ，投标以检测报告为准）</w:t>
+            </w:r>
+          </w:p>
+        </w:tc>
+      </w:tr>
+      <w:tr>
+        <w:tc>
+          <w:tcPr>
+            <w:tcW w:type="dxa" w:w="2160"/>
+          </w:tcPr>
+          <w:p>
+            <w:r>
+              <w:rPr>
+                <w:rFonts w:ascii="Times New Roman" w:hAnsi="Times New Roman" w:eastAsia="宋体"/>
+                <w:b w:val="0"/>
+                <w:sz w:val="18"/>
+              </w:rPr>
+              <w:t>12.控制系统</w:t>
+            </w:r>
+          </w:p>
+        </w:tc>
+        <w:tc>
+          <w:tcPr>
+            <w:tcW w:type="dxa" w:w="2160"/>
+          </w:tcPr>
+          <w:p>
+            <w:r>
+              <w:rPr>
+                <w:rFonts w:ascii="Times New Roman" w:hAnsi="Times New Roman" w:eastAsia="宋体"/>
+                <w:b w:val="0"/>
+                <w:sz w:val="18"/>
+              </w:rPr>
+              <w:t>技术白皮书</w:t>
+            </w:r>
+          </w:p>
+        </w:tc>
+        <w:tc>
+          <w:tcPr>
+            <w:tcW w:type="dxa" w:w="2160"/>
+          </w:tcPr>
+          <w:p>
+            <w:r>
+              <w:rPr>
+                <w:rFonts w:ascii="Times New Roman" w:hAnsi="Times New Roman" w:eastAsia="宋体"/>
+                <w:b w:val="0"/>
+                <w:sz w:val="18"/>
+              </w:rPr>
+              <w:t>第1页 第20条（并见第12条）</w:t>
+            </w:r>
+          </w:p>
+        </w:tc>
+        <w:tc>
+          <w:tcPr>
+            <w:tcW w:type="dxa" w:w="2160"/>
+          </w:tcPr>
+          <w:p>
+            <w:r>
+              <w:rPr>
+                <w:rFonts w:ascii="Times New Roman" w:hAnsi="Times New Roman" w:eastAsia="宋体"/>
+                <w:b w:val="0"/>
+                <w:sz w:val="18"/>
+              </w:rPr>
+              <w:t>10.1英寸内嵌式彩色触摸屏；注：白皮书封面型号为L200，投L280须换对应版本</w:t>
+            </w:r>
+          </w:p>
+        </w:tc>
+      </w:tr>
+      <w:tr>
+        <w:tc>
+          <w:tcPr>
+            <w:tcW w:type="dxa" w:w="2160"/>
+          </w:tcPr>
+          <w:p>
+            <w:r>
+              <w:rPr>
+                <w:rFonts w:ascii="Times New Roman" w:hAnsi="Times New Roman" w:eastAsia="宋体"/>
+                <w:b w:val="0"/>
+                <w:sz w:val="18"/>
+              </w:rPr>
+              <w:t>13.功能配置</w:t>
+            </w:r>
+          </w:p>
+        </w:tc>
+        <w:tc>
+          <w:tcPr>
+            <w:tcW w:type="dxa" w:w="2160"/>
+          </w:tcPr>
+          <w:p>
+            <w:r>
+              <w:rPr>
+                <w:rFonts w:ascii="Times New Roman" w:hAnsi="Times New Roman" w:eastAsia="宋体"/>
+                <w:b w:val="0"/>
+                <w:sz w:val="18"/>
+              </w:rPr>
+              <w:t>配置清单 PicoV L280 配置01</w:t>
+            </w:r>
+          </w:p>
+        </w:tc>
+        <w:tc>
+          <w:tcPr>
+            <w:tcW w:type="dxa" w:w="2160"/>
+          </w:tcPr>
+          <w:p>
+            <w:r>
+              <w:rPr>
+                <w:rFonts w:ascii="Times New Roman" w:hAnsi="Times New Roman" w:eastAsia="宋体"/>
+                <w:b w:val="0"/>
+                <w:sz w:val="18"/>
+              </w:rPr>
+              <w:t>序号1-13（PicoV L280 配置01）</w:t>
+            </w:r>
+          </w:p>
+        </w:tc>
+        <w:tc>
+          <w:tcPr>
+            <w:tcW w:type="dxa" w:w="2160"/>
+          </w:tcPr>
+          <w:p>
+            <w:r>
+              <w:rPr>
+                <w:rFonts w:ascii="Times New Roman" w:hAnsi="Times New Roman" w:eastAsia="宋体"/>
+                <w:b w:val="0"/>
+                <w:sz w:val="18"/>
+              </w:rPr>
+              <w:t>主机、导光臂、脚踏开关、治疗手柄3个、防护眼镜、软件L02、授权卡、说明书等</w:t>
+            </w:r>
+          </w:p>
+        </w:tc>
+      </w:tr>
+      <w:tr>
+        <w:tc>
+          <w:tcPr>
+            <w:tcW w:type="dxa" w:w="2160"/>
+          </w:tcPr>
+          <w:p>
+            <w:r>
+              <w:rPr>
+                <w:rFonts w:ascii="Times New Roman" w:hAnsi="Times New Roman" w:eastAsia="宋体"/>
+                <w:b w:val="0"/>
+                <w:sz w:val="18"/>
+              </w:rPr>
+            </w:r>
+          </w:p>
+        </w:tc>
+        <w:tc>
+          <w:tcPr>
+            <w:tcW w:type="dxa" w:w="2160"/>
+          </w:tcPr>
+          <w:p>
+            <w:r>
+              <w:rPr>
+                <w:rFonts w:ascii="Times New Roman" w:hAnsi="Times New Roman" w:eastAsia="宋体"/>
+                <w:b w:val="0"/>
+                <w:sz w:val="18"/>
+              </w:rPr>
+              <w:t>使用说明书</w:t>
+            </w:r>
+          </w:p>
+        </w:tc>
+        <w:tc>
+          <w:tcPr>
+            <w:tcW w:type="dxa" w:w="2160"/>
+          </w:tcPr>
+          <w:p>
+            <w:r>
+              <w:rPr>
+                <w:rFonts w:ascii="Times New Roman" w:hAnsi="Times New Roman" w:eastAsia="宋体"/>
+                <w:b w:val="0"/>
+                <w:sz w:val="18"/>
+              </w:rPr>
+              <w:t>第7页 2.3 产品组成</w:t>
+            </w:r>
+          </w:p>
+        </w:tc>
+        <w:tc>
+          <w:tcPr>
+            <w:tcW w:type="dxa" w:w="2160"/>
+          </w:tcPr>
+          <w:p>
+            <w:r>
+              <w:rPr>
+                <w:rFonts w:ascii="Times New Roman" w:hAnsi="Times New Roman" w:eastAsia="宋体"/>
+                <w:b w:val="0"/>
+                <w:sz w:val="18"/>
+              </w:rPr>
+              <w:t>主机、导光臂、脚踏开关、手动变焦手柄、电动变焦手柄（选配）、皮肤智能识别套件（选配）、防护眼镜</w:t>
+            </w:r>
+          </w:p>
+        </w:tc>
+      </w:tr>
+      <w:tr>
+        <w:tc>
+          <w:tcPr>
+            <w:tcW w:type="dxa" w:w="2160"/>
+          </w:tcPr>
+          <w:p>
+            <w:r>
+              <w:rPr>
+                <w:rFonts w:ascii="Times New Roman" w:hAnsi="Times New Roman" w:eastAsia="宋体"/>
+                <w:b w:val="0"/>
+                <w:sz w:val="18"/>
+              </w:rPr>
+              <w:t>14.532nm激光治疗端面能量密度</w:t>
+            </w:r>
+          </w:p>
+        </w:tc>
+        <w:tc>
+          <w:tcPr>
+            <w:tcW w:type="dxa" w:w="2160"/>
+          </w:tcPr>
+          <w:p>
+            <w:r>
+              <w:rPr>
+                <w:rFonts w:ascii="Times New Roman" w:hAnsi="Times New Roman" w:eastAsia="宋体"/>
+                <w:b w:val="0"/>
+                <w:sz w:val="18"/>
+              </w:rPr>
+              <w:t>检验报告 2024-GL-0320</w:t>
+            </w:r>
+          </w:p>
+        </w:tc>
+        <w:tc>
+          <w:tcPr>
+            <w:tcW w:type="dxa" w:w="2160"/>
+          </w:tcPr>
+          <w:p>
+            <w:r>
+              <w:rPr>
+                <w:rFonts w:ascii="Times New Roman" w:hAnsi="Times New Roman" w:eastAsia="宋体"/>
+                <w:b w:val="0"/>
+                <w:sz w:val="18"/>
+              </w:rPr>
+              <w:t>第3页 序号6（条款2.6）532nm 行</w:t>
+            </w:r>
+          </w:p>
+        </w:tc>
+        <w:tc>
+          <w:tcPr>
+            <w:tcW w:type="dxa" w:w="2160"/>
+          </w:tcPr>
+          <w:p>
+            <w:r>
+              <w:rPr>
+                <w:rFonts w:ascii="Times New Roman" w:hAnsi="Times New Roman" w:eastAsia="宋体"/>
+                <w:b w:val="0"/>
+                <w:sz w:val="18"/>
+              </w:rPr>
+              <w:t>0.1~7.75J/cm²，允差±20%，可调</w:t>
+            </w:r>
+          </w:p>
+        </w:tc>
+      </w:tr>
+      <w:tr>
+        <w:tc>
+          <w:tcPr>
+            <w:tcW w:type="dxa" w:w="2160"/>
+          </w:tcPr>
+          <w:p>
+            <w:r>
+              <w:rPr>
+                <w:rFonts w:ascii="Times New Roman" w:hAnsi="Times New Roman" w:eastAsia="宋体"/>
+                <w:b w:val="0"/>
+                <w:sz w:val="18"/>
+              </w:rPr>
+              <w:t>15.1064nm激光治疗端面能量密度</w:t>
+            </w:r>
+          </w:p>
+        </w:tc>
+        <w:tc>
+          <w:tcPr>
+            <w:tcW w:type="dxa" w:w="2160"/>
+          </w:tcPr>
+          <w:p>
+            <w:r>
+              <w:rPr>
+                <w:rFonts w:ascii="Times New Roman" w:hAnsi="Times New Roman" w:eastAsia="宋体"/>
+                <w:b w:val="0"/>
+                <w:sz w:val="18"/>
+              </w:rPr>
+              <w:t>检验报告 2024-GL-0320</w:t>
+            </w:r>
+          </w:p>
+        </w:tc>
+        <w:tc>
+          <w:tcPr>
+            <w:tcW w:type="dxa" w:w="2160"/>
+          </w:tcPr>
+          <w:p>
+            <w:r>
+              <w:rPr>
+                <w:rFonts w:ascii="Times New Roman" w:hAnsi="Times New Roman" w:eastAsia="宋体"/>
+                <w:b w:val="0"/>
+                <w:sz w:val="18"/>
+              </w:rPr>
+              <w:t>第3页 序号6（条款2.6）1064nm 行</w:t>
+            </w:r>
+          </w:p>
+        </w:tc>
+        <w:tc>
+          <w:tcPr>
+            <w:tcW w:type="dxa" w:w="2160"/>
+          </w:tcPr>
+          <w:p>
+            <w:r>
+              <w:rPr>
+                <w:rFonts w:ascii="Times New Roman" w:hAnsi="Times New Roman" w:eastAsia="宋体"/>
+                <w:b w:val="0"/>
+                <w:sz w:val="18"/>
+              </w:rPr>
+              <w:t>0.1~16J/cm²，允差±20%，可调</w:t>
+            </w:r>
+          </w:p>
+        </w:tc>
+      </w:tr>
+      <w:tr>
+        <w:tc>
+          <w:tcPr>
+            <w:tcW w:type="dxa" w:w="2160"/>
+          </w:tcPr>
+          <w:p>
+            <w:r>
+              <w:rPr>
+                <w:rFonts w:ascii="Times New Roman" w:hAnsi="Times New Roman" w:eastAsia="宋体"/>
+                <w:b w:val="0"/>
+                <w:sz w:val="18"/>
+              </w:rPr>
+              <w:t>16.激光输出能量不稳定度</w:t>
+            </w:r>
+          </w:p>
+        </w:tc>
+        <w:tc>
+          <w:tcPr>
+            <w:tcW w:type="dxa" w:w="2160"/>
+          </w:tcPr>
+          <w:p>
+            <w:r>
+              <w:rPr>
+                <w:rFonts w:ascii="Times New Roman" w:hAnsi="Times New Roman" w:eastAsia="宋体"/>
+                <w:b w:val="0"/>
+                <w:sz w:val="18"/>
+              </w:rPr>
+              <w:t>检验报告 2024-GL-0320</w:t>
+            </w:r>
+          </w:p>
+        </w:tc>
+        <w:tc>
+          <w:tcPr>
+            <w:tcW w:type="dxa" w:w="2160"/>
+          </w:tcPr>
+          <w:p>
+            <w:r>
+              <w:rPr>
+                <w:rFonts w:ascii="Times New Roman" w:hAnsi="Times New Roman" w:eastAsia="宋体"/>
+                <w:b w:val="0"/>
+                <w:sz w:val="18"/>
+              </w:rPr>
+              <w:t>第4页 序号8（条款2.8）</w:t>
+            </w:r>
+          </w:p>
+        </w:tc>
+        <w:tc>
+          <w:tcPr>
+            <w:tcW w:type="dxa" w:w="2160"/>
+          </w:tcPr>
+          <w:p>
+            <w:r>
+              <w:rPr>
+                <w:rFonts w:ascii="Times New Roman" w:hAnsi="Times New Roman" w:eastAsia="宋体"/>
+                <w:b w:val="0"/>
+                <w:sz w:val="18"/>
+              </w:rPr>
+              <w:t>应优于±10%；实测1064nm -4.6%~+1.4%，532nm -4.8%~+3.5%</w:t>
+            </w:r>
+          </w:p>
+        </w:tc>
+      </w:tr>
+      <w:tr>
+        <w:tc>
+          <w:tcPr>
+            <w:tcW w:type="dxa" w:w="2160"/>
+          </w:tcPr>
+          <w:p>
+            <w:r>
+              <w:rPr>
+                <w:rFonts w:ascii="Times New Roman" w:hAnsi="Times New Roman" w:eastAsia="宋体"/>
+                <w:b w:val="0"/>
+                <w:sz w:val="18"/>
+              </w:rPr>
+            </w:r>
+          </w:p>
+        </w:tc>
+        <w:tc>
+          <w:tcPr>
+            <w:tcW w:type="dxa" w:w="2160"/>
+          </w:tcPr>
+          <w:p>
+            <w:r>
+              <w:rPr>
+                <w:rFonts w:ascii="Times New Roman" w:hAnsi="Times New Roman" w:eastAsia="宋体"/>
+                <w:b w:val="0"/>
+                <w:sz w:val="18"/>
+              </w:rPr>
+              <w:t>使用说明书</w:t>
+            </w:r>
+          </w:p>
+        </w:tc>
+        <w:tc>
+          <w:tcPr>
+            <w:tcW w:type="dxa" w:w="2160"/>
+          </w:tcPr>
+          <w:p>
+            <w:r>
+              <w:rPr>
+                <w:rFonts w:ascii="Times New Roman" w:hAnsi="Times New Roman" w:eastAsia="宋体"/>
+                <w:b w:val="0"/>
+                <w:sz w:val="18"/>
+              </w:rPr>
+              <w:t>第14页 3.2.7</w:t>
+            </w:r>
+          </w:p>
+        </w:tc>
+        <w:tc>
+          <w:tcPr>
+            <w:tcW w:type="dxa" w:w="2160"/>
+          </w:tcPr>
+          <w:p>
+            <w:r>
+              <w:rPr>
+                <w:rFonts w:ascii="Times New Roman" w:hAnsi="Times New Roman" w:eastAsia="宋体"/>
+                <w:b w:val="0"/>
+                <w:sz w:val="18"/>
+              </w:rPr>
+              <w:t>优于±10%</w:t>
+            </w:r>
+          </w:p>
+        </w:tc>
+      </w:tr>
+      <w:tr>
+        <w:tc>
+          <w:tcPr>
+            <w:tcW w:type="dxa" w:w="2160"/>
+          </w:tcPr>
+          <w:p>
+            <w:r>
+              <w:rPr>
+                <w:rFonts w:ascii="Times New Roman" w:hAnsi="Times New Roman" w:eastAsia="宋体"/>
+                <w:b w:val="0"/>
+                <w:sz w:val="18"/>
+              </w:rPr>
+              <w:t>17.激光输出复现性</w:t>
+            </w:r>
+          </w:p>
+        </w:tc>
+        <w:tc>
+          <w:tcPr>
+            <w:tcW w:type="dxa" w:w="2160"/>
+          </w:tcPr>
+          <w:p>
+            <w:r>
+              <w:rPr>
+                <w:rFonts w:ascii="Times New Roman" w:hAnsi="Times New Roman" w:eastAsia="宋体"/>
+                <w:b w:val="0"/>
+                <w:sz w:val="18"/>
+              </w:rPr>
+              <w:t>检验报告 2024-GL-0320</w:t>
+            </w:r>
+          </w:p>
+        </w:tc>
+        <w:tc>
+          <w:tcPr>
+            <w:tcW w:type="dxa" w:w="2160"/>
+          </w:tcPr>
+          <w:p>
+            <w:r>
+              <w:rPr>
+                <w:rFonts w:ascii="Times New Roman" w:hAnsi="Times New Roman" w:eastAsia="宋体"/>
+                <w:b w:val="0"/>
+                <w:sz w:val="18"/>
+              </w:rPr>
+              <w:t>第4页 序号9（条款2.9）</w:t>
+            </w:r>
+          </w:p>
+        </w:tc>
+        <w:tc>
+          <w:tcPr>
+            <w:tcW w:type="dxa" w:w="2160"/>
+          </w:tcPr>
+          <w:p>
+            <w:r>
+              <w:rPr>
+                <w:rFonts w:ascii="Times New Roman" w:hAnsi="Times New Roman" w:eastAsia="宋体"/>
+                <w:b w:val="0"/>
+                <w:sz w:val="18"/>
+              </w:rPr>
+              <w:t>应优于±10%；实测1064nm -0.2%~+1.8%，532nm -0.1%~+2.0%</w:t>
+            </w:r>
+          </w:p>
+        </w:tc>
+      </w:tr>
+      <w:tr>
+        <w:tc>
+          <w:tcPr>
+            <w:tcW w:type="dxa" w:w="2160"/>
+          </w:tcPr>
+          <w:p>
+            <w:r>
+              <w:rPr>
+                <w:rFonts w:ascii="Times New Roman" w:hAnsi="Times New Roman" w:eastAsia="宋体"/>
+                <w:b w:val="0"/>
+                <w:sz w:val="18"/>
+              </w:rPr>
+              <w:t>18.瞄准光输出功率</w:t>
+            </w:r>
+          </w:p>
+        </w:tc>
+        <w:tc>
+          <w:tcPr>
+            <w:tcW w:type="dxa" w:w="2160"/>
+          </w:tcPr>
+          <w:p>
+            <w:r>
+              <w:rPr>
+                <w:rFonts w:ascii="Times New Roman" w:hAnsi="Times New Roman" w:eastAsia="宋体"/>
+                <w:b w:val="0"/>
+                <w:sz w:val="18"/>
+              </w:rPr>
+              <w:t>检验报告 2024-GL-0320</w:t>
+            </w:r>
+          </w:p>
+        </w:tc>
+        <w:tc>
+          <w:tcPr>
+            <w:tcW w:type="dxa" w:w="2160"/>
+          </w:tcPr>
+          <w:p>
+            <w:r>
+              <w:rPr>
+                <w:rFonts w:ascii="Times New Roman" w:hAnsi="Times New Roman" w:eastAsia="宋体"/>
+                <w:b w:val="0"/>
+                <w:sz w:val="18"/>
+              </w:rPr>
+              <w:t>第5页 序号17（条款2.17.2）</w:t>
+            </w:r>
+          </w:p>
+        </w:tc>
+        <w:tc>
+          <w:tcPr>
+            <w:tcW w:type="dxa" w:w="2160"/>
+          </w:tcPr>
+          <w:p>
+            <w:r>
+              <w:rPr>
+                <w:rFonts w:ascii="Times New Roman" w:hAnsi="Times New Roman" w:eastAsia="宋体"/>
+                <w:b w:val="0"/>
+                <w:sz w:val="18"/>
+              </w:rPr>
+              <w:t>不大于3mW</w:t>
+            </w:r>
+          </w:p>
+        </w:tc>
+      </w:tr>
+      <w:tr>
+        <w:tc>
+          <w:tcPr>
+            <w:tcW w:type="dxa" w:w="2160"/>
+          </w:tcPr>
+          <w:p>
+            <w:r>
+              <w:rPr>
+                <w:rFonts w:ascii="Times New Roman" w:hAnsi="Times New Roman" w:eastAsia="宋体"/>
+                <w:b w:val="0"/>
+                <w:sz w:val="18"/>
+              </w:rPr>
+              <w:t>19.瞄准光系统波长</w:t>
+            </w:r>
+          </w:p>
+        </w:tc>
+        <w:tc>
+          <w:tcPr>
+            <w:tcW w:type="dxa" w:w="2160"/>
+          </w:tcPr>
+          <w:p>
+            <w:r>
+              <w:rPr>
+                <w:rFonts w:ascii="Times New Roman" w:hAnsi="Times New Roman" w:eastAsia="宋体"/>
+                <w:b w:val="0"/>
+                <w:sz w:val="18"/>
+              </w:rPr>
+              <w:t>检验报告 2024-GL-0320</w:t>
+            </w:r>
+          </w:p>
+        </w:tc>
+        <w:tc>
+          <w:tcPr>
+            <w:tcW w:type="dxa" w:w="2160"/>
+          </w:tcPr>
+          <w:p>
+            <w:r>
+              <w:rPr>
+                <w:rFonts w:ascii="Times New Roman" w:hAnsi="Times New Roman" w:eastAsia="宋体"/>
+                <w:b w:val="0"/>
+                <w:sz w:val="18"/>
+              </w:rPr>
+              <w:t>第5页 序号17（条款2.17.1）</w:t>
+            </w:r>
+          </w:p>
+        </w:tc>
+        <w:tc>
+          <w:tcPr>
+            <w:tcW w:type="dxa" w:w="2160"/>
+          </w:tcPr>
+          <w:p>
+            <w:r>
+              <w:rPr>
+                <w:rFonts w:ascii="Times New Roman" w:hAnsi="Times New Roman" w:eastAsia="宋体"/>
+                <w:b w:val="0"/>
+                <w:sz w:val="18"/>
+              </w:rPr>
+              <w:t>650nm，实测偏差4.3nm（≤±5nm）</w:t>
+            </w:r>
+          </w:p>
+        </w:tc>
+      </w:tr>
+      <w:tr>
+        <w:tc>
+          <w:tcPr>
+            <w:tcW w:type="dxa" w:w="2160"/>
+          </w:tcPr>
+          <w:p>
+            <w:r>
+              <w:rPr>
+                <w:rFonts w:ascii="Times New Roman" w:hAnsi="Times New Roman" w:eastAsia="宋体"/>
+                <w:b w:val="0"/>
+                <w:sz w:val="18"/>
+              </w:rPr>
+            </w:r>
+          </w:p>
+        </w:tc>
+        <w:tc>
+          <w:tcPr>
+            <w:tcW w:type="dxa" w:w="2160"/>
+          </w:tcPr>
+          <w:p>
+            <w:r>
+              <w:rPr>
+                <w:rFonts w:ascii="Times New Roman" w:hAnsi="Times New Roman" w:eastAsia="宋体"/>
+                <w:b w:val="0"/>
+                <w:sz w:val="18"/>
+              </w:rPr>
+              <w:t>使用说明书</w:t>
+            </w:r>
+          </w:p>
+        </w:tc>
+        <w:tc>
+          <w:tcPr>
+            <w:tcW w:type="dxa" w:w="2160"/>
+          </w:tcPr>
+          <w:p>
+            <w:r>
+              <w:rPr>
+                <w:rFonts w:ascii="Times New Roman" w:hAnsi="Times New Roman" w:eastAsia="宋体"/>
+                <w:b w:val="0"/>
+                <w:sz w:val="18"/>
+              </w:rPr>
+              <w:t>第13页 3.1 瞄准激光分类</w:t>
+            </w:r>
+          </w:p>
+        </w:tc>
+        <w:tc>
+          <w:tcPr>
+            <w:tcW w:type="dxa" w:w="2160"/>
+          </w:tcPr>
+          <w:p>
+            <w:r>
+              <w:rPr>
+                <w:rFonts w:ascii="Times New Roman" w:hAnsi="Times New Roman" w:eastAsia="宋体"/>
+                <w:b w:val="0"/>
+                <w:sz w:val="18"/>
+              </w:rPr>
+              <w:t>3R类</w:t>
+            </w:r>
+          </w:p>
+        </w:tc>
+      </w:tr>
+      <w:tr>
+        <w:tc>
+          <w:tcPr>
+            <w:tcW w:type="dxa" w:w="2160"/>
+          </w:tcPr>
+          <w:p>
+            <w:r>
+              <w:rPr>
+                <w:rFonts w:ascii="Times New Roman" w:hAnsi="Times New Roman" w:eastAsia="宋体"/>
+                <w:b w:val="0"/>
+                <w:sz w:val="18"/>
+              </w:rPr>
+              <w:t>20.激光输出发散角</w:t>
+            </w:r>
+          </w:p>
+        </w:tc>
+        <w:tc>
+          <w:tcPr>
+            <w:tcW w:type="dxa" w:w="2160"/>
+          </w:tcPr>
+          <w:p>
+            <w:r>
+              <w:rPr>
+                <w:rFonts w:ascii="Times New Roman" w:hAnsi="Times New Roman" w:eastAsia="宋体"/>
+                <w:b w:val="0"/>
+                <w:sz w:val="18"/>
+              </w:rPr>
+              <w:t>检验报告 2024-GL-0320</w:t>
+            </w:r>
+          </w:p>
+        </w:tc>
+        <w:tc>
+          <w:tcPr>
+            <w:tcW w:type="dxa" w:w="2160"/>
+          </w:tcPr>
+          <w:p>
+            <w:r>
+              <w:rPr>
+                <w:rFonts w:ascii="Times New Roman" w:hAnsi="Times New Roman" w:eastAsia="宋体"/>
+                <w:b w:val="0"/>
+                <w:sz w:val="18"/>
+              </w:rPr>
+              <w:t>第3页 序号3（条款2.3）</w:t>
+            </w:r>
+          </w:p>
+        </w:tc>
+        <w:tc>
+          <w:tcPr>
+            <w:tcW w:type="dxa" w:w="2160"/>
+          </w:tcPr>
+          <w:p>
+            <w:r>
+              <w:rPr>
+                <w:rFonts w:ascii="Times New Roman" w:hAnsi="Times New Roman" w:eastAsia="宋体"/>
+                <w:b w:val="0"/>
+                <w:sz w:val="18"/>
+              </w:rPr>
+              <w:t>电动/手动变焦手柄≤150mrad；实测1064nm 30.4~108.3mrad</w:t>
+            </w:r>
+          </w:p>
+        </w:tc>
+      </w:tr>
+      <w:tr>
+        <w:tc>
+          <w:tcPr>
+            <w:tcW w:type="dxa" w:w="2160"/>
+          </w:tcPr>
+          <w:p>
+            <w:r>
+              <w:rPr>
+                <w:rFonts w:ascii="Times New Roman" w:hAnsi="Times New Roman" w:eastAsia="宋体"/>
+                <w:b w:val="0"/>
+                <w:sz w:val="18"/>
+              </w:rPr>
+            </w:r>
+          </w:p>
+        </w:tc>
+        <w:tc>
+          <w:tcPr>
+            <w:tcW w:type="dxa" w:w="2160"/>
+          </w:tcPr>
+          <w:p>
+            <w:r>
+              <w:rPr>
+                <w:rFonts w:ascii="Times New Roman" w:hAnsi="Times New Roman" w:eastAsia="宋体"/>
+                <w:b w:val="0"/>
+                <w:sz w:val="18"/>
+              </w:rPr>
+              <w:t>使用说明书</w:t>
+            </w:r>
+          </w:p>
+        </w:tc>
+        <w:tc>
+          <w:tcPr>
+            <w:tcW w:type="dxa" w:w="2160"/>
+          </w:tcPr>
+          <w:p>
+            <w:r>
+              <w:rPr>
+                <w:rFonts w:ascii="Times New Roman" w:hAnsi="Times New Roman" w:eastAsia="宋体"/>
+                <w:b w:val="0"/>
+                <w:sz w:val="18"/>
+              </w:rPr>
+              <w:t>第13页 3.2.2</w:t>
+            </w:r>
+          </w:p>
+        </w:tc>
+        <w:tc>
+          <w:tcPr>
+            <w:tcW w:type="dxa" w:w="2160"/>
+          </w:tcPr>
+          <w:p>
+            <w:r>
+              <w:rPr>
+                <w:rFonts w:ascii="Times New Roman" w:hAnsi="Times New Roman" w:eastAsia="宋体"/>
+                <w:b w:val="0"/>
+                <w:sz w:val="18"/>
+              </w:rPr>
+              <w:t>≤150mrad</w:t>
+            </w:r>
+          </w:p>
+        </w:tc>
+      </w:tr>
+      <w:tr>
+        <w:tc>
+          <w:tcPr>
+            <w:tcW w:type="dxa" w:w="2160"/>
+          </w:tcPr>
+          <w:p>
+            <w:r>
+              <w:rPr>
+                <w:rFonts w:ascii="Times New Roman" w:hAnsi="Times New Roman" w:eastAsia="宋体"/>
+                <w:b w:val="0"/>
+                <w:sz w:val="18"/>
+              </w:rPr>
+              <w:t>21.脚踏开关防护等级</w:t>
+            </w:r>
+          </w:p>
+        </w:tc>
+        <w:tc>
+          <w:tcPr>
+            <w:tcW w:type="dxa" w:w="2160"/>
+          </w:tcPr>
+          <w:p>
+            <w:r>
+              <w:rPr>
+                <w:rFonts w:ascii="Times New Roman" w:hAnsi="Times New Roman" w:eastAsia="宋体"/>
+                <w:b w:val="0"/>
+                <w:sz w:val="18"/>
+              </w:rPr>
+              <w:t>使用说明书</w:t>
+            </w:r>
+          </w:p>
+        </w:tc>
+        <w:tc>
+          <w:tcPr>
+            <w:tcW w:type="dxa" w:w="2160"/>
+          </w:tcPr>
+          <w:p>
+            <w:r>
+              <w:rPr>
+                <w:rFonts w:ascii="Times New Roman" w:hAnsi="Times New Roman" w:eastAsia="宋体"/>
+                <w:b w:val="0"/>
+                <w:sz w:val="18"/>
+              </w:rPr>
+              <w:t>第13页 3.1「防进液程度分类」</w:t>
+            </w:r>
+          </w:p>
+        </w:tc>
+        <w:tc>
+          <w:tcPr>
+            <w:tcW w:type="dxa" w:w="2160"/>
+          </w:tcPr>
+          <w:p>
+            <w:r>
+              <w:rPr>
+                <w:rFonts w:ascii="Times New Roman" w:hAnsi="Times New Roman" w:eastAsia="宋体"/>
+                <w:b w:val="0"/>
+                <w:sz w:val="18"/>
+              </w:rPr>
+              <w:t>脚踏开关 IPX8</w:t>
+            </w:r>
+          </w:p>
+        </w:tc>
+      </w:tr>
+      <w:tr>
+        <w:tc>
+          <w:tcPr>
+            <w:tcW w:type="dxa" w:w="2160"/>
+          </w:tcPr>
+          <w:p>
+            <w:r>
+              <w:rPr>
+                <w:rFonts w:ascii="Times New Roman" w:hAnsi="Times New Roman" w:eastAsia="宋体"/>
+                <w:b w:val="0"/>
+                <w:sz w:val="18"/>
+              </w:rPr>
+            </w:r>
+          </w:p>
+        </w:tc>
+        <w:tc>
+          <w:tcPr>
+            <w:tcW w:type="dxa" w:w="2160"/>
+          </w:tcPr>
+          <w:p>
+            <w:r>
+              <w:rPr>
+                <w:rFonts w:ascii="Times New Roman" w:hAnsi="Times New Roman" w:eastAsia="宋体"/>
+                <w:b w:val="0"/>
+                <w:sz w:val="18"/>
+              </w:rPr>
+              <w:t>检验报告 2024-GL-0320</w:t>
+            </w:r>
+          </w:p>
+        </w:tc>
+        <w:tc>
+          <w:tcPr>
+            <w:tcW w:type="dxa" w:w="2160"/>
+          </w:tcPr>
+          <w:p>
+            <w:r>
+              <w:rPr>
+                <w:rFonts w:ascii="Times New Roman" w:hAnsi="Times New Roman" w:eastAsia="宋体"/>
+                <w:b w:val="0"/>
+                <w:sz w:val="18"/>
+              </w:rPr>
+              <w:t>第5页 序号20（条款2.21）</w:t>
+            </w:r>
+          </w:p>
+        </w:tc>
+        <w:tc>
+          <w:tcPr>
+            <w:tcW w:type="dxa" w:w="2160"/>
+          </w:tcPr>
+          <w:p>
+            <w:r>
+              <w:rPr>
+                <w:rFonts w:ascii="Times New Roman" w:hAnsi="Times New Roman" w:eastAsia="宋体"/>
+                <w:b w:val="0"/>
+                <w:sz w:val="18"/>
+              </w:rPr>
+              <w:t>脚踏开关符合YY/T1057-2016，见该标准部分</w:t>
+            </w:r>
+          </w:p>
+        </w:tc>
+      </w:tr>
+      <w:tr>
+        <w:tc>
+          <w:tcPr>
+            <w:tcW w:type="dxa" w:w="2160"/>
+          </w:tcPr>
+          <w:p>
+            <w:r>
+              <w:rPr>
+                <w:rFonts w:ascii="Times New Roman" w:hAnsi="Times New Roman" w:eastAsia="宋体"/>
+                <w:b w:val="0"/>
+                <w:sz w:val="18"/>
+              </w:rPr>
+            </w:r>
+          </w:p>
+        </w:tc>
+        <w:tc>
+          <w:tcPr>
+            <w:tcW w:type="dxa" w:w="2160"/>
+          </w:tcPr>
+          <w:p>
+            <w:r>
+              <w:rPr>
+                <w:rFonts w:ascii="Times New Roman" w:hAnsi="Times New Roman" w:eastAsia="宋体"/>
+                <w:b w:val="0"/>
+                <w:sz w:val="18"/>
+              </w:rPr>
+              <w:t>技术白皮书</w:t>
+            </w:r>
+          </w:p>
+        </w:tc>
+        <w:tc>
+          <w:tcPr>
+            <w:tcW w:type="dxa" w:w="2160"/>
+          </w:tcPr>
+          <w:p>
+            <w:r>
+              <w:rPr>
+                <w:rFonts w:ascii="Times New Roman" w:hAnsi="Times New Roman" w:eastAsia="宋体"/>
+                <w:b w:val="0"/>
+                <w:sz w:val="18"/>
+              </w:rPr>
+              <w:t>第1页 第22条</w:t>
+            </w:r>
+          </w:p>
+        </w:tc>
+        <w:tc>
+          <w:tcPr>
+            <w:tcW w:type="dxa" w:w="2160"/>
+          </w:tcPr>
+          <w:p>
+            <w:r>
+              <w:rPr>
+                <w:rFonts w:ascii="Times New Roman" w:hAnsi="Times New Roman" w:eastAsia="宋体"/>
+                <w:b w:val="0"/>
+                <w:sz w:val="18"/>
+              </w:rPr>
+              <w:t>脚踏开关等级 IPX8</w:t>
+            </w:r>
+          </w:p>
+        </w:tc>
+      </w:tr>
+      <w:tr>
+        <w:tc>
+          <w:tcPr>
+            <w:tcW w:type="dxa" w:w="2160"/>
+          </w:tcPr>
+          <w:p>
+            <w:r>
+              <w:rPr>
+                <w:rFonts w:ascii="Times New Roman" w:hAnsi="Times New Roman" w:eastAsia="宋体"/>
+                <w:b w:val="0"/>
+                <w:sz w:val="18"/>
+              </w:rPr>
+              <w:t>22.传输方式</w:t>
+            </w:r>
+          </w:p>
+        </w:tc>
+        <w:tc>
+          <w:tcPr>
+            <w:tcW w:type="dxa" w:w="2160"/>
+          </w:tcPr>
+          <w:p>
+            <w:r>
+              <w:rPr>
+                <w:rFonts w:ascii="Times New Roman" w:hAnsi="Times New Roman" w:eastAsia="宋体"/>
+                <w:b w:val="0"/>
+                <w:sz w:val="18"/>
+              </w:rPr>
+              <w:t>技术白皮书</w:t>
+            </w:r>
+          </w:p>
+        </w:tc>
+        <w:tc>
+          <w:tcPr>
+            <w:tcW w:type="dxa" w:w="2160"/>
+          </w:tcPr>
+          <w:p>
+            <w:r>
+              <w:rPr>
+                <w:rFonts w:ascii="Times New Roman" w:hAnsi="Times New Roman" w:eastAsia="宋体"/>
+                <w:b w:val="0"/>
+                <w:sz w:val="18"/>
+              </w:rPr>
+              <w:t>第1页 第10条</w:t>
+            </w:r>
+          </w:p>
+        </w:tc>
+        <w:tc>
+          <w:tcPr>
+            <w:tcW w:type="dxa" w:w="2160"/>
+          </w:tcPr>
+          <w:p>
+            <w:r>
+              <w:rPr>
+                <w:rFonts w:ascii="Times New Roman" w:hAnsi="Times New Roman" w:eastAsia="宋体"/>
+                <w:b w:val="0"/>
+                <w:sz w:val="18"/>
+              </w:rPr>
+              <w:t>七关节平衡式导光臂，无传输光纤等耗材</w:t>
+            </w:r>
+          </w:p>
+        </w:tc>
+      </w:tr>
+      <w:tr>
+        <w:tc>
+          <w:tcPr>
+            <w:tcW w:type="dxa" w:w="2160"/>
+          </w:tcPr>
+          <w:p>
+            <w:r>
+              <w:rPr>
+                <w:rFonts w:ascii="Times New Roman" w:hAnsi="Times New Roman" w:eastAsia="宋体"/>
+                <w:b w:val="0"/>
+                <w:sz w:val="18"/>
+              </w:rPr>
+              <w:t>23.脉冲模式</w:t>
+            </w:r>
+          </w:p>
+        </w:tc>
+        <w:tc>
+          <w:tcPr>
+            <w:tcW w:type="dxa" w:w="2160"/>
+          </w:tcPr>
+          <w:p>
+            <w:r>
+              <w:rPr>
+                <w:rFonts w:ascii="Times New Roman" w:hAnsi="Times New Roman" w:eastAsia="宋体"/>
+                <w:b w:val="0"/>
+                <w:sz w:val="18"/>
+              </w:rPr>
+              <w:t>检验报告 2024-GL-0320</w:t>
+            </w:r>
+          </w:p>
+        </w:tc>
+        <w:tc>
+          <w:tcPr>
+            <w:tcW w:type="dxa" w:w="2160"/>
+          </w:tcPr>
+          <w:p>
+            <w:r>
+              <w:rPr>
+                <w:rFonts w:ascii="Times New Roman" w:hAnsi="Times New Roman" w:eastAsia="宋体"/>
+                <w:b w:val="0"/>
+                <w:sz w:val="18"/>
+              </w:rPr>
+              <w:t>第3页 序号4（条款2.4）</w:t>
+            </w:r>
+          </w:p>
+        </w:tc>
+        <w:tc>
+          <w:tcPr>
+            <w:tcW w:type="dxa" w:w="2160"/>
+          </w:tcPr>
+          <w:p>
+            <w:r>
+              <w:rPr>
+                <w:rFonts w:ascii="Times New Roman" w:hAnsi="Times New Roman" w:eastAsia="宋体"/>
+                <w:b w:val="0"/>
+                <w:sz w:val="18"/>
+              </w:rPr>
+              <w:t>脉冲输出：单脉冲输出和重复脉冲输出</w:t>
+            </w:r>
+          </w:p>
+        </w:tc>
+      </w:tr>
+      <w:tr>
+        <w:tc>
+          <w:tcPr>
+            <w:tcW w:type="dxa" w:w="2160"/>
+          </w:tcPr>
+          <w:p>
+            <w:r>
+              <w:rPr>
+                <w:rFonts w:ascii="Times New Roman" w:hAnsi="Times New Roman" w:eastAsia="宋体"/>
+                <w:b w:val="0"/>
+                <w:sz w:val="18"/>
+              </w:rPr>
+            </w:r>
+          </w:p>
+        </w:tc>
+        <w:tc>
+          <w:tcPr>
+            <w:tcW w:type="dxa" w:w="2160"/>
+          </w:tcPr>
+          <w:p>
+            <w:r>
+              <w:rPr>
+                <w:rFonts w:ascii="Times New Roman" w:hAnsi="Times New Roman" w:eastAsia="宋体"/>
+                <w:b w:val="0"/>
+                <w:sz w:val="18"/>
+              </w:rPr>
+              <w:t>使用说明书</w:t>
+            </w:r>
+          </w:p>
+        </w:tc>
+        <w:tc>
+          <w:tcPr>
+            <w:tcW w:type="dxa" w:w="2160"/>
+          </w:tcPr>
+          <w:p>
+            <w:r>
+              <w:rPr>
+                <w:rFonts w:ascii="Times New Roman" w:hAnsi="Times New Roman" w:eastAsia="宋体"/>
+                <w:b w:val="0"/>
+                <w:sz w:val="18"/>
+              </w:rPr>
+              <w:t>第13页 3.2.3</w:t>
+            </w:r>
+          </w:p>
+        </w:tc>
+        <w:tc>
+          <w:tcPr>
+            <w:tcW w:type="dxa" w:w="2160"/>
+          </w:tcPr>
+          <w:p>
+            <w:r>
+              <w:rPr>
+                <w:rFonts w:ascii="Times New Roman" w:hAnsi="Times New Roman" w:eastAsia="宋体"/>
+                <w:b w:val="0"/>
+                <w:sz w:val="18"/>
+              </w:rPr>
+              <w:t>单脉冲和重复脉冲输出</w:t>
+            </w:r>
+          </w:p>
+        </w:tc>
+      </w:tr>
+      <w:tr>
+        <w:tc>
+          <w:tcPr>
+            <w:tcW w:type="dxa" w:w="2160"/>
+          </w:tcPr>
+          <w:p>
+            <w:r>
+              <w:rPr>
+                <w:rFonts w:ascii="Times New Roman" w:hAnsi="Times New Roman" w:eastAsia="宋体"/>
+                <w:b w:val="0"/>
+                <w:sz w:val="18"/>
+              </w:rPr>
+              <w:t>24.参数修正功能及升级接口</w:t>
+            </w:r>
+          </w:p>
+        </w:tc>
+        <w:tc>
+          <w:tcPr>
+            <w:tcW w:type="dxa" w:w="2160"/>
+          </w:tcPr>
+          <w:p>
+            <w:r>
+              <w:rPr>
+                <w:rFonts w:ascii="Times New Roman" w:hAnsi="Times New Roman" w:eastAsia="宋体"/>
+                <w:b w:val="0"/>
+                <w:sz w:val="18"/>
+              </w:rPr>
+              <w:t>技术白皮书</w:t>
+            </w:r>
+          </w:p>
+        </w:tc>
+        <w:tc>
+          <w:tcPr>
+            <w:tcW w:type="dxa" w:w="2160"/>
+          </w:tcPr>
+          <w:p>
+            <w:r>
+              <w:rPr>
+                <w:rFonts w:ascii="Times New Roman" w:hAnsi="Times New Roman" w:eastAsia="宋体"/>
+                <w:b w:val="0"/>
+                <w:sz w:val="18"/>
+              </w:rPr>
+              <w:t>第1页 第21条</w:t>
+            </w:r>
+          </w:p>
+        </w:tc>
+        <w:tc>
+          <w:tcPr>
+            <w:tcW w:type="dxa" w:w="2160"/>
+          </w:tcPr>
+          <w:p>
+            <w:r>
+              <w:rPr>
+                <w:rFonts w:ascii="Times New Roman" w:hAnsi="Times New Roman" w:eastAsia="宋体"/>
+                <w:b w:val="0"/>
+                <w:sz w:val="18"/>
+              </w:rPr>
+              <w:t>具有参数修正功能及升级接口</w:t>
+            </w:r>
+          </w:p>
+        </w:tc>
+      </w:tr>
+      <w:tr>
+        <w:tc>
+          <w:tcPr>
+            <w:tcW w:type="dxa" w:w="2160"/>
+          </w:tcPr>
+          <w:p>
+            <w:r>
+              <w:rPr>
+                <w:rFonts w:ascii="Times New Roman" w:hAnsi="Times New Roman" w:eastAsia="宋体"/>
+                <w:b w:val="0"/>
+                <w:sz w:val="18"/>
+              </w:rPr>
+            </w:r>
+          </w:p>
+        </w:tc>
+        <w:tc>
+          <w:tcPr>
+            <w:tcW w:type="dxa" w:w="2160"/>
+          </w:tcPr>
+          <w:p>
+            <w:r>
+              <w:rPr>
+                <w:rFonts w:ascii="Times New Roman" w:hAnsi="Times New Roman" w:eastAsia="宋体"/>
+                <w:b w:val="0"/>
+                <w:sz w:val="18"/>
+              </w:rPr>
+              <w:t>使用说明书</w:t>
+            </w:r>
+          </w:p>
+        </w:tc>
+        <w:tc>
+          <w:tcPr>
+            <w:tcW w:type="dxa" w:w="2160"/>
+          </w:tcPr>
+          <w:p>
+            <w:r>
+              <w:rPr>
+                <w:rFonts w:ascii="Times New Roman" w:hAnsi="Times New Roman" w:eastAsia="宋体"/>
+                <w:b w:val="0"/>
+                <w:sz w:val="18"/>
+              </w:rPr>
+              <w:t>第15页 3.3.1「设置功能」</w:t>
+            </w:r>
+          </w:p>
+        </w:tc>
+        <w:tc>
+          <w:tcPr>
+            <w:tcW w:type="dxa" w:w="2160"/>
+          </w:tcPr>
+          <w:p>
+            <w:r>
+              <w:rPr>
+                <w:rFonts w:ascii="Times New Roman" w:hAnsi="Times New Roman" w:eastAsia="宋体"/>
+                <w:b w:val="0"/>
+                <w:sz w:val="18"/>
+              </w:rPr>
+              <w:t>能量校准、激光器参数设置、维护保养信息管理</w:t>
+            </w:r>
+          </w:p>
+        </w:tc>
+      </w:tr>
+      <w:tr>
+        <w:tc>
+          <w:tcPr>
+            <w:tcW w:type="dxa" w:w="2160"/>
+          </w:tcPr>
+          <w:p>
+            <w:r>
+              <w:rPr>
+                <w:rFonts w:ascii="Times New Roman" w:hAnsi="Times New Roman" w:eastAsia="宋体"/>
+                <w:b w:val="0"/>
+                <w:sz w:val="18"/>
+              </w:rPr>
+              <w:t>25.冷却系统</w:t>
+            </w:r>
+          </w:p>
+        </w:tc>
+        <w:tc>
+          <w:tcPr>
+            <w:tcW w:type="dxa" w:w="2160"/>
+          </w:tcPr>
+          <w:p>
+            <w:r>
+              <w:rPr>
+                <w:rFonts w:ascii="Times New Roman" w:hAnsi="Times New Roman" w:eastAsia="宋体"/>
+                <w:b w:val="0"/>
+                <w:sz w:val="18"/>
+              </w:rPr>
+              <w:t>检验报告 2024-GL-0320</w:t>
+            </w:r>
+          </w:p>
+        </w:tc>
+        <w:tc>
+          <w:tcPr>
+            <w:tcW w:type="dxa" w:w="2160"/>
+          </w:tcPr>
+          <w:p>
+            <w:r>
+              <w:rPr>
+                <w:rFonts w:ascii="Times New Roman" w:hAnsi="Times New Roman" w:eastAsia="宋体"/>
+                <w:b w:val="0"/>
+                <w:sz w:val="18"/>
+              </w:rPr>
+              <w:t>第5页 序号19（条款2.19.1-2.19.4）</w:t>
+            </w:r>
+          </w:p>
+        </w:tc>
+        <w:tc>
+          <w:tcPr>
+            <w:tcW w:type="dxa" w:w="2160"/>
+          </w:tcPr>
+          <w:p>
+            <w:r>
+              <w:rPr>
+                <w:rFonts w:ascii="Times New Roman" w:hAnsi="Times New Roman" w:eastAsia="宋体"/>
+                <w:b w:val="0"/>
+                <w:sz w:val="18"/>
+              </w:rPr>
+              <w:t>双循环水冷+强制风冷，故障停机、无渗漏、双重过滤、水温液位监测</w:t>
+            </w:r>
+          </w:p>
+        </w:tc>
+      </w:tr>
+      <w:tr>
+        <w:tc>
+          <w:tcPr>
+            <w:tcW w:type="dxa" w:w="2160"/>
+          </w:tcPr>
+          <w:p>
+            <w:r>
+              <w:rPr>
+                <w:rFonts w:ascii="Times New Roman" w:hAnsi="Times New Roman" w:eastAsia="宋体"/>
+                <w:b w:val="0"/>
+                <w:sz w:val="18"/>
+              </w:rPr>
+            </w:r>
+          </w:p>
+        </w:tc>
+        <w:tc>
+          <w:tcPr>
+            <w:tcW w:type="dxa" w:w="2160"/>
+          </w:tcPr>
+          <w:p>
+            <w:r>
+              <w:rPr>
+                <w:rFonts w:ascii="Times New Roman" w:hAnsi="Times New Roman" w:eastAsia="宋体"/>
+                <w:b w:val="0"/>
+                <w:sz w:val="18"/>
+              </w:rPr>
+              <w:t>技术白皮书</w:t>
+            </w:r>
+          </w:p>
+        </w:tc>
+        <w:tc>
+          <w:tcPr>
+            <w:tcW w:type="dxa" w:w="2160"/>
+          </w:tcPr>
+          <w:p>
+            <w:r>
+              <w:rPr>
+                <w:rFonts w:ascii="Times New Roman" w:hAnsi="Times New Roman" w:eastAsia="宋体"/>
+                <w:b w:val="0"/>
+                <w:sz w:val="18"/>
+              </w:rPr>
+              <w:t>第1页 第15条</w:t>
+            </w:r>
+          </w:p>
+        </w:tc>
+        <w:tc>
+          <w:tcPr>
+            <w:tcW w:type="dxa" w:w="2160"/>
+          </w:tcPr>
+          <w:p>
+            <w:r>
+              <w:rPr>
+                <w:rFonts w:ascii="Times New Roman" w:hAnsi="Times New Roman" w:eastAsia="宋体"/>
+                <w:b w:val="0"/>
+                <w:sz w:val="18"/>
+              </w:rPr>
+              <w:t>封闭嵌入式内循环水制冷，外循环强风冷却</w:t>
+            </w:r>
+          </w:p>
+        </w:tc>
+      </w:tr>
+      <w:tr>
+        <w:tc>
+          <w:tcPr>
+            <w:tcW w:type="dxa" w:w="2160"/>
+          </w:tcPr>
+          <w:p>
+            <w:r>
+              <w:rPr>
+                <w:rFonts w:ascii="Times New Roman" w:hAnsi="Times New Roman" w:eastAsia="宋体"/>
+                <w:b w:val="0"/>
+                <w:sz w:val="18"/>
+              </w:rPr>
+              <w:t>26.一体化成型激光器</w:t>
+            </w:r>
+          </w:p>
+        </w:tc>
+        <w:tc>
+          <w:tcPr>
+            <w:tcW w:type="dxa" w:w="2160"/>
+          </w:tcPr>
+          <w:p>
+            <w:r>
+              <w:rPr>
+                <w:rFonts w:ascii="Times New Roman" w:hAnsi="Times New Roman" w:eastAsia="宋体"/>
+                <w:b w:val="0"/>
+                <w:sz w:val="18"/>
+              </w:rPr>
+              <w:t>技术白皮书</w:t>
+            </w:r>
+          </w:p>
+        </w:tc>
+        <w:tc>
+          <w:tcPr>
+            <w:tcW w:type="dxa" w:w="2160"/>
+          </w:tcPr>
+          <w:p>
+            <w:r>
+              <w:rPr>
+                <w:rFonts w:ascii="Times New Roman" w:hAnsi="Times New Roman" w:eastAsia="宋体"/>
+                <w:b w:val="0"/>
+                <w:sz w:val="18"/>
+              </w:rPr>
+              <w:t>第1页 第3条</w:t>
+            </w:r>
+          </w:p>
+        </w:tc>
+        <w:tc>
+          <w:tcPr>
+            <w:tcW w:type="dxa" w:w="2160"/>
+          </w:tcPr>
+          <w:p>
+            <w:r>
+              <w:rPr>
+                <w:rFonts w:ascii="Times New Roman" w:hAnsi="Times New Roman" w:eastAsia="宋体"/>
+                <w:b w:val="0"/>
+                <w:sz w:val="18"/>
+              </w:rPr>
+              <w:t>主控振荡与功率放大一体化设计（防震/防潮/防回光/耐温变指标未载明，需补激光器实物图片）</w:t>
+            </w:r>
+          </w:p>
+        </w:tc>
+      </w:tr>
+      <w:tr>
+        <w:tc>
+          <w:tcPr>
+            <w:tcW w:type="dxa" w:w="2160"/>
+          </w:tcPr>
+          <w:p>
+            <w:r>
+              <w:rPr>
+                <w:rFonts w:ascii="Times New Roman" w:hAnsi="Times New Roman" w:eastAsia="宋体"/>
+                <w:b w:val="0"/>
+                <w:sz w:val="18"/>
+              </w:rPr>
+              <w:t>27.设备治疗参数存储记忆功能</w:t>
+            </w:r>
+          </w:p>
+        </w:tc>
+        <w:tc>
+          <w:tcPr>
+            <w:tcW w:type="dxa" w:w="2160"/>
+          </w:tcPr>
+          <w:p>
+            <w:r>
+              <w:rPr>
+                <w:rFonts w:ascii="Times New Roman" w:hAnsi="Times New Roman" w:eastAsia="宋体"/>
+                <w:b w:val="0"/>
+                <w:sz w:val="18"/>
+              </w:rPr>
+              <w:t>技术白皮书</w:t>
+            </w:r>
+          </w:p>
+        </w:tc>
+        <w:tc>
+          <w:tcPr>
+            <w:tcW w:type="dxa" w:w="2160"/>
+          </w:tcPr>
+          <w:p>
+            <w:r>
+              <w:rPr>
+                <w:rFonts w:ascii="Times New Roman" w:hAnsi="Times New Roman" w:eastAsia="宋体"/>
+                <w:b w:val="0"/>
+                <w:sz w:val="18"/>
+              </w:rPr>
+              <w:t>第1页 第21条</w:t>
+            </w:r>
+          </w:p>
+        </w:tc>
+        <w:tc>
+          <w:tcPr>
+            <w:tcW w:type="dxa" w:w="2160"/>
+          </w:tcPr>
+          <w:p>
+            <w:r>
+              <w:rPr>
+                <w:rFonts w:ascii="Times New Roman" w:hAnsi="Times New Roman" w:eastAsia="宋体"/>
+                <w:b w:val="0"/>
+                <w:sz w:val="18"/>
+              </w:rPr>
+              <w:t>设备治疗参数存储记忆</w:t>
+            </w:r>
+          </w:p>
+        </w:tc>
+      </w:tr>
+      <w:tr>
+        <w:tc>
+          <w:tcPr>
+            <w:tcW w:type="dxa" w:w="2160"/>
+          </w:tcPr>
+          <w:p>
+            <w:r>
+              <w:rPr>
+                <w:rFonts w:ascii="Times New Roman" w:hAnsi="Times New Roman" w:eastAsia="宋体"/>
+                <w:b w:val="0"/>
+                <w:sz w:val="18"/>
+              </w:rPr>
+            </w:r>
+          </w:p>
+        </w:tc>
+        <w:tc>
+          <w:tcPr>
+            <w:tcW w:type="dxa" w:w="2160"/>
+          </w:tcPr>
+          <w:p>
+            <w:r>
+              <w:rPr>
+                <w:rFonts w:ascii="Times New Roman" w:hAnsi="Times New Roman" w:eastAsia="宋体"/>
+                <w:b w:val="0"/>
+                <w:sz w:val="18"/>
+              </w:rPr>
+              <w:t>使用说明书</w:t>
+            </w:r>
+          </w:p>
+        </w:tc>
+        <w:tc>
+          <w:tcPr>
+            <w:tcW w:type="dxa" w:w="2160"/>
+          </w:tcPr>
+          <w:p>
+            <w:r>
+              <w:rPr>
+                <w:rFonts w:ascii="Times New Roman" w:hAnsi="Times New Roman" w:eastAsia="宋体"/>
+                <w:b w:val="0"/>
+                <w:sz w:val="18"/>
+              </w:rPr>
+              <w:t>第15页 3.3.1「方案管理功能」</w:t>
+            </w:r>
+          </w:p>
+        </w:tc>
+        <w:tc>
+          <w:tcPr>
+            <w:tcW w:type="dxa" w:w="2160"/>
+          </w:tcPr>
+          <w:p>
+            <w:r>
+              <w:rPr>
+                <w:rFonts w:ascii="Times New Roman" w:hAnsi="Times New Roman" w:eastAsia="宋体"/>
+                <w:b w:val="0"/>
+                <w:sz w:val="18"/>
+              </w:rPr>
+              <w:t>方案新增/编辑/删除/搜索，支持不限数量或限制50条</w:t>
+            </w:r>
+          </w:p>
+        </w:tc>
+      </w:tr>
+      <w:tr>
+        <w:tc>
+          <w:tcPr>
+            <w:tcW w:type="dxa" w:w="2160"/>
+          </w:tcPr>
+          <w:p>
+            <w:r>
+              <w:rPr>
+                <w:rFonts w:ascii="Times New Roman" w:hAnsi="Times New Roman" w:eastAsia="宋体"/>
+                <w:b w:val="0"/>
+                <w:sz w:val="18"/>
+              </w:rPr>
+              <w:t>28.电源需求</w:t>
+            </w:r>
+          </w:p>
+        </w:tc>
+        <w:tc>
+          <w:tcPr>
+            <w:tcW w:type="dxa" w:w="2160"/>
+          </w:tcPr>
+          <w:p>
+            <w:r>
+              <w:rPr>
+                <w:rFonts w:ascii="Times New Roman" w:hAnsi="Times New Roman" w:eastAsia="宋体"/>
+                <w:b w:val="0"/>
+                <w:sz w:val="18"/>
+              </w:rPr>
+              <w:t>使用说明书</w:t>
+            </w:r>
+          </w:p>
+        </w:tc>
+        <w:tc>
+          <w:tcPr>
+            <w:tcW w:type="dxa" w:w="2160"/>
+          </w:tcPr>
+          <w:p>
+            <w:r>
+              <w:rPr>
+                <w:rFonts w:ascii="Times New Roman" w:hAnsi="Times New Roman" w:eastAsia="宋体"/>
+                <w:b w:val="0"/>
+                <w:sz w:val="18"/>
+              </w:rPr>
+              <w:t>第13页 3.1「输入功率/额定输入电压」</w:t>
+            </w:r>
+          </w:p>
+        </w:tc>
+        <w:tc>
+          <w:tcPr>
+            <w:tcW w:type="dxa" w:w="2160"/>
+          </w:tcPr>
+          <w:p>
+            <w:r>
+              <w:rPr>
+                <w:rFonts w:ascii="Times New Roman" w:hAnsi="Times New Roman" w:eastAsia="宋体"/>
+                <w:b w:val="0"/>
+                <w:sz w:val="18"/>
+              </w:rPr>
+              <w:t>输入功率1.5kVA；AC220V，50Hz</w:t>
+            </w:r>
+          </w:p>
+        </w:tc>
+      </w:tr>
+      <w:tr>
+        <w:tc>
+          <w:tcPr>
+            <w:tcW w:type="dxa" w:w="2160"/>
+          </w:tcPr>
+          <w:p>
+            <w:r>
+              <w:rPr>
+                <w:rFonts w:ascii="Times New Roman" w:hAnsi="Times New Roman" w:eastAsia="宋体"/>
+                <w:b w:val="0"/>
+                <w:sz w:val="18"/>
+              </w:rPr>
+            </w:r>
+          </w:p>
+        </w:tc>
+        <w:tc>
+          <w:tcPr>
+            <w:tcW w:type="dxa" w:w="2160"/>
+          </w:tcPr>
+          <w:p>
+            <w:r>
+              <w:rPr>
+                <w:rFonts w:ascii="Times New Roman" w:hAnsi="Times New Roman" w:eastAsia="宋体"/>
+                <w:b w:val="0"/>
+                <w:sz w:val="18"/>
+              </w:rPr>
+              <w:t>技术白皮书</w:t>
+            </w:r>
+          </w:p>
+        </w:tc>
+        <w:tc>
+          <w:tcPr>
+            <w:tcW w:type="dxa" w:w="2160"/>
+          </w:tcPr>
+          <w:p>
+            <w:r>
+              <w:rPr>
+                <w:rFonts w:ascii="Times New Roman" w:hAnsi="Times New Roman" w:eastAsia="宋体"/>
+                <w:b w:val="0"/>
+                <w:sz w:val="18"/>
+              </w:rPr>
+              <w:t>第1页 第24条</w:t>
+            </w:r>
+          </w:p>
+        </w:tc>
+        <w:tc>
+          <w:tcPr>
+            <w:tcW w:type="dxa" w:w="2160"/>
+          </w:tcPr>
+          <w:p>
+            <w:r>
+              <w:rPr>
+                <w:rFonts w:ascii="Times New Roman" w:hAnsi="Times New Roman" w:eastAsia="宋体"/>
+                <w:b w:val="0"/>
+                <w:sz w:val="18"/>
+              </w:rPr>
+              <w:t>AC220V/50Hz，2.0kVA（与说明书1.5kVA口径不一致，投标前须统一）</w:t>
+            </w:r>
+          </w:p>
+        </w:tc>
+      </w:tr>
+      <w:tr>
+        <w:tc>
+          <w:tcPr>
+            <w:tcW w:type="dxa" w:w="2160"/>
+          </w:tcPr>
+          <w:p>
+            <w:r>
+              <w:rPr>
+                <w:rFonts w:ascii="Times New Roman" w:hAnsi="Times New Roman" w:eastAsia="宋体"/>
+                <w:b w:val="0"/>
+                <w:sz w:val="18"/>
+              </w:rPr>
+              <w:t>29.设备重量</w:t>
+            </w:r>
+          </w:p>
+        </w:tc>
+        <w:tc>
+          <w:tcPr>
+            <w:tcW w:type="dxa" w:w="2160"/>
+          </w:tcPr>
+          <w:p>
+            <w:r>
+              <w:rPr>
+                <w:rFonts w:ascii="Times New Roman" w:hAnsi="Times New Roman" w:eastAsia="宋体"/>
+                <w:b w:val="0"/>
+                <w:color w:val="C00000"/>
+                <w:sz w:val="18"/>
+              </w:rPr>
+              <w:t>暂无出处</w:t>
+            </w:r>
+          </w:p>
+        </w:tc>
+        <w:tc>
+          <w:tcPr>
+            <w:tcW w:type="dxa" w:w="2160"/>
+          </w:tcPr>
+          <w:p>
+            <w:r>
+              <w:rPr>
+                <w:rFonts w:ascii="Times New Roman" w:hAnsi="Times New Roman" w:eastAsia="宋体"/>
+                <w:b w:val="0"/>
+                <w:sz w:val="18"/>
+              </w:rPr>
+              <w:t>—</w:t>
+            </w:r>
+          </w:p>
+        </w:tc>
+        <w:tc>
+          <w:tcPr>
+            <w:tcW w:type="dxa" w:w="2160"/>
+          </w:tcPr>
+          <w:p>
+            <w:r>
+              <w:rPr>
+                <w:rFonts w:ascii="Times New Roman" w:hAnsi="Times New Roman" w:eastAsia="宋体"/>
+                <w:b w:val="0"/>
+                <w:color w:val="C00000"/>
+                <w:sz w:val="18"/>
+              </w:rPr>
+              <w:t>说明书3.1/3.2、检验报告、彩页均未载明整机重量，现有资料无法支撑≥130KG的响应值，须由产品部出具盖章参数证明或补充彩页</w:t>
+            </w:r>
+          </w:p>
+        </w:tc>
+      </w:tr>
+      <w:tr>
+        <w:tc>
+          <w:tcPr>
+            <w:tcW w:type="dxa" w:w="2160"/>
+          </w:tcPr>
+          <w:p>
+            <w:r>
+              <w:rPr>
+                <w:rFonts w:ascii="Times New Roman" w:hAnsi="Times New Roman" w:eastAsia="宋体"/>
+                <w:b w:val="0"/>
+                <w:sz w:val="18"/>
+              </w:rPr>
+              <w:t>30.光密度</w:t>
+            </w:r>
+          </w:p>
+        </w:tc>
+        <w:tc>
+          <w:tcPr>
+            <w:tcW w:type="dxa" w:w="2160"/>
+          </w:tcPr>
+          <w:p>
+            <w:r>
+              <w:rPr>
+                <w:rFonts w:ascii="Times New Roman" w:hAnsi="Times New Roman" w:eastAsia="宋体"/>
+                <w:b w:val="0"/>
+                <w:color w:val="C00000"/>
+                <w:sz w:val="18"/>
+              </w:rPr>
+              <w:t>暂无出处</w:t>
+            </w:r>
+          </w:p>
+        </w:tc>
+        <w:tc>
+          <w:tcPr>
+            <w:tcW w:type="dxa" w:w="2160"/>
+          </w:tcPr>
+          <w:p>
+            <w:r>
+              <w:rPr>
+                <w:rFonts w:ascii="Times New Roman" w:hAnsi="Times New Roman" w:eastAsia="宋体"/>
+                <w:b w:val="0"/>
+                <w:sz w:val="18"/>
+              </w:rPr>
+              <w:t>—</w:t>
+            </w:r>
+          </w:p>
+        </w:tc>
+        <w:tc>
+          <w:tcPr>
+            <w:tcW w:type="dxa" w:w="2160"/>
+          </w:tcPr>
+          <w:p>
+            <w:r>
+              <w:rPr>
+                <w:rFonts w:ascii="Times New Roman" w:hAnsi="Times New Roman" w:eastAsia="宋体"/>
+                <w:b w:val="0"/>
+                <w:color w:val="C00000"/>
+                <w:sz w:val="18"/>
+              </w:rPr>
+              <w:t>配置清单序号5仅列「防护眼镜1个」，未载明防护波长范围与光密度OD值、可见光透射比，须补充防护眼镜检测报告</w:t>
+            </w:r>
+          </w:p>
+        </w:tc>
+      </w:tr>
+      <w:tr>
+        <w:tc>
+          <w:tcPr>
+            <w:tcW w:type="dxa" w:w="2160"/>
+          </w:tcPr>
+          <w:p>
+            <w:r>
+              <w:rPr>
+                <w:rFonts w:ascii="Times New Roman" w:hAnsi="Times New Roman" w:eastAsia="宋体"/>
+                <w:b w:val="0"/>
+                <w:sz w:val="18"/>
+              </w:rPr>
+              <w:t>31.产品寿命</w:t>
+            </w:r>
+          </w:p>
+        </w:tc>
+        <w:tc>
+          <w:tcPr>
+            <w:tcW w:type="dxa" w:w="2160"/>
+          </w:tcPr>
+          <w:p>
+            <w:r>
+              <w:rPr>
+                <w:rFonts w:ascii="Times New Roman" w:hAnsi="Times New Roman" w:eastAsia="宋体"/>
+                <w:b w:val="0"/>
+                <w:color w:val="C00000"/>
+                <w:sz w:val="18"/>
+              </w:rPr>
+              <w:t>暂无出处</w:t>
+            </w:r>
+          </w:p>
+        </w:tc>
+        <w:tc>
+          <w:tcPr>
+            <w:tcW w:type="dxa" w:w="2160"/>
+          </w:tcPr>
+          <w:p>
+            <w:r>
+              <w:rPr>
+                <w:rFonts w:ascii="Times New Roman" w:hAnsi="Times New Roman" w:eastAsia="宋体"/>
+                <w:b w:val="0"/>
+                <w:sz w:val="18"/>
+              </w:rPr>
+              <w:t>—</w:t>
+            </w:r>
+          </w:p>
+        </w:tc>
+        <w:tc>
+          <w:tcPr>
+            <w:tcW w:type="dxa" w:w="2160"/>
+          </w:tcPr>
+          <w:p>
+            <w:r>
+              <w:rPr>
+                <w:rFonts w:ascii="Times New Roman" w:hAnsi="Times New Roman" w:eastAsia="宋体"/>
+                <w:b w:val="0"/>
+                <w:color w:val="C00000"/>
+                <w:sz w:val="18"/>
+              </w:rPr>
+              <w:t>索引库未登记</w:t>
             </w:r>
           </w:p>
         </w:tc>
@@ -2708,7 +6135,7 @@
                 <w:b w:val="0"/>
                 <w:sz w:val="21"/>
               </w:rPr>
-              <w:t>产品部/说明书</w:t>
+              <w:t>注册证 国械注准20243091854 第1页「适用范围」</w:t>
             </w:r>
           </w:p>
         </w:tc>
@@ -2739,7 +6166,7 @@
                 <w:b w:val="0"/>
                 <w:sz w:val="21"/>
               </w:rPr>
-              <w:t>操作手柄≥3，光斑直径调节旋钮设置在激光输出手柄上，便于动态调节光斑大小</w:t>
+              <w:t>传输方式：进口七关节重锤式导光臂</w:t>
             </w:r>
           </w:p>
         </w:tc>
@@ -2754,7 +6181,7 @@
                 <w:b w:val="0"/>
                 <w:sz w:val="21"/>
               </w:rPr>
-              <w:t>产品资料未披露该参数（白皮书未披露手具数量）——需查检测报告或询问产品部</w:t>
+              <w:t>功能类需人工比对：要求「传输方式：进口七关节重锤式导光臂」 vs 产品「七关节平衡式导光臂」</w:t>
             </w:r>
           </w:p>
         </w:tc>
@@ -2769,7 +6196,7 @@
                 <w:b w:val="0"/>
                 <w:sz w:val="21"/>
               </w:rPr>
-              <w:t>产品部/说明书</w:t>
+              <w:t>技术白皮书 第1页 第10条</w:t>
             </w:r>
           </w:p>
         </w:tc>
@@ -2800,7 +6227,7 @@
                 <w:b w:val="0"/>
                 <w:sz w:val="21"/>
               </w:rPr>
-              <w:t>激光输出能量不稳定度≤±10%范围</w:t>
+              <w:t>一体化成型激光器:防震、防潮、防回光、耐温变，提高激光器使用寿命(提供第三方检测报告、激光器实物图片</w:t>
             </w:r>
           </w:p>
         </w:tc>
@@ -2830,7 +6257,7 @@
                 <w:b w:val="0"/>
                 <w:sz w:val="21"/>
               </w:rPr>
-              <w:t>产品部/说明书</w:t>
+              <w:t>技术白皮书 第1页 第3条</w:t>
             </w:r>
           </w:p>
         </w:tc>
@@ -2861,7 +6288,7 @@
                 <w:b w:val="0"/>
                 <w:sz w:val="21"/>
               </w:rPr>
-              <w:t>激光输出复现性≥±10%范围</w:t>
+              <w:t>设备重量≥130KG</w:t>
             </w:r>
           </w:p>
         </w:tc>
@@ -2876,7 +6303,7 @@
                 <w:b w:val="0"/>
                 <w:sz w:val="21"/>
               </w:rPr>
-              <w:t>要求无数值，产品侧也无法直接比对</w:t>
+              <w:t>产品资料未披露该参数（说明书3.1/3.2、检验报告、彩页均未载明整机重量；原130KG仅见于内部需求对比表，无对外证明力，须产品部出证明）——需查检测报告或询问产品部</w:t>
             </w:r>
           </w:p>
         </w:tc>
@@ -2891,7 +6318,7 @@
                 <w:b w:val="0"/>
                 <w:sz w:val="21"/>
               </w:rPr>
-              <w:t>产品部/说明书</w:t>
+              <w:t>产品部出证：见附二该条「暂无出处」说明</w:t>
             </w:r>
           </w:p>
         </w:tc>
@@ -2922,7 +6349,7 @@
                 <w:b w:val="0"/>
                 <w:sz w:val="21"/>
               </w:rPr>
-              <w:t>瞄准光输出功率&lt;3.5 mW（第三方检测报告）</w:t>
+              <w:t>激光防护眼镜     产品应配置激光防护眼镜，需满足以下要求：激光防护眼镜上应标明防护的波长范围和光</w:t>
             </w:r>
           </w:p>
         </w:tc>
@@ -2937,7 +6364,7 @@
                 <w:b w:val="0"/>
                 <w:sz w:val="21"/>
               </w:rPr>
-              <w:t>产品资料未披露该参数（白皮书仅写650nm亮度可调，未给功率值）——需查检测报告或询问产品部</w:t>
+              <w:t>参数「光密度」未匹配到产品库（映射表需补充）</w:t>
             </w:r>
           </w:p>
         </w:tc>
@@ -2952,251 +6379,7 @@
                 <w:b w:val="0"/>
                 <w:sz w:val="21"/>
               </w:rPr>
-              <w:t>第三方检测报告 2024-GL-0320</w:t>
-            </w:r>
-          </w:p>
-        </w:tc>
-        <w:tc>
-          <w:tcPr>
-            <w:tcW w:type="dxa" w:w="2160"/>
-          </w:tcPr>
-          <w:p>
-            <w:r>
-              <w:rPr>
-                <w:rFonts w:ascii="Times New Roman" w:hAnsi="Times New Roman" w:eastAsia="宋体"/>
-                <w:b w:val="0"/>
-                <w:sz w:val="24"/>
-              </w:rPr>
-            </w:r>
-          </w:p>
-        </w:tc>
-      </w:tr>
-      <w:tr>
-        <w:tc>
-          <w:tcPr>
-            <w:tcW w:type="dxa" w:w="2160"/>
-          </w:tcPr>
-          <w:p>
-            <w:r>
-              <w:rPr>
-                <w:rFonts w:ascii="Times New Roman" w:hAnsi="Times New Roman" w:eastAsia="宋体"/>
-                <w:b w:val="0"/>
-                <w:sz w:val="21"/>
-              </w:rPr>
-              <w:t>激光输出发散角&lt;0.3 弧度</w:t>
-            </w:r>
-          </w:p>
-        </w:tc>
-        <w:tc>
-          <w:tcPr>
-            <w:tcW w:type="dxa" w:w="2160"/>
-          </w:tcPr>
-          <w:p>
-            <w:r>
-              <w:rPr>
-                <w:rFonts w:ascii="Times New Roman" w:hAnsi="Times New Roman" w:eastAsia="宋体"/>
-                <w:b w:val="0"/>
-                <w:sz w:val="21"/>
-              </w:rPr>
-              <w:t>产品资料未披露该参数（白皮书未披露）——需查检测报告或询问产品部</w:t>
-            </w:r>
-          </w:p>
-        </w:tc>
-        <w:tc>
-          <w:tcPr>
-            <w:tcW w:type="dxa" w:w="2160"/>
-          </w:tcPr>
-          <w:p>
-            <w:r>
-              <w:rPr>
-                <w:rFonts w:ascii="Times New Roman" w:hAnsi="Times New Roman" w:eastAsia="宋体"/>
-                <w:b w:val="0"/>
-                <w:sz w:val="21"/>
-              </w:rPr>
-              <w:t>产品部/说明书</w:t>
-            </w:r>
-          </w:p>
-        </w:tc>
-        <w:tc>
-          <w:tcPr>
-            <w:tcW w:type="dxa" w:w="2160"/>
-          </w:tcPr>
-          <w:p>
-            <w:r>
-              <w:rPr>
-                <w:rFonts w:ascii="Times New Roman" w:hAnsi="Times New Roman" w:eastAsia="宋体"/>
-                <w:b w:val="0"/>
-                <w:sz w:val="24"/>
-              </w:rPr>
-            </w:r>
-          </w:p>
-        </w:tc>
-      </w:tr>
-      <w:tr>
-        <w:tc>
-          <w:tcPr>
-            <w:tcW w:type="dxa" w:w="2160"/>
-          </w:tcPr>
-          <w:p>
-            <w:r>
-              <w:rPr>
-                <w:rFonts w:ascii="Times New Roman" w:hAnsi="Times New Roman" w:eastAsia="宋体"/>
-                <w:b w:val="0"/>
-                <w:sz w:val="21"/>
-              </w:rPr>
-              <w:t>传输方式：进口七关节重锤式导光臂</w:t>
-            </w:r>
-          </w:p>
-        </w:tc>
-        <w:tc>
-          <w:tcPr>
-            <w:tcW w:type="dxa" w:w="2160"/>
-          </w:tcPr>
-          <w:p>
-            <w:r>
-              <w:rPr>
-                <w:rFonts w:ascii="Times New Roman" w:hAnsi="Times New Roman" w:eastAsia="宋体"/>
-                <w:b w:val="0"/>
-                <w:sz w:val="21"/>
-              </w:rPr>
-              <w:t>功能类需人工比对：要求「传输方式：进口七关节重锤式导光臂」 vs 产品「七关节平衡式导光臂」</w:t>
-            </w:r>
-          </w:p>
-        </w:tc>
-        <w:tc>
-          <w:tcPr>
-            <w:tcW w:type="dxa" w:w="2160"/>
-          </w:tcPr>
-          <w:p>
-            <w:r>
-              <w:rPr>
-                <w:rFonts w:ascii="Times New Roman" w:hAnsi="Times New Roman" w:eastAsia="宋体"/>
-                <w:b w:val="0"/>
-                <w:sz w:val="21"/>
-              </w:rPr>
-              <w:t>产品部/说明书</w:t>
-            </w:r>
-          </w:p>
-        </w:tc>
-        <w:tc>
-          <w:tcPr>
-            <w:tcW w:type="dxa" w:w="2160"/>
-          </w:tcPr>
-          <w:p>
-            <w:r>
-              <w:rPr>
-                <w:rFonts w:ascii="Times New Roman" w:hAnsi="Times New Roman" w:eastAsia="宋体"/>
-                <w:b w:val="0"/>
-                <w:sz w:val="24"/>
-              </w:rPr>
-            </w:r>
-          </w:p>
-        </w:tc>
-      </w:tr>
-      <w:tr>
-        <w:tc>
-          <w:tcPr>
-            <w:tcW w:type="dxa" w:w="2160"/>
-          </w:tcPr>
-          <w:p>
-            <w:r>
-              <w:rPr>
-                <w:rFonts w:ascii="Times New Roman" w:hAnsi="Times New Roman" w:eastAsia="宋体"/>
-                <w:b w:val="0"/>
-                <w:sz w:val="21"/>
-              </w:rPr>
-              <w:t>一体化成型激光器:防震、防潮、防回光、耐温变，提高激光器使用寿命(提供第三方检测报告、激光器实物图片</w:t>
-            </w:r>
-          </w:p>
-        </w:tc>
-        <w:tc>
-          <w:tcPr>
-            <w:tcW w:type="dxa" w:w="2160"/>
-          </w:tcPr>
-          <w:p>
-            <w:r>
-              <w:rPr>
-                <w:rFonts w:ascii="Times New Roman" w:hAnsi="Times New Roman" w:eastAsia="宋体"/>
-                <w:b w:val="0"/>
-                <w:sz w:val="21"/>
-              </w:rPr>
-              <w:t>要求无数值，产品侧也无法直接比对</w:t>
-            </w:r>
-          </w:p>
-        </w:tc>
-        <w:tc>
-          <w:tcPr>
-            <w:tcW w:type="dxa" w:w="2160"/>
-          </w:tcPr>
-          <w:p>
-            <w:r>
-              <w:rPr>
-                <w:rFonts w:ascii="Times New Roman" w:hAnsi="Times New Roman" w:eastAsia="宋体"/>
-                <w:b w:val="0"/>
-                <w:sz w:val="21"/>
-              </w:rPr>
-              <w:t>第三方检测报告 2024-GL-0320</w:t>
-            </w:r>
-          </w:p>
-        </w:tc>
-        <w:tc>
-          <w:tcPr>
-            <w:tcW w:type="dxa" w:w="2160"/>
-          </w:tcPr>
-          <w:p>
-            <w:r>
-              <w:rPr>
-                <w:rFonts w:ascii="Times New Roman" w:hAnsi="Times New Roman" w:eastAsia="宋体"/>
-                <w:b w:val="0"/>
-                <w:sz w:val="24"/>
-              </w:rPr>
-            </w:r>
-          </w:p>
-        </w:tc>
-      </w:tr>
-      <w:tr>
-        <w:tc>
-          <w:tcPr>
-            <w:tcW w:type="dxa" w:w="2160"/>
-          </w:tcPr>
-          <w:p>
-            <w:r>
-              <w:rPr>
-                <w:rFonts w:ascii="Times New Roman" w:hAnsi="Times New Roman" w:eastAsia="宋体"/>
-                <w:b w:val="0"/>
-                <w:sz w:val="21"/>
-              </w:rPr>
-              <w:t>激光防护眼镜     产品应配置激光防护眼镜，需满足以下要求：激光防护眼镜上应标明防护的波长范围和光</w:t>
-            </w:r>
-          </w:p>
-        </w:tc>
-        <w:tc>
-          <w:tcPr>
-            <w:tcW w:type="dxa" w:w="2160"/>
-          </w:tcPr>
-          <w:p>
-            <w:r>
-              <w:rPr>
-                <w:rFonts w:ascii="Times New Roman" w:hAnsi="Times New Roman" w:eastAsia="宋体"/>
-                <w:b w:val="0"/>
-                <w:sz w:val="21"/>
-              </w:rPr>
-              <w:t>参数「光密度」未匹配到产品库（映射表需补充）</w:t>
-            </w:r>
-          </w:p>
-        </w:tc>
-        <w:tc>
-          <w:tcPr>
-            <w:tcW w:type="dxa" w:w="2160"/>
-          </w:tcPr>
-          <w:p>
-            <w:r>
-              <w:rPr>
-                <w:rFonts w:ascii="Times New Roman" w:hAnsi="Times New Roman" w:eastAsia="宋体"/>
-                <w:b w:val="0"/>
-                <w:sz w:val="21"/>
-              </w:rPr>
-              <w:t>产品部/说明书</w:t>
+              <w:t>产品部出证：见附二该条「暂无出处」说明</w:t>
             </w:r>
           </w:p>
         </w:tc>
